--- a/droit social dcg/25- negocaition collective principe et mecanisme.docx
+++ b/droit social dcg/25- negocaition collective principe et mecanisme.docx
@@ -8,7 +8,12 @@
         <w:jc w:val="center"/>
       </w:pPr>
       <w:r>
-        <w:t>FICHE 25 : LA N�GOCIATION COLLECTIVE : PRINCIPES ET M�CANISMES</w:t>
+        <w:rPr>
+          <w:b/>
+          <w:color w:val="1F4E79"/>
+          <w:sz w:val="34"/>
+        </w:rPr>
+        <w:t>FICHE 25 : LA N'GOCIATION COLLECTIVE : PRINCIPES ET M'CANISMES</w:t>
       </w:r>
     </w:p>
     <w:p/>
@@ -17,7 +22,12 @@
         <w:pStyle w:val="Heading2"/>
       </w:pPr>
       <w:r>
-        <w:t>PRINCIPES G�N�RAUX SUR LES CONVENTIONS ET ACCORDS COLLECTIFS I �</w:t>
+        <w:rPr>
+          <w:b/>
+          <w:color w:val="006100"/>
+          <w:sz w:val="24"/>
+        </w:rPr>
+        <w:t>PRINCIPES GeN'RAUX SUR LES CONVENTIONS ET ACCORDS COLLECTIFS I e</w:t>
       </w:r>
     </w:p>
     <w:p>
@@ -25,7 +35,12 @@
         <w:pStyle w:val="Heading2"/>
       </w:pPr>
       <w:r>
-        <w:t>D�FINITIONS ET DISTINCTION A �</w:t>
+        <w:rPr>
+          <w:b/>
+          <w:color w:val="2F5496"/>
+          <w:sz w:val="24"/>
+        </w:rPr>
+        <w:t>D'FINITIONS ET DISTINCTION A e</w:t>
       </w:r>
     </w:p>
     <w:p>
@@ -33,11 +48,21 @@
         <w:pStyle w:val="Heading2"/>
       </w:pPr>
       <w:r>
+        <w:rPr>
+          <w:b/>
+          <w:color w:val="2F5496"/>
+          <w:sz w:val="24"/>
+        </w:rPr>
         <w:t>LA DISTINCTION ENTRE CONVENTION ET ACCORD COLLECTIF</w:t>
       </w:r>
     </w:p>
     <w:p>
       <w:r>
+        <w:rPr>
+          <w:b w:val="0"/>
+          <w:color w:val="000000"/>
+          <w:sz w:val="22"/>
+        </w:rPr>
         <w:t>?</w:t>
       </w:r>
     </w:p>
@@ -46,16 +71,31 @@
         <w:pStyle w:val="ListBullet"/>
       </w:pPr>
       <w:r>
-        <w:t>La convention collective porte sur l�ensemble des conditions de travail et de protection sociale (dur�e du travail, -</w:t>
+        <w:rPr>
+          <w:b w:val="0"/>
+          <w:color w:val="000000"/>
+          <w:sz w:val="22"/>
+        </w:rPr>
+        <w:t>La convention collective porte sur l'ensemble des conditions de travail et de protection sociale (duree du travail,</w:t>
       </w:r>
     </w:p>
     <w:p>
       <w:r>
-        <w:t>r�mun�ration, cong�s, licenciement, d�mission�). Le texte initial est ensuite compl�t� progressivement par des</w:t>
+        <w:rPr>
+          <w:b w:val="0"/>
+          <w:color w:val="000000"/>
+          <w:sz w:val="22"/>
+        </w:rPr>
+        <w:t>remuneration, conges, licenciement, d'missione). Le texte initial est ensuite complet' progressivement par des</w:t>
       </w:r>
     </w:p>
     <w:p>
       <w:r>
+        <w:rPr>
+          <w:b w:val="0"/>
+          <w:color w:val="000000"/>
+          <w:sz w:val="22"/>
+        </w:rPr>
         <w:t>avenants et des annexes.</w:t>
       </w:r>
     </w:p>
@@ -64,27 +104,52 @@
         <w:pStyle w:val="ListBullet"/>
       </w:pPr>
       <w:r>
-        <w:t>L�accord collectif ne concerne que certains th�mes. Sa port�e est donc limit�e � un ou plusieurs aspects d�termin�s -</w:t>
+        <w:rPr>
+          <w:b w:val="0"/>
+          <w:color w:val="000000"/>
+          <w:sz w:val="22"/>
+        </w:rPr>
+        <w:t>L'accord collectif ne concerne que certains themes. Sa portee est donc limitee e un ou plusieurs aspects d'termines</w:t>
       </w:r>
     </w:p>
     <w:p>
       <w:r>
-        <w:t>(accord sur les salaires, accord sur l��galit� professionnelle�).</w:t>
+        <w:rPr>
+          <w:b w:val="0"/>
+          <w:color w:val="000000"/>
+          <w:sz w:val="22"/>
+        </w:rPr>
+        <w:t>(accord sur les salaires, accord sur l'egalite professionnellee).</w:t>
       </w:r>
     </w:p>
     <w:p>
       <w:r>
-        <w:t>Ces textes contiennent un pr�ambule pr�sentant ses objectifs ainsi qu�un r�sum� de son contenu. Sauf cas particuliers,</w:t>
+        <w:rPr>
+          <w:b w:val="0"/>
+          <w:color w:val="000000"/>
+          <w:sz w:val="22"/>
+        </w:rPr>
+        <w:t>Ces textes contiennent un preambule presentant ses objectifs ainsi qu'un resume de son contenu. Sauf cas particuliers,</w:t>
       </w:r>
     </w:p>
     <w:p>
       <w:r>
-        <w:t>son absence n�est pas de nature � entra�ner la nullit� de l�accord. La dur�e d�application des textes est de 5 ans, sauf</w:t>
+        <w:rPr>
+          <w:b w:val="0"/>
+          <w:color w:val="000000"/>
+          <w:sz w:val="22"/>
+        </w:rPr>
+        <w:t>son absence n'est pas de nature e entraener la nullite de l'accord. La duree d'application des textes est de 5 ans, sauf</w:t>
       </w:r>
     </w:p>
     <w:p>
       <w:r>
-        <w:t>stipulation diff�rente.</w:t>
+        <w:rPr>
+          <w:b w:val="0"/>
+          <w:color w:val="000000"/>
+          <w:sz w:val="22"/>
+        </w:rPr>
+        <w:t>stipulation differente.</w:t>
       </w:r>
     </w:p>
     <w:p>
@@ -92,67 +157,132 @@
         <w:pStyle w:val="Heading2"/>
       </w:pPr>
       <w:r>
-        <w:t>LA LIMITATION G�OGRAPHIQUE ET PROFESSIONNELLE DES TEXTES</w:t>
+        <w:rPr>
+          <w:b/>
+          <w:color w:val="2F5496"/>
+          <w:sz w:val="24"/>
+        </w:rPr>
+        <w:t>LA LIMITATION GeOGRAPHIQUE ET PROFESSIONNELLE DES TEXTES</w:t>
       </w:r>
     </w:p>
     <w:p>
       <w:r>
+        <w:rPr>
+          <w:b w:val="0"/>
+          <w:color w:val="000000"/>
+          <w:sz w:val="22"/>
+        </w:rPr>
         <w:t>?</w:t>
       </w:r>
     </w:p>
     <w:p>
       <w:r>
-        <w:t>Les conventions et accords collectifs peuvent couvrir un champ territorial national, r�gional, �</w:t>
+        <w:rPr>
+          <w:b w:val="0"/>
+          <w:color w:val="000000"/>
+          <w:sz w:val="22"/>
+        </w:rPr>
+        <w:t>Les conventions et accords collectifs peuvent couvrir un champ territorial national, regional, e</w:t>
       </w:r>
     </w:p>
     <w:p>
       <w:r>
-        <w:t>d�partemental ou local (au niveau de l��tablissement, de l�entreprise ou du groupe).</w:t>
+        <w:rPr>
+          <w:b w:val="0"/>
+          <w:color w:val="000000"/>
+          <w:sz w:val="22"/>
+        </w:rPr>
+        <w:t>d'partemental ou local (au niveau de l'etablissement, de l'entreprise ou du groupe).</w:t>
       </w:r>
     </w:p>
     <w:p>
       <w:r>
-        <w:t>Les accords interprofessionnels. Ils couvrent l�ensemble des branches d�activit�s et sont la plupart du temps �</w:t>
+        <w:rPr>
+          <w:b w:val="0"/>
+          <w:color w:val="000000"/>
+          <w:sz w:val="22"/>
+        </w:rPr>
+        <w:t>Les accords interprofessionnels. Ils couvrent l'ensemble des branches d'activites et sont la plupart du temps e</w:t>
       </w:r>
     </w:p>
     <w:p>
       <w:r>
-        <w:t>conclus au niveau national (Accord national interprofessionnel ANI). Par exemple, l�accord national inter-</w:t>
+        <w:rPr>
+          <w:b w:val="0"/>
+          <w:color w:val="000000"/>
+          <w:sz w:val="22"/>
+        </w:rPr>
+        <w:t>conclus au niveau national (Accord national interprofessionnel ANI). Par exemple, l'accord national inter-</w:t>
       </w:r>
     </w:p>
     <w:p>
       <w:r>
-        <w:t>professionnel du 11 janvier 2013 pour un nouveau mod�le �conomique et social au service de la comp�titivit� et</w:t>
+        <w:rPr>
+          <w:b w:val="0"/>
+          <w:color w:val="000000"/>
+          <w:sz w:val="22"/>
+        </w:rPr>
+        <w:t>professionnel du 11 janvier 2013 pour un nouveau modele economique et social au service de la competitivite et</w:t>
       </w:r>
     </w:p>
     <w:p>
       <w:r>
-        <w:t>l�emploi ou encore celui sign� le 26 mars 2010 sur la pr�vention du harc�lement et des violences au travail.</w:t>
+        <w:rPr>
+          <w:b w:val="0"/>
+          <w:color w:val="000000"/>
+          <w:sz w:val="22"/>
+        </w:rPr>
+        <w:t>l'emploi ou encore celui signe le 26 mars 2010 sur la prevention du harcelement et des violences au travail.</w:t>
       </w:r>
     </w:p>
     <w:p>
       <w:r>
-        <w:t>Les conventions collectives de branche et les accords professionnels. Ils sont conclus au niveau d�une �</w:t>
+        <w:rPr>
+          <w:b w:val="0"/>
+          <w:color w:val="000000"/>
+          <w:sz w:val="22"/>
+        </w:rPr>
+        <w:t>Les conventions collectives de branche et les accords professionnels. Ils sont conclus au niveau d'une e</w:t>
       </w:r>
     </w:p>
     <w:p>
       <w:r>
-        <w:t>branche d�activit� d�termin�e, c�est-�-dire d�un champ professionnel d�fini. Par exemple la chimie, la</w:t>
+        <w:rPr>
+          <w:b w:val="0"/>
+          <w:color w:val="000000"/>
+          <w:sz w:val="22"/>
+        </w:rPr>
+        <w:t>branche d'activite d'terminee, c'est-e-dire d'un champ professionnel d'fini. Par exemple la chimie, la</w:t>
       </w:r>
     </w:p>
     <w:p>
       <w:r>
-        <w:t>m�tallurgie, l�h�tellerie�</w:t>
+        <w:rPr>
+          <w:b w:val="0"/>
+          <w:color w:val="000000"/>
+          <w:sz w:val="22"/>
+        </w:rPr>
+        <w:t>m'tallurgie, l'hetelleriee</w:t>
       </w:r>
     </w:p>
     <w:p>
       <w:r>
-        <w:t>C�est en mati�re de branche que la loi du 8 ao�t 2016 est venue innover, donnant lieu � de vives controverses. La loi confie</w:t>
+        <w:rPr>
+          <w:b w:val="0"/>
+          <w:color w:val="000000"/>
+          <w:sz w:val="22"/>
+        </w:rPr>
+        <w:t>C'est en matiere de branche que la loi du 8 aoet 2016 est venue innover, donnant lieu e de vives controverses. La loi confie</w:t>
       </w:r>
     </w:p>
     <w:p>
       <w:r>
-        <w:t>ainsi aux branches diff�rentes missions :</w:t>
+        <w:rPr>
+          <w:b w:val="0"/>
+          <w:color w:val="000000"/>
+          <w:sz w:val="22"/>
+        </w:rPr>
+        <w:t>ainsi aux branches differentes missions :</w:t>
       </w:r>
     </w:p>
     <w:p>
@@ -160,17 +290,32 @@
         <w:pStyle w:val="ListBullet"/>
       </w:pPr>
       <w:r>
-        <w:t>d�finir, par la n�gociation, les garanties applicables aux salari�s en mati�re de salaires minimaux, de classifications, -</w:t>
+        <w:rPr>
+          <w:b w:val="0"/>
+          <w:color w:val="000000"/>
+          <w:sz w:val="22"/>
+        </w:rPr>
+        <w:t>d'finir, par la n'gociation, les garanties applicables aux salaries en matiere de salaires minimaux, de classifications,</w:t>
       </w:r>
     </w:p>
     <w:p>
       <w:r>
-        <w:t>de garanties collectives compl�mentaires, de mutualisation des fonds de la formation professionnelle, de</w:t>
+        <w:rPr>
+          <w:b w:val="0"/>
+          <w:color w:val="000000"/>
+          <w:sz w:val="22"/>
+        </w:rPr>
+        <w:t>de garanties collectives complementaires, de mutualisation des fonds de la formation professionnelle, de</w:t>
       </w:r>
     </w:p>
     <w:p>
       <w:r>
-        <w:t>pr�vention de la p�nibilit�, et d��galit� professionnelle entre les femmes et les hommes ;</w:t>
+        <w:rPr>
+          <w:b w:val="0"/>
+          <w:color w:val="000000"/>
+          <w:sz w:val="22"/>
+        </w:rPr>
+        <w:t>prevention de la penibilite, et d'egalite professionnelle entre les femmes et les hommes ;</w:t>
       </w:r>
     </w:p>
     <w:p>
@@ -178,11 +323,21 @@
         <w:pStyle w:val="ListBullet"/>
       </w:pPr>
       <w:r>
-        <w:t>�finir, par la n�gociation, les th�mes sur lesquels les conventions et accords d�entreprise ne peuvent �tre moins -</w:t>
+        <w:rPr>
+          <w:b w:val="0"/>
+          <w:color w:val="000000"/>
+          <w:sz w:val="22"/>
+        </w:rPr>
+        <w:t>efinir, par la n'gociation, les themes sur lesquels les conventions et accords d'entreprise ne peuvent etre moins</w:t>
       </w:r>
     </w:p>
     <w:p>
       <w:r>
+        <w:rPr>
+          <w:b w:val="0"/>
+          <w:color w:val="000000"/>
+          <w:sz w:val="22"/>
+        </w:rPr>
         <w:t>favorables que les conventions et accords conclus au niveau de la branche ;</w:t>
       </w:r>
     </w:p>
@@ -191,22 +346,42 @@
         <w:pStyle w:val="ListBullet"/>
       </w:pPr>
       <w:r>
-        <w:t>r�guler la concurrence entre les entreprises relevant de son champ d�application. -</w:t>
+        <w:rPr>
+          <w:b w:val="0"/>
+          <w:color w:val="000000"/>
+          <w:sz w:val="22"/>
+        </w:rPr>
+        <w:t>reguler la concurrence entre les entreprises relevant de son champ d'application.</w:t>
       </w:r>
     </w:p>
     <w:p>
       <w:r>
-        <w:t>� cet effet, est institu�e par la n�gociation collective, une commission paritaire permanente dans chaque branche.</w:t>
+        <w:rPr>
+          <w:b w:val="0"/>
+          <w:color w:val="000000"/>
+          <w:sz w:val="22"/>
+        </w:rPr>
+        <w:t>e cet effet, est instituee par la n'gociation collective, une commission paritaire permanente dans chaque branche.</w:t>
       </w:r>
     </w:p>
     <w:p>
       <w:r>
-        <w:t>Remplissant une mission d�int�r�t g�n�ral, elle repr�sente les entreprises entrant dans son champ d�application vis-�-</w:t>
+        <w:rPr>
+          <w:b w:val="0"/>
+          <w:color w:val="000000"/>
+          <w:sz w:val="22"/>
+        </w:rPr>
+        <w:t>Remplissant une mission d'interet gen'ral, elle represente les entreprises entrant dans son champ d'application vis-e-</w:t>
       </w:r>
     </w:p>
     <w:p>
       <w:r>
-        <w:t>vis des pouvoirs publics et exerce un r�le de veille en mati�re d�emploi et de conditions de travail notamment.</w:t>
+        <w:rPr>
+          <w:b w:val="0"/>
+          <w:color w:val="000000"/>
+          <w:sz w:val="22"/>
+        </w:rPr>
+        <w:t>vis des pouvoirs publics et exerce un rele de veille en matiere d'emploi et de conditions de travail notamment.</w:t>
       </w:r>
     </w:p>
     <w:p>
@@ -214,7 +389,12 @@
         <w:pStyle w:val="Heading2"/>
       </w:pPr>
       <w:r>
-        <w:t>D�TERMINATION DE LA CONVENTION COLLECTIVE APPLICABLE B �</w:t>
+        <w:rPr>
+          <w:b/>
+          <w:color w:val="2F5496"/>
+          <w:sz w:val="24"/>
+        </w:rPr>
+        <w:t>D'TERMINATION DE LA CONVENTION COLLECTIVE APPLICABLE B e</w:t>
       </w:r>
     </w:p>
     <w:p>
@@ -222,11 +402,21 @@
         <w:pStyle w:val="Heading2"/>
       </w:pPr>
       <w:r>
-        <w:t>PRINCIPES DE D�TERMINATION DE LA CONVENTION COLLECTIVE APPLICABLE</w:t>
+        <w:rPr>
+          <w:b/>
+          <w:color w:val="006100"/>
+          <w:sz w:val="24"/>
+        </w:rPr>
+        <w:t>PRINCIPES DE D'TERMINATION DE LA CONVENTION COLLECTIVE APPLICABLE</w:t>
       </w:r>
     </w:p>
     <w:p>
       <w:r>
+        <w:rPr>
+          <w:b w:val="0"/>
+          <w:color w:val="006100"/>
+          <w:sz w:val="22"/>
+        </w:rPr>
         <w:t>?</w:t>
       </w:r>
     </w:p>
@@ -235,76 +425,151 @@
         <w:pStyle w:val="ListBullet"/>
       </w:pPr>
       <w:r>
-        <w:t>Le crit�re de l�activit� �conomique de l�entreprise et du champ professionnel -</w:t>
+        <w:rPr>
+          <w:b w:val="0"/>
+          <w:color w:val="006100"/>
+          <w:sz w:val="22"/>
+        </w:rPr>
+        <w:t>Le critere de l'activite economique de l'entreprise et du champ professionnel</w:t>
       </w:r>
     </w:p>
     <w:p>
       <w:r>
-        <w:t>Par principe, la convention collective applicable est d�termin�e par l�activit� exerc�e par l�entreprise et non par</w:t>
+        <w:rPr>
+          <w:b w:val="0"/>
+          <w:color w:val="006100"/>
+          <w:sz w:val="22"/>
+        </w:rPr>
+        <w:t>Par principe, la convention collective applicable est d'terminee par l'activite exercee par l'entreprise et non par</w:t>
       </w:r>
     </w:p>
     <w:p>
       <w:r>
-        <w:t>l�activit� du salari�. Cette recherche est facilit�e par le code NAF de l�entreprise. Attribu� par l�INSEE en fonction de</w:t>
+        <w:rPr>
+          <w:b w:val="0"/>
+          <w:color w:val="006100"/>
+          <w:sz w:val="22"/>
+        </w:rPr>
+        <w:t>l'activite du salarie. Cette recherche est facilitee par le code NAF de l'entreprise. Attribue par l'INSEE en fonction de</w:t>
       </w:r>
     </w:p>
     <w:p>
       <w:r>
-        <w:t>l�activit� de rattachement de l�entreprise, ce code n�a cependant qu�une valeur indicative. C�est en effet l�activit�</w:t>
+        <w:rPr>
+          <w:b w:val="0"/>
+          <w:color w:val="006100"/>
+          <w:sz w:val="22"/>
+        </w:rPr>
+        <w:t>l'activite de rattachement de l'entreprise, ce code n'a cependant qu'une valeur indicative. C'est en effet l'activite</w:t>
       </w:r>
     </w:p>
     <w:p>
       <w:r>
-        <w:t>effectivement exerc�e qui est d�terminante (L 2261-2 C. trav.) et autorise celui qui s�en pr�vaut d�en rapporter la</w:t>
+        <w:rPr>
+          <w:b w:val="0"/>
+          <w:color w:val="006100"/>
+          <w:sz w:val="22"/>
+        </w:rPr>
+        <w:t>effectivement exercee qui est d'terminante (L 2261-2 C. trav.) et autorise celui qui s'en prevaut d'en rapporter la</w:t>
       </w:r>
     </w:p>
     <w:p>
       <w:r>
-        <w:t>preuve. En cas de pluralit� d�activit�s, le rattachement de l�entreprise � une convention collective s�analyse au regard de</w:t>
+        <w:rPr>
+          <w:b w:val="0"/>
+          <w:color w:val="006100"/>
+          <w:sz w:val="22"/>
+        </w:rPr>
+        <w:t>preuve. En cas de pluralite d'activites, le rattachement de l'entreprise e une convention collective s'analyse au regard de</w:t>
       </w:r>
     </w:p>
     <w:p>
       <w:r>
-        <w:t>son activit� principale dont l�appr�ciation d�pend du nombre de salari� si l�entreprise est industrielle ou du montant du</w:t>
+        <w:rPr>
+          <w:b w:val="0"/>
+          <w:color w:val="006100"/>
+          <w:sz w:val="22"/>
+        </w:rPr>
+        <w:t>son activite principale dont l'appreciation d'pend du nombre de salarie si l'entreprise est industrielle ou du montant du</w:t>
       </w:r>
     </w:p>
     <w:p>
       <w:r>
-        <w:t>chiffre d�affaires si l�entreprise est commerciale (art. L 2261-2. C.trav.). � cet �gard et pour �viter des chevauchements</w:t>
+        <w:rPr>
+          <w:b w:val="0"/>
+          <w:color w:val="006100"/>
+          <w:sz w:val="22"/>
+        </w:rPr>
+        <w:t>chiffre d'affaires si l'entreprise est commerciale (art. L 2261-2. C.trav.). e cet egard et pour eviter des chevauchements</w:t>
       </w:r>
     </w:p>
     <w:p>
       <w:r>
-        <w:t>de normes, les entreprises pouvant en �tre l�objet peuvent librement instituer des clauses de d�partage r�ciproques</w:t>
+        <w:rPr>
+          <w:b w:val="0"/>
+          <w:color w:val="006100"/>
+          <w:sz w:val="22"/>
+        </w:rPr>
+        <w:t>de normes, les entreprises pouvant en etre l'objet peuvent librement instituer des clauses de d'partage reciproques</w:t>
       </w:r>
     </w:p>
     <w:p>
       <w:r>
-        <w:t>facilitant la d�termination de la convention applicable.</w:t>
+        <w:rPr>
+          <w:b w:val="0"/>
+          <w:color w:val="006100"/>
+          <w:sz w:val="22"/>
+        </w:rPr>
+        <w:t>facilitant la d'termination de la convention applicable.</w:t>
       </w:r>
     </w:p>
     <w:p>
       <w:r>
-        <w:t>En toute hypoth�se, il ne peut �tre appliqu� qu�une seule convention collective dans les relations collectives de travail.</w:t>
+        <w:rPr>
+          <w:b w:val="0"/>
+          <w:color w:val="006100"/>
+          <w:sz w:val="22"/>
+        </w:rPr>
+        <w:t>En toute hypothese, il ne peut etre applique qu'une seule convention collective dans les relations collectives de travail.</w:t>
       </w:r>
     </w:p>
     <w:p>
       <w:r>
+        <w:rPr>
+          <w:b w:val="0"/>
+          <w:color w:val="006100"/>
+          <w:sz w:val="22"/>
+        </w:rPr>
         <w:t>112</w:t>
       </w:r>
     </w:p>
     <w:p>
       <w:r>
-        <w:t>�ditions Corroy � 4 rue de Villars, 42000 Saint-�tienne � 04 77 79 92 46 � infos@editions-corroy.fr</w:t>
+        <w:rPr>
+          <w:b w:val="0"/>
+          <w:color w:val="006100"/>
+          <w:sz w:val="22"/>
+        </w:rPr>
+        <w:t>editions Corroy e 4 rue de Villars, 42000 Saint-etienne e 04 77 79 92 46 e infos@editions-corroy.fr</w:t>
       </w:r>
     </w:p>
     <w:p>
       <w:r>
-        <w:t>COLLECTION DCG UE 3 � Droit social - Fiches de cours</w:t>
+        <w:rPr>
+          <w:b w:val="0"/>
+          <w:color w:val="006100"/>
+          <w:sz w:val="22"/>
+        </w:rPr>
+        <w:t>COLLECTION DCG UE 3 e Droit social - Fiches de cours</w:t>
       </w:r>
     </w:p>
     <w:p>
       <w:r>
+        <w:rPr>
+          <w:b w:val="0"/>
+          <w:color w:val="006100"/>
+          <w:sz w:val="22"/>
+        </w:rPr>
         <w:t>DCGUE3F.qxp_DCGUE3F 24/07/2025 10:26 Page 112</w:t>
       </w:r>
     </w:p>
@@ -313,22 +578,42 @@
         <w:pStyle w:val="ListBullet"/>
       </w:pPr>
       <w:r>
-        <w:t>Le crit�re territorial -</w:t>
+        <w:rPr>
+          <w:b w:val="0"/>
+          <w:color w:val="006100"/>
+          <w:sz w:val="22"/>
+        </w:rPr>
+        <w:t>Le critere territorial</w:t>
       </w:r>
     </w:p>
     <w:p>
       <w:r>
+        <w:rPr>
+          <w:b w:val="0"/>
+          <w:color w:val="006100"/>
+          <w:sz w:val="22"/>
+        </w:rPr>
         <w:t>Sur ce point, les principes sont simples puisque territorialement, les conventions et accords peuvent avoir un domaine</w:t>
       </w:r>
     </w:p>
     <w:p>
       <w:r>
-        <w:t>d�application national, r�gional, d�partemental ou local, c�est-�-dire dans le dernier cas, au niveau de l��tablissement, de</w:t>
+        <w:rPr>
+          <w:b w:val="0"/>
+          <w:color w:val="006100"/>
+          <w:sz w:val="22"/>
+        </w:rPr>
+        <w:t>d'application national, regional, d'partemental ou local, c'est-e-dire dans le dernier cas, au niveau de l'etablissement, de</w:t>
       </w:r>
     </w:p>
     <w:p>
       <w:r>
-        <w:t>l�entreprise ou du groupe. C�est le texte lui-m�me qui d�termine la port�e g�ographique de son contenu.</w:t>
+        <w:rPr>
+          <w:b w:val="0"/>
+          <w:color w:val="006100"/>
+          <w:sz w:val="22"/>
+        </w:rPr>
+        <w:t>l'entreprise ou du groupe. C'est le texte lui-m'me qui d'termine la portee geographique de son contenu.</w:t>
       </w:r>
     </w:p>
     <w:p>
@@ -336,11 +621,21 @@
         <w:pStyle w:val="Heading2"/>
       </w:pPr>
       <w:r>
-        <w:t>L�ASSUJETTISSEMENT OBLIGATOIRE DE L�EMPLOYEUR</w:t>
+        <w:rPr>
+          <w:b/>
+          <w:color w:val="2F5496"/>
+          <w:sz w:val="24"/>
+        </w:rPr>
+        <w:t>L'ASSUJETTISSEMENT OBLIGATOIRE DE L'EMPLOYEUR</w:t>
       </w:r>
     </w:p>
     <w:p>
       <w:r>
+        <w:rPr>
+          <w:b w:val="0"/>
+          <w:color w:val="000000"/>
+          <w:sz w:val="22"/>
+        </w:rPr>
         <w:t>?</w:t>
       </w:r>
     </w:p>
@@ -349,27 +644,52 @@
         <w:pStyle w:val="ListBullet"/>
       </w:pPr>
       <w:r>
-        <w:t>L�appartenance de l�employeur � l�organisme signataire -</w:t>
+        <w:rPr>
+          <w:b w:val="0"/>
+          <w:color w:val="000000"/>
+          <w:sz w:val="22"/>
+        </w:rPr>
+        <w:t>L'appartenance de l'employeur e l'organisme signataire</w:t>
       </w:r>
     </w:p>
     <w:p>
       <w:r>
-        <w:t>L�employeur est contraint d�appliquer les dispositions d�une convention collective d�s lors qu�il en est le signataire ou</w:t>
+        <w:rPr>
+          <w:b w:val="0"/>
+          <w:color w:val="000000"/>
+          <w:sz w:val="22"/>
+        </w:rPr>
+        <w:t>L'employeur est contraint d'appliquer les dispositions d'une convention collective d's lors qu'il en est le signataire ou</w:t>
       </w:r>
     </w:p>
     <w:p>
       <w:r>
-        <w:t>qu�il fait partie d�une organisation patronale signataire. La convention est alors applicable aux entreprises qui entrent</w:t>
+        <w:rPr>
+          <w:b w:val="0"/>
+          <w:color w:val="000000"/>
+          <w:sz w:val="22"/>
+        </w:rPr>
+        <w:t>qu'il fait partie d'une organisation patronale signataire. La convention est alors applicable aux entreprises qui entrent</w:t>
       </w:r>
     </w:p>
     <w:p>
       <w:r>
-        <w:t>dans son champ d�application territorial et professionnel. Cet engagement automatique vaut pour l�acte en cause mais</w:t>
+        <w:rPr>
+          <w:b w:val="0"/>
+          <w:color w:val="000000"/>
+          <w:sz w:val="22"/>
+        </w:rPr>
+        <w:t>dans son champ d'application territorial et professionnel. Cet engagement automatique vaut pour l'acte en cause mais</w:t>
       </w:r>
     </w:p>
     <w:p>
       <w:r>
-        <w:t>aussi pour les textes futurs, tels qu�avenants ou annexes � compter de leur entr�e en vigueur.</w:t>
+        <w:rPr>
+          <w:b w:val="0"/>
+          <w:color w:val="000000"/>
+          <w:sz w:val="22"/>
+        </w:rPr>
+        <w:t>aussi pour les textes futurs, tels qu'avenants ou annexes e compter de leur entree en vigueur.</w:t>
       </w:r>
     </w:p>
     <w:p>
@@ -377,52 +697,102 @@
         <w:pStyle w:val="ListBullet"/>
       </w:pPr>
       <w:r>
-        <w:t>Les proc�dures d�extension et d��largissement -</w:t>
+        <w:rPr>
+          <w:b w:val="0"/>
+          <w:color w:val="000000"/>
+          <w:sz w:val="22"/>
+        </w:rPr>
+        <w:t>Les procedures d'extension et d'elargissement</w:t>
       </w:r>
     </w:p>
     <w:p>
       <w:r>
-        <w:t>Dans deux hypoth�ses, la convention collective � vocation � s�appliquer en l�absence m�me d�adh�sion de l�employeur</w:t>
+        <w:rPr>
+          <w:b w:val="0"/>
+          <w:color w:val="000000"/>
+          <w:sz w:val="22"/>
+        </w:rPr>
+        <w:t>Dans deux hypotheses, la convention collective e vocation e s'appliquer en l'absence m'me d'adhesion de l'employeur</w:t>
       </w:r>
     </w:p>
     <w:p>
       <w:r>
-        <w:t>au groupement patronal signataire ou de participation personnelle � la conclusion de la convention. En effet, le ministre</w:t>
+        <w:rPr>
+          <w:b w:val="0"/>
+          <w:color w:val="000000"/>
+          <w:sz w:val="22"/>
+        </w:rPr>
+        <w:t>au groupement patronal signataire ou de participation personnelle e la conclusion de la convention. En effet, le ministre</w:t>
       </w:r>
     </w:p>
     <w:p>
       <w:r>
-        <w:t>du Travail peut, par voie d�arr�t�, �tendre ou �largir le champ d�application d�un texte existant.</w:t>
+        <w:rPr>
+          <w:b w:val="0"/>
+          <w:color w:val="000000"/>
+          <w:sz w:val="22"/>
+        </w:rPr>
+        <w:t>du Travail peut, par voie d'arret', etendre ou elargir le champ d'application d'un texte existant.</w:t>
       </w:r>
     </w:p>
     <w:p>
       <w:r>
-        <w:t>L�extension. Elle consiste, par voie minist�rielle, � �tendre l�application d�une convention collective � toutes les �</w:t>
+        <w:rPr>
+          <w:b w:val="0"/>
+          <w:color w:val="000000"/>
+          <w:sz w:val="22"/>
+        </w:rPr>
+        <w:t>L'extension. Elle consiste, par voie ministerielle, e etendre l'application d'une convention collective e toutes les e</w:t>
       </w:r>
     </w:p>
     <w:p>
       <w:r>
-        <w:t>entreprises qui entrent dans son champ professionnel (Art. L 2261-15 ; L 2261-16 C. trav.) que l�employeur soit</w:t>
+        <w:rPr>
+          <w:b w:val="0"/>
+          <w:color w:val="000000"/>
+          <w:sz w:val="22"/>
+        </w:rPr>
+        <w:t>entreprises qui entrent dans son champ professionnel (Art. L 2261-15 ; L 2261-16 C. trav.) que l'employeur soit</w:t>
       </w:r>
     </w:p>
     <w:p>
       <w:r>
-        <w:t>ou non membre d�une organisation signataire.</w:t>
+        <w:rPr>
+          <w:b w:val="0"/>
+          <w:color w:val="000000"/>
+          <w:sz w:val="22"/>
+        </w:rPr>
+        <w:t>ou non membre d'une organisation signataire.</w:t>
       </w:r>
     </w:p>
     <w:p>
       <w:r>
-        <w:t>L��largissement. Il s�agit, par voie minist�rielle, d��largir le champ d�application d�une convention collective �</w:t>
+        <w:rPr>
+          <w:b w:val="0"/>
+          <w:color w:val="000000"/>
+          <w:sz w:val="22"/>
+        </w:rPr>
+        <w:t>L'elargissement. Il s'agit, par voie ministerielle, d'elargir le champ d'application d'une convention collective e</w:t>
       </w:r>
     </w:p>
     <w:p>
       <w:r>
-        <w:t>existante � une branche d�activit� ou � un nouveau secteur territorial qui en est d�pourvu (Art. L 2261-17 C.</w:t>
+        <w:rPr>
+          <w:b w:val="0"/>
+          <w:color w:val="000000"/>
+          <w:sz w:val="22"/>
+        </w:rPr>
+        <w:t>existante e une branche d'activite ou e un nouveau secteur territorial qui en est d'pourvu (Art. L 2261-17 C.</w:t>
       </w:r>
     </w:p>
     <w:p>
       <w:r>
-        <w:t>trav.). Il suppose la r�union des conditions suivantes :</w:t>
+        <w:rPr>
+          <w:b w:val="0"/>
+          <w:color w:val="000000"/>
+          <w:sz w:val="22"/>
+        </w:rPr>
+        <w:t>trav.). Il suppose la reunion des conditions suivantes :</w:t>
       </w:r>
     </w:p>
     <w:p>
@@ -430,17 +800,32 @@
         <w:pStyle w:val="ListBullet"/>
       </w:pPr>
       <w:r>
-        <w:t>absence ou carence � des organisations de salari�s ou d�employeurs se traduisant par une impossibilit� -</w:t>
+        <w:rPr>
+          <w:b w:val="0"/>
+          <w:color w:val="000000"/>
+          <w:sz w:val="22"/>
+        </w:rPr>
+        <w:t>absence ou carence e des organisations de salaries ou d'employeurs se traduisant par une impossibilite</w:t>
       </w:r>
     </w:p>
     <w:p>
       <w:r>
-        <w:t>persistante de conclure une convention ou un accord dans une branche d�activit� ou un secteur territorial</w:t>
+        <w:rPr>
+          <w:b w:val="0"/>
+          <w:color w:val="000000"/>
+          <w:sz w:val="22"/>
+        </w:rPr>
+        <w:t>persistante de conclure une convention ou un accord dans une branche d'activite ou un secteur territorial</w:t>
       </w:r>
     </w:p>
     <w:p>
       <w:r>
-        <w:t>d�termin� � ;</w:t>
+        <w:rPr>
+          <w:b w:val="0"/>
+          <w:color w:val="000000"/>
+          <w:sz w:val="22"/>
+        </w:rPr>
+        <w:t>d'termine e ;</w:t>
       </w:r>
     </w:p>
     <w:p>
@@ -448,17 +833,32 @@
         <w:pStyle w:val="ListBullet"/>
       </w:pPr>
       <w:r>
-        <w:t>le secteur territorial, objet de l��largissement, doit pr�senter des conditions �conomiques (en cas -</w:t>
+        <w:rPr>
+          <w:b w:val="0"/>
+          <w:color w:val="000000"/>
+          <w:sz w:val="22"/>
+        </w:rPr>
+        <w:t>le secteur territorial, objet de l'elargissement, doit presenter des conditions economiques (en cas</w:t>
       </w:r>
     </w:p>
     <w:p>
       <w:r>
-        <w:t>d��largissement � un nouveau secteur territorial) ou d�emplois (en cas d��largissement � un autre secteur</w:t>
+        <w:rPr>
+          <w:b w:val="0"/>
+          <w:color w:val="000000"/>
+          <w:sz w:val="22"/>
+        </w:rPr>
+        <w:t>d'elargissement e un nouveau secteur territorial) ou d'emplois (en cas d'elargissement e un autre secteur</w:t>
       </w:r>
     </w:p>
     <w:p>
       <w:r>
-        <w:t>professionnel) analogues � celles � du secteur dans lequel l�extension est d�j� intervenue � ;</w:t>
+        <w:rPr>
+          <w:b w:val="0"/>
+          <w:color w:val="000000"/>
+          <w:sz w:val="22"/>
+        </w:rPr>
+        <w:t>professionnel) analogues e celles e du secteur dans lequel l'extension est d'j' intervenue e ;</w:t>
       </w:r>
     </w:p>
     <w:p>
@@ -466,12 +866,22 @@
         <w:pStyle w:val="ListBullet"/>
       </w:pPr>
       <w:r>
-        <w:t>la convention ou l�accord objet de l��largissement doit avoir �t� pr�alablement �tendu. -</w:t>
+        <w:rPr>
+          <w:b w:val="0"/>
+          <w:color w:val="000000"/>
+          <w:sz w:val="22"/>
+        </w:rPr>
+        <w:t>la convention ou l'accord objet de l'elargissement doit avoir et' prealablement etendu.</w:t>
       </w:r>
     </w:p>
     <w:p>
       <w:r>
-        <w:t>Son application est d�effet imm�diat et imp�ratif d�s son entr�e en vigueur.</w:t>
+        <w:rPr>
+          <w:b w:val="0"/>
+          <w:color w:val="000000"/>
+          <w:sz w:val="22"/>
+        </w:rPr>
+        <w:t>Son application est d'effet immediat et imperatif d's son entree en vigueur.</w:t>
       </w:r>
     </w:p>
     <w:p>
@@ -479,11 +889,21 @@
         <w:pStyle w:val="Heading2"/>
       </w:pPr>
       <w:r>
-        <w:t>L�ASSUJETTISSEMENT FACULTATIF DE LA CONVENTION COLLECTIVE</w:t>
+        <w:rPr>
+          <w:b/>
+          <w:color w:val="2F5496"/>
+          <w:sz w:val="24"/>
+        </w:rPr>
+        <w:t>L'ASSUJETTISSEMENT FACULTATIF DE LA CONVENTION COLLECTIVE</w:t>
       </w:r>
     </w:p>
     <w:p>
       <w:r>
+        <w:rPr>
+          <w:b w:val="0"/>
+          <w:color w:val="000000"/>
+          <w:sz w:val="22"/>
+        </w:rPr>
         <w:t>?</w:t>
       </w:r>
     </w:p>
@@ -492,57 +912,112 @@
         <w:pStyle w:val="ListBullet"/>
       </w:pPr>
       <w:r>
-        <w:t>L�application volontaire -</w:t>
+        <w:rPr>
+          <w:b w:val="0"/>
+          <w:color w:val="000000"/>
+          <w:sz w:val="22"/>
+        </w:rPr>
+        <w:t>L'application volontaire</w:t>
       </w:r>
     </w:p>
     <w:p>
       <w:r>
-        <w:t>Dans les relations individuelles de travail, l�employeur peut librement d�cider d�appliquer les dispositions d�une</w:t>
+        <w:rPr>
+          <w:b w:val="0"/>
+          <w:color w:val="000000"/>
+          <w:sz w:val="22"/>
+        </w:rPr>
+        <w:t>Dans les relations individuelles de travail, l'employeur peut librement d'cider d'appliquer les dispositions d'une</w:t>
       </w:r>
     </w:p>
     <w:p>
       <w:r>
-        <w:t>convention collective � laquelle il n�est pas soumis (par exemple en mati�re de r�mun�ration, cong�s, primes�). Cette</w:t>
+        <w:rPr>
+          <w:b w:val="0"/>
+          <w:color w:val="000000"/>
+          <w:sz w:val="22"/>
+        </w:rPr>
+        <w:t>convention collective e laquelle il n'est pas soumis (par exemple en matiere de remuneration, conges, primese). Cette</w:t>
       </w:r>
     </w:p>
     <w:p>
       <w:r>
-        <w:t>application a la valeur d�un usage et en produit les effets juridiques. L�intention de l�employeur peut �tre d�termin�e par</w:t>
+        <w:rPr>
+          <w:b w:val="0"/>
+          <w:color w:val="000000"/>
+          <w:sz w:val="22"/>
+        </w:rPr>
+        <w:t>application a la valeur d'un usage et en produit les effets juridiques. L'intention de l'employeur peut etre d'terminee par</w:t>
       </w:r>
     </w:p>
     <w:p>
       <w:r>
-        <w:t>l�indication sur le bulletin de paye de la convention collective. Elle vaut alors pr�somption d�applicabilit� du texte, mais</w:t>
+        <w:rPr>
+          <w:b w:val="0"/>
+          <w:color w:val="000000"/>
+          <w:sz w:val="22"/>
+        </w:rPr>
+        <w:t>l'indication sur le bulletin de paye de la convention collective. Elle vaut alors presomption d'applicabilite du texte, mais</w:t>
       </w:r>
     </w:p>
     <w:p>
       <w:r>
-        <w:t>l�employeur est fond� � en apporter la preuve contraire.</w:t>
+        <w:rPr>
+          <w:b w:val="0"/>
+          <w:color w:val="000000"/>
+          <w:sz w:val="22"/>
+        </w:rPr>
+        <w:t>l'employeur est fonde e en apporter la preuve contraire.</w:t>
       </w:r>
     </w:p>
     <w:p>
       <w:r>
-        <w:t>En cette derni�re hypoth�se, la mesure a valeur d�usage et devient contraignante pour l�employeur. Il ne peut y mettre</w:t>
+        <w:rPr>
+          <w:b w:val="0"/>
+          <w:color w:val="000000"/>
+          <w:sz w:val="22"/>
+        </w:rPr>
+        <w:t>En cette derniere hypothese, la mesure a valeur d'usage et devient contraignante pour l'employeur. Il ne peut y mettre</w:t>
       </w:r>
     </w:p>
     <w:p>
       <w:r>
-        <w:t>fin par le simple fait de ne plus en respecter les dispositions. La d�nonciation de l�usage (c�est-�-dire la volont� de ne plus</w:t>
+        <w:rPr>
+          <w:b w:val="0"/>
+          <w:color w:val="000000"/>
+          <w:sz w:val="22"/>
+        </w:rPr>
+        <w:t>fin par le simple fait de ne plus en respecter les dispositions. La d'nonciation de l'usage (c'est-e-dire la volonte de ne plus</w:t>
       </w:r>
     </w:p>
     <w:p>
       <w:r>
-        <w:t>en appliquer les r�gles) doit �tre port�e � la connaissance des repr�sentants du personnel et de chaque salari�. En outre</w:t>
+        <w:rPr>
+          <w:b w:val="0"/>
+          <w:color w:val="000000"/>
+          <w:sz w:val="22"/>
+        </w:rPr>
+        <w:t>en appliquer les regles) doit etre portee e la connaissance des representants du personnel et de chaque salarie. En outre</w:t>
       </w:r>
     </w:p>
     <w:p>
       <w:r>
-        <w:t>il est n�cessaire de pr�voir un d�lai de pr�venance susceptible de permettre l�ouverture de n�gociations � ce propos. �</w:t>
+        <w:rPr>
+          <w:b w:val="0"/>
+          <w:color w:val="000000"/>
+          <w:sz w:val="22"/>
+        </w:rPr>
+        <w:t>il est n'cessaire de prevoir un d'lai de prevenance susceptible de permettre l'ouverture de n'gociations e ce propos. e</w:t>
       </w:r>
     </w:p>
     <w:p>
       <w:r>
-        <w:t>d�faut de d�nonciation r�guli�re, l�usage continu de produire ses effets et les salari�s sont admis � en demander le b�n�fice.</w:t>
+        <w:rPr>
+          <w:b w:val="0"/>
+          <w:color w:val="000000"/>
+          <w:sz w:val="22"/>
+        </w:rPr>
+        <w:t>d'faut de d'nonciation reguliere, l'usage continu de produire ses effets et les salaries sont admis e en demander le ben'fice.</w:t>
       </w:r>
     </w:p>
     <w:p/>
@@ -551,47 +1026,92 @@
         <w:pStyle w:val="ListBullet"/>
       </w:pPr>
       <w:r>
-        <w:t>L'adh�sion de l�employeur -</w:t>
+        <w:rPr>
+          <w:b w:val="0"/>
+          <w:color w:val="000000"/>
+          <w:sz w:val="22"/>
+        </w:rPr>
+        <w:t>L'adhesion de l'employeur</w:t>
       </w:r>
     </w:p>
     <w:p>
       <w:r>
-        <w:t>L�employeur, pris individuellement, ou collectivement dans le cadre d�un groupement, peut librement d�cider d�adh�rer</w:t>
+        <w:rPr>
+          <w:b w:val="0"/>
+          <w:color w:val="000000"/>
+          <w:sz w:val="22"/>
+        </w:rPr>
+        <w:t>L'employeur, pris individuellement, ou collectivement dans le cadre d'un groupement, peut librement d'cider d'adherer</w:t>
       </w:r>
     </w:p>
     <w:p>
       <w:r>
-        <w:t>� une convention ou un accord (art L. 2261-3 C.trav.). Cet acte de volont� unilat�ral n�a pas � recevoir l�assentiment des</w:t>
+        <w:rPr>
+          <w:b w:val="0"/>
+          <w:color w:val="000000"/>
+          <w:sz w:val="22"/>
+        </w:rPr>
+        <w:t>e une convention ou un accord (art L. 2261-3 C.trav.). Cet acte de volonte unilateral n'a pas e recevoir l'assentiment des</w:t>
       </w:r>
     </w:p>
     <w:p>
       <w:r>
-        <w:t>signataires. Les seules obligations de forme consistent en une notification de l�adh�sion aux signataires et d�un d�p�t</w:t>
+        <w:rPr>
+          <w:b w:val="0"/>
+          <w:color w:val="000000"/>
+          <w:sz w:val="22"/>
+        </w:rPr>
+        <w:t>signataires. Les seules obligations de forme consistent en une notification de l'adhesion aux signataires et d'un d'pet</w:t>
       </w:r>
     </w:p>
     <w:p>
       <w:r>
-        <w:t>conform�ment aux dispositions des articles D 2231-1 et suivants du code du travail.</w:t>
+        <w:rPr>
+          <w:b w:val="0"/>
+          <w:color w:val="000000"/>
+          <w:sz w:val="22"/>
+        </w:rPr>
+        <w:t>conformement aux dispositions des articles D 2231-1 et suivants du code du travail.</w:t>
       </w:r>
     </w:p>
     <w:p>
       <w:r>
-        <w:t>Par contre, si l�adh�sion a pour effet de rendre applicable une convention de branche ou un accord professionnel n�en-</w:t>
+        <w:rPr>
+          <w:b w:val="0"/>
+          <w:color w:val="000000"/>
+          <w:sz w:val="22"/>
+        </w:rPr>
+        <w:t>Par contre, si l'adhesion a pour effet de rendre applicable une convention de branche ou un accord professionnel n'en-</w:t>
       </w:r>
     </w:p>
     <w:p>
       <w:r>
-        <w:t>trant pas dans son champ d�application, elle n�cessite la conclusion d�un accord collectif entre les parties. Il peut s�agir</w:t>
+        <w:rPr>
+          <w:b w:val="0"/>
+          <w:color w:val="000000"/>
+          <w:sz w:val="22"/>
+        </w:rPr>
+        <w:t>trant pas dans son champ d'application, elle n'cessite la conclusion d'un accord collectif entre les parties. Il peut s'agir</w:t>
       </w:r>
     </w:p>
     <w:p>
       <w:r>
-        <w:t>d�un agr�ment des organisations syndicales repr�sentatives lorsque l�entreprise n�entre pas dans le champ d�application</w:t>
+        <w:rPr>
+          <w:b w:val="0"/>
+          <w:color w:val="000000"/>
+          <w:sz w:val="22"/>
+        </w:rPr>
+        <w:t>d'un agrement des organisations syndicales representatives lorsque l'entreprise n'entre pas dans le champ d'application</w:t>
       </w:r>
     </w:p>
     <w:p>
       <w:r>
-        <w:t>de la convention ou de l�accord professionnel.</w:t>
+        <w:rPr>
+          <w:b w:val="0"/>
+          <w:color w:val="000000"/>
+          <w:sz w:val="22"/>
+        </w:rPr>
+        <w:t>de la convention ou de l'accord professionnel.</w:t>
       </w:r>
     </w:p>
     <w:p>
@@ -599,7 +1119,12 @@
         <w:pStyle w:val="Heading2"/>
       </w:pPr>
       <w:r>
-        <w:t>LA CONVENTION OU L�ACCORD COLLECTIF D�ENTREPRISE OU II �</w:t>
+        <w:rPr>
+          <w:b/>
+          <w:color w:val="2F5496"/>
+          <w:sz w:val="24"/>
+        </w:rPr>
+        <w:t>LA CONVENTION OU L'ACCORD COLLECTIF D'ENTREPRISE OU II e</w:t>
       </w:r>
     </w:p>
     <w:p>
@@ -607,7 +1132,12 @@
         <w:pStyle w:val="Heading2"/>
       </w:pPr>
       <w:r>
-        <w:t>D��TABLISSEMENT</w:t>
+        <w:rPr>
+          <w:b/>
+          <w:color w:val="2F5496"/>
+          <w:sz w:val="24"/>
+        </w:rPr>
+        <w:t>D'eTABLISSEMENT</w:t>
       </w:r>
     </w:p>
     <w:p>
@@ -615,7 +1145,12 @@
         <w:pStyle w:val="Heading2"/>
       </w:pPr>
       <w:r>
-        <w:t>PRINCIPES A �</w:t>
+        <w:rPr>
+          <w:b/>
+          <w:color w:val="006100"/>
+          <w:sz w:val="24"/>
+        </w:rPr>
+        <w:t>PRINCIPES A e</w:t>
       </w:r>
     </w:p>
     <w:p>
@@ -623,17 +1158,32 @@
         <w:pStyle w:val="Heading2"/>
       </w:pPr>
       <w:r>
-        <w:t>LES PARTENAIRES DE LA N�GOCIATION</w:t>
+        <w:rPr>
+          <w:b/>
+          <w:color w:val="2F5496"/>
+          <w:sz w:val="24"/>
+        </w:rPr>
+        <w:t>LES PARTENAIRES DE LA N'GOCIATION</w:t>
       </w:r>
     </w:p>
     <w:p>
       <w:r>
+        <w:rPr>
+          <w:b w:val="0"/>
+          <w:color w:val="000000"/>
+          <w:sz w:val="22"/>
+        </w:rPr>
         <w:t>?</w:t>
       </w:r>
     </w:p>
     <w:p>
       <w:r>
-        <w:t>L�accord est conclu entre :</w:t>
+        <w:rPr>
+          <w:b w:val="0"/>
+          <w:color w:val="000000"/>
+          <w:sz w:val="22"/>
+        </w:rPr>
+        <w:t>L'accord est conclu entre :</w:t>
       </w:r>
     </w:p>
     <w:p>
@@ -641,11 +1191,21 @@
         <w:pStyle w:val="ListBullet"/>
       </w:pPr>
       <w:r>
-        <w:t>une ou plusieurs organisations syndicales d�employeurs, ou toute autre association d�employeurs, ou un ou -</w:t>
+        <w:rPr>
+          <w:b w:val="0"/>
+          <w:color w:val="000000"/>
+          <w:sz w:val="22"/>
+        </w:rPr>
+        <w:t>une ou plusieurs organisations syndicales d'employeurs, ou toute autre association d'employeurs, ou un ou</w:t>
       </w:r>
     </w:p>
     <w:p>
       <w:r>
+        <w:rPr>
+          <w:b w:val="0"/>
+          <w:color w:val="000000"/>
+          <w:sz w:val="22"/>
+        </w:rPr>
         <w:t>plusieurs employeurs pris individuellement ;</w:t>
       </w:r>
     </w:p>
@@ -654,51 +1214,101 @@
         <w:pStyle w:val="ListBullet"/>
       </w:pPr>
       <w:r>
-        <w:t>et une ou plusieurs organisations syndicales repr�sentatives de salari�s dans l�entreprise. Les d�l�gu�s syndicaux -</w:t>
+        <w:rPr>
+          <w:b w:val="0"/>
+          <w:color w:val="000000"/>
+          <w:sz w:val="22"/>
+        </w:rPr>
+        <w:t>et une ou plusieurs organisations syndicales representatives de salaries dans l'entreprise. Les d'l'gues syndicaux</w:t>
       </w:r>
     </w:p>
     <w:p>
       <w:r>
-        <w:t>d�tiennent le monopole de la n�gociation avec l�employeur.</w:t>
+        <w:rPr>
+          <w:b w:val="0"/>
+          <w:color w:val="000000"/>
+          <w:sz w:val="22"/>
+        </w:rPr>
+        <w:t>d'tiennent le monopole de la n'gociation avec l'employeur.</w:t>
       </w:r>
     </w:p>
     <w:p>
       <w:r>
+        <w:rPr>
+          <w:b w:val="0"/>
+          <w:color w:val="000000"/>
+          <w:sz w:val="22"/>
+        </w:rPr>
         <w:t>113</w:t>
       </w:r>
     </w:p>
     <w:p>
       <w:r>
-        <w:t>�ditions Corroy � 4 rue de Villars, 42000 Saint-�tienne � 04 77 79 92 46 � infos@editions-corroy.fr</w:t>
+        <w:rPr>
+          <w:b w:val="0"/>
+          <w:color w:val="000000"/>
+          <w:sz w:val="22"/>
+        </w:rPr>
+        <w:t>editions Corroy e 4 rue de Villars, 42000 Saint-etienne e 04 77 79 92 46 e infos@editions-corroy.fr</w:t>
       </w:r>
     </w:p>
     <w:p>
       <w:r>
-        <w:t>UE 3 � Fiche 25</w:t>
+        <w:rPr>
+          <w:b w:val="0"/>
+          <w:color w:val="000000"/>
+          <w:sz w:val="22"/>
+        </w:rPr>
+        <w:t>UE 3 e Fiche 25</w:t>
       </w:r>
     </w:p>
     <w:p>
       <w:r>
+        <w:rPr>
+          <w:b w:val="0"/>
+          <w:color w:val="000000"/>
+          <w:sz w:val="22"/>
+        </w:rPr>
         <w:t>DCGUE3F.qxp_DCGUE3F 24/07/2025 10:26 Page 113</w:t>
       </w:r>
     </w:p>
     <w:p>
       <w:r>
-        <w:t>La loi du 8 ao�t 2016 renforce les possibilit�s de formation des acteurs de la n�gociation. Ainsi, les salari�s et les</w:t>
+        <w:rPr>
+          <w:b w:val="0"/>
+          <w:color w:val="000000"/>
+          <w:sz w:val="22"/>
+        </w:rPr>
+        <w:t>La loi du 8 aoet 2016 renforce les possibilites de formation des acteurs de la n'gociation. Ainsi, les salaries et les</w:t>
       </w:r>
     </w:p>
     <w:p>
       <w:r>
-        <w:t>employeurs appel�s � n�gocier peuvent b�n�ficier de formations communes visant � am�liorer les pratiques du dialogue</w:t>
+        <w:rPr>
+          <w:b w:val="0"/>
+          <w:color w:val="000000"/>
+          <w:sz w:val="22"/>
+        </w:rPr>
+        <w:t>employeurs appeles e n'gocier peuvent ben'ficier de formations communes visant e ameliorer les pratiques du dialogue</w:t>
       </w:r>
     </w:p>
     <w:p>
       <w:r>
-        <w:t>social. Le contenu des formations et leur financement peuvent �tre d�termin�s par des accords de branche ou d�entre-</w:t>
+        <w:rPr>
+          <w:b w:val="0"/>
+          <w:color w:val="000000"/>
+          <w:sz w:val="22"/>
+        </w:rPr>
+        <w:t>social. Le contenu des formations et leur financement peuvent etre d'termines par des accords de branche ou d'entre-</w:t>
       </w:r>
     </w:p>
     <w:p>
       <w:r>
+        <w:rPr>
+          <w:b w:val="0"/>
+          <w:color w:val="000000"/>
+          <w:sz w:val="22"/>
+        </w:rPr>
         <w:t>prise.</w:t>
       </w:r>
     </w:p>
@@ -707,57 +1317,112 @@
         <w:pStyle w:val="Heading2"/>
       </w:pPr>
       <w:r>
-        <w:t>ADOPTION DE L�ACCORD</w:t>
+        <w:rPr>
+          <w:b/>
+          <w:color w:val="2F5496"/>
+          <w:sz w:val="24"/>
+        </w:rPr>
+        <w:t>ADOPTION DE L'ACCORD</w:t>
       </w:r>
     </w:p>
     <w:p>
       <w:r>
+        <w:rPr>
+          <w:b w:val="0"/>
+          <w:color w:val="000000"/>
+          <w:sz w:val="22"/>
+        </w:rPr>
         <w:t>?</w:t>
       </w:r>
     </w:p>
     <w:p>
       <w:r>
-        <w:t>La validit� d�un accord d�entreprise ou d��tablissement est subordonn�e � sa signature par une ou plusieurs</w:t>
+        <w:rPr>
+          <w:b w:val="0"/>
+          <w:color w:val="000000"/>
+          <w:sz w:val="22"/>
+        </w:rPr>
+        <w:t>La validite d'un accord d'entreprise ou d'etablissement est subordonnee e sa signature par une ou plusieurs</w:t>
       </w:r>
     </w:p>
     <w:p>
       <w:r>
-        <w:t>organisations syndicales de salari�s repr�sentatives ayant recueilli plus de 50% des suffrages exprim�s au premier tour</w:t>
+        <w:rPr>
+          <w:b w:val="0"/>
+          <w:color w:val="000000"/>
+          <w:sz w:val="22"/>
+        </w:rPr>
+        <w:t>organisations syndicales de salaries representatives ayant recueilli plus de 50% des suffrages exprimes au premier tour</w:t>
       </w:r>
     </w:p>
     <w:p>
       <w:r>
-        <w:t>des derni�res �lections des titulaires au CSE quel que soit le nombre de votants.</w:t>
+        <w:rPr>
+          <w:b w:val="0"/>
+          <w:color w:val="000000"/>
+          <w:sz w:val="22"/>
+        </w:rPr>
+        <w:t>des dernieres elections des titulaires au CSE quel que soit le nombre de votants.</w:t>
       </w:r>
     </w:p>
     <w:p>
       <w:r>
-        <w:t>Si cette majorit� n�est pas atteinte et que l�accord est sign� par l�employeur et par des organisations syndicales</w:t>
+        <w:rPr>
+          <w:b w:val="0"/>
+          <w:color w:val="000000"/>
+          <w:sz w:val="22"/>
+        </w:rPr>
+        <w:t>Si cette majorite n'est pas atteinte et que l'accord est signe par l'employeur et par des organisations syndicales</w:t>
       </w:r>
     </w:p>
     <w:p>
       <w:r>
-        <w:t>repr�sentatives ayant obtenu 30% des suffrages aux m�mes �lections, l�une de ces organisations peut dans le d�lai d�un</w:t>
+        <w:rPr>
+          <w:b w:val="0"/>
+          <w:color w:val="000000"/>
+          <w:sz w:val="22"/>
+        </w:rPr>
+        <w:t>representatives ayant obtenu 30% des suffrages aux m'mes elections, l'une de ces organisations peut dans le d'lai d'un</w:t>
       </w:r>
     </w:p>
     <w:p>
       <w:r>
-        <w:t>mois, indiquer qu�elle souhaite soumettre l�accord � r�f�rendum (cf. arr�t du 9 octobre 2019) .</w:t>
+        <w:rPr>
+          <w:b w:val="0"/>
+          <w:color w:val="000000"/>
+          <w:sz w:val="22"/>
+        </w:rPr>
+        <w:t>mois, indiquer qu'elle souhaite soumettre l'accord e referendum (cf. arret du 9 octobre 2019) .</w:t>
       </w:r>
     </w:p>
     <w:p>
       <w:r>
-        <w:t>� compter de la demande, un d�lai de 8 jours est accord� pour permettre aux organisations syndicales d�atteindre la</w:t>
+        <w:rPr>
+          <w:b w:val="0"/>
+          <w:color w:val="000000"/>
+          <w:sz w:val="22"/>
+        </w:rPr>
+        <w:t>e compter de la demande, un d'lai de 8 jours est accorde pour permettre aux organisations syndicales d'atteindre la</w:t>
       </w:r>
     </w:p>
     <w:p>
       <w:r>
-        <w:t>majorit� initiale requise. � d�faut, le texte doit �tre soumis � r�f�rendum dans un d�lai de 2 mois.</w:t>
+        <w:rPr>
+          <w:b w:val="0"/>
+          <w:color w:val="000000"/>
+          <w:sz w:val="22"/>
+        </w:rPr>
+        <w:t>majorite initiale requise. e d'faut, le texte doit etre soumis e referendum dans un d'lai de 2 mois.</w:t>
       </w:r>
     </w:p>
     <w:p>
       <w:r>
-        <w:t>L�accord est adopt� � la majorit� des suffrages exprim�s par les salari�s.</w:t>
+        <w:rPr>
+          <w:b w:val="0"/>
+          <w:color w:val="000000"/>
+          <w:sz w:val="22"/>
+        </w:rPr>
+        <w:t>L'accord est adopte e la majorite des suffrages exprimes par les salaries.</w:t>
       </w:r>
     </w:p>
     <w:p>
@@ -765,17 +1430,32 @@
         <w:pStyle w:val="Heading2"/>
       </w:pPr>
       <w:r>
-        <w:t>LES NOUVELLES POSSIBILIT�S B �</w:t>
+        <w:rPr>
+          <w:b/>
+          <w:color w:val="2F5496"/>
+          <w:sz w:val="24"/>
+        </w:rPr>
+        <w:t>LES NOUVELLES POSSIBILITeS B e</w:t>
       </w:r>
     </w:p>
     <w:p>
       <w:r>
-        <w:t>En l�absence de d�l�gu�s syndicaux et de conseil d�entreprise, il est possible de n�gocier un accord collectif selon des</w:t>
+        <w:rPr>
+          <w:b w:val="0"/>
+          <w:color w:val="000000"/>
+          <w:sz w:val="22"/>
+        </w:rPr>
+        <w:t>En l'absence de d'l'gues syndicaux et de conseil d'entreprise, il est possible de n'gocier un accord collectif selon des</w:t>
       </w:r>
     </w:p>
     <w:p>
       <w:r>
-        <w:t>modalit�s simplifi�es.</w:t>
+        <w:rPr>
+          <w:b w:val="0"/>
+          <w:color w:val="000000"/>
+          <w:sz w:val="22"/>
+        </w:rPr>
+        <w:t>modalites simplifiees.</w:t>
       </w:r>
     </w:p>
     <w:p>
@@ -783,32 +1463,62 @@
         <w:pStyle w:val="Heading2"/>
       </w:pPr>
       <w:r>
-        <w:t>DANS LES ENTREPRISES DE MOINS DE 11 SALARI�S</w:t>
+        <w:rPr>
+          <w:b/>
+          <w:color w:val="2F5496"/>
+          <w:sz w:val="24"/>
+        </w:rPr>
+        <w:t>DANS LES ENTREPRISES DE MOINS DE 11 SALARIeS</w:t>
       </w:r>
     </w:p>
     <w:p>
       <w:r>
+        <w:rPr>
+          <w:b w:val="0"/>
+          <w:color w:val="000000"/>
+          <w:sz w:val="22"/>
+        </w:rPr>
         <w:t>?</w:t>
       </w:r>
     </w:p>
     <w:p>
       <w:r>
-        <w:t>L�employeur peut proposer un projet d�accord sur l�ensemble des th�mes ouverts � la n�gociation collective. Le projet</w:t>
+        <w:rPr>
+          <w:b w:val="0"/>
+          <w:color w:val="000000"/>
+          <w:sz w:val="22"/>
+        </w:rPr>
+        <w:t>L'employeur peut proposer un projet d'accord sur l'ensemble des themes ouverts e la n'gociation collective. Le projet</w:t>
       </w:r>
     </w:p>
     <w:p>
       <w:r>
-        <w:t>doit �tre communiqu� � chaque salari�, ces derniers doivent alors disposer d�un d�lai d�examen de 15 jours minimum</w:t>
+        <w:rPr>
+          <w:b w:val="0"/>
+          <w:color w:val="000000"/>
+          <w:sz w:val="22"/>
+        </w:rPr>
+        <w:t>doit etre communique e chaque salarie, ces derniers doivent alors disposer d'un d'lai d'examen de 15 jours minimum</w:t>
       </w:r>
     </w:p>
     <w:p>
       <w:r>
+        <w:rPr>
+          <w:b w:val="0"/>
+          <w:color w:val="000000"/>
+          <w:sz w:val="22"/>
+        </w:rPr>
         <w:t>avant la consultation.</w:t>
       </w:r>
     </w:p>
     <w:p>
       <w:r>
-        <w:t>L�accord est adopt� � la majorit� des deux tiers du personnel.</w:t>
+        <w:rPr>
+          <w:b w:val="0"/>
+          <w:color w:val="000000"/>
+          <w:sz w:val="22"/>
+        </w:rPr>
+        <w:t>L'accord est adopte e la majorite des deux tiers du personnel.</w:t>
       </w:r>
     </w:p>
     <w:p>
@@ -816,62 +1526,122 @@
         <w:pStyle w:val="Heading2"/>
       </w:pPr>
       <w:r>
-        <w:t>DANS LES ENTREPRISES DONT L�EFFECTIF EST COMPRIS ENTRE 11 ET 50 SALARI�S</w:t>
+        <w:rPr>
+          <w:b/>
+          <w:color w:val="2F5496"/>
+          <w:sz w:val="24"/>
+        </w:rPr>
+        <w:t>DANS LES ENTREPRISES DONT L'EFFECTIF EST COMPRIS ENTRE 11 ET 50 SALARIeS</w:t>
       </w:r>
     </w:p>
     <w:p>
       <w:r>
+        <w:rPr>
+          <w:b w:val="0"/>
+          <w:color w:val="000000"/>
+          <w:sz w:val="22"/>
+        </w:rPr>
         <w:t>?</w:t>
       </w:r>
     </w:p>
     <w:p>
       <w:r>
-        <w:t>Les accords d�entreprise ou d��tablissement peuvent �tre n�goci�s, conclus et r�vis�s :</w:t>
+        <w:rPr>
+          <w:b w:val="0"/>
+          <w:color w:val="000000"/>
+          <w:sz w:val="22"/>
+        </w:rPr>
+        <w:t>Les accords d'entreprise ou d'etablissement peuvent etre n'gocies, conclus et revises :</w:t>
       </w:r>
     </w:p>
     <w:p>
       <w:r>
-        <w:t>Par mandatement. Un ou plusieurs salari�s peuvent �tre express�ment mandat�s � cet effet par une ou plusieurs</w:t>
+        <w:rPr>
+          <w:b w:val="0"/>
+          <w:color w:val="000000"/>
+          <w:sz w:val="22"/>
+        </w:rPr>
+        <w:t>Par mandatement. Un ou plusieurs salaries peuvent etre expressement mandates e cet effet par une ou plusieurs</w:t>
       </w:r>
     </w:p>
     <w:p>
       <w:r>
-        <w:t>organisations syndicales repr�sentatives dans la branche ou, � d�faut, par une ou plusieurs organisations syndicales</w:t>
+        <w:rPr>
+          <w:b w:val="0"/>
+          <w:color w:val="000000"/>
+          <w:sz w:val="22"/>
+        </w:rPr>
+        <w:t>organisations syndicales representatives dans la branche ou, e d'faut, par une ou plusieurs organisations syndicales</w:t>
       </w:r>
     </w:p>
     <w:p>
       <w:r>
-        <w:t>repr�sentatives au niveau national et interprofessionnel. Ils peuvent �tre indiff�remment membre ou non de la</w:t>
+        <w:rPr>
+          <w:b w:val="0"/>
+          <w:color w:val="000000"/>
+          <w:sz w:val="22"/>
+        </w:rPr>
+        <w:t>representatives au niveau national et interprofessionnel. Ils peuvent etre indifferemment membre ou non de la</w:t>
       </w:r>
     </w:p>
     <w:p>
       <w:r>
-        <w:t>d�l�gation du personnel au CSE. L�adoption de l�accord est subordonn�e � son approbation par les salari�s � la majorit�</w:t>
+        <w:rPr>
+          <w:b w:val="0"/>
+          <w:color w:val="000000"/>
+          <w:sz w:val="22"/>
+        </w:rPr>
+        <w:t>d'l'gation du personnel au CSE. L'adoption de l'accord est subordonnee e son approbation par les salaries e la majorite</w:t>
       </w:r>
     </w:p>
     <w:p>
       <w:r>
-        <w:t>des suffrages exprim�s.</w:t>
+        <w:rPr>
+          <w:b w:val="0"/>
+          <w:color w:val="000000"/>
+          <w:sz w:val="22"/>
+        </w:rPr>
+        <w:t>des suffrages exprimes.</w:t>
       </w:r>
     </w:p>
     <w:p>
       <w:r>
-        <w:t>Avec un �lu. Un accord peut �tre n�goci� avec un ou plusieurs membres titulaires de la d�l�gation du personnel du</w:t>
+        <w:rPr>
+          <w:b w:val="0"/>
+          <w:color w:val="000000"/>
+          <w:sz w:val="22"/>
+        </w:rPr>
+        <w:t>Avec un elu. Un accord peut etre n'gocie avec un ou plusieurs membres titulaires de la d'l'gation du personnel du</w:t>
       </w:r>
     </w:p>
     <w:p>
       <w:r>
-        <w:t>comit� social et �conomique.</w:t>
+        <w:rPr>
+          <w:b w:val="0"/>
+          <w:color w:val="000000"/>
+          <w:sz w:val="22"/>
+        </w:rPr>
+        <w:t>comite social et economique.</w:t>
       </w:r>
     </w:p>
     <w:p>
       <w:r>
-        <w:t>L�adoption de l�accord est subordonn�e � sa signature par des membres du comit� social et �conomique repr�sentant la</w:t>
+        <w:rPr>
+          <w:b w:val="0"/>
+          <w:color w:val="000000"/>
+          <w:sz w:val="22"/>
+        </w:rPr>
+        <w:t>L'adoption de l'accord est subordonnee e sa signature par des membres du comite social et economique representant la</w:t>
       </w:r>
     </w:p>
     <w:p>
       <w:r>
-        <w:t>majorit� des suffrages exprim�s lors des derni�res �lections professionnelles.</w:t>
+        <w:rPr>
+          <w:b w:val="0"/>
+          <w:color w:val="000000"/>
+          <w:sz w:val="22"/>
+        </w:rPr>
+        <w:t>majorite des suffrages exprimes lors des dernieres elections professionnelles.</w:t>
       </w:r>
     </w:p>
     <w:p>
@@ -879,97 +1649,192 @@
         <w:pStyle w:val="Heading2"/>
       </w:pPr>
       <w:r>
-        <w:t>DANS LES ENTREPRISES D�AU MOINS 50 SALARI�S</w:t>
+        <w:rPr>
+          <w:b/>
+          <w:color w:val="2F5496"/>
+          <w:sz w:val="24"/>
+        </w:rPr>
+        <w:t>DANS LES ENTREPRISES D'AU MOINS 50 SALARIeS</w:t>
       </w:r>
     </w:p>
     <w:p>
       <w:r>
+        <w:rPr>
+          <w:b w:val="0"/>
+          <w:color w:val="000000"/>
+          <w:sz w:val="22"/>
+        </w:rPr>
         <w:t>?</w:t>
       </w:r>
     </w:p>
     <w:p>
       <w:r>
-        <w:t>N�gociation avec des membres du CSE mandat�s. Les membres titulaires de la d�l�gation du personnel peuvent �tre</w:t>
+        <w:rPr>
+          <w:b w:val="0"/>
+          <w:color w:val="000000"/>
+          <w:sz w:val="22"/>
+        </w:rPr>
+        <w:t>N'gociation avec des membres du CSE mandates. Les membres titulaires de la d'l'gation du personnel peuvent etre</w:t>
       </w:r>
     </w:p>
     <w:p>
       <w:r>
-        <w:t>express�ment mandat�s � cet effet par une ou plusieurs organisations syndicales repr�sentatives dans la branche ou, �</w:t>
+        <w:rPr>
+          <w:b w:val="0"/>
+          <w:color w:val="000000"/>
+          <w:sz w:val="22"/>
+        </w:rPr>
+        <w:t>expressement mandates e cet effet par une ou plusieurs organisations syndicales representatives dans la branche ou, e</w:t>
       </w:r>
     </w:p>
     <w:p>
       <w:r>
-        <w:t>d�faut, par une ou plusieurs organisations syndicales de salari�s repr�sentatives au niveau national et inter-</w:t>
+        <w:rPr>
+          <w:b w:val="0"/>
+          <w:color w:val="000000"/>
+          <w:sz w:val="22"/>
+        </w:rPr>
+        <w:t>d'faut, par une ou plusieurs organisations syndicales de salaries representatives au niveau national et inter-</w:t>
       </w:r>
     </w:p>
     <w:p>
       <w:r>
+        <w:rPr>
+          <w:b w:val="0"/>
+          <w:color w:val="000000"/>
+          <w:sz w:val="22"/>
+        </w:rPr>
         <w:t>professionnel.</w:t>
       </w:r>
     </w:p>
     <w:p>
       <w:r>
-        <w:t>L�employeur doit alors informer les organisations syndicales de son intention d�engager des n�gociations.</w:t>
+        <w:rPr>
+          <w:b w:val="0"/>
+          <w:color w:val="000000"/>
+          <w:sz w:val="22"/>
+        </w:rPr>
+        <w:t>L'employeur doit alors informer les organisations syndicales de son intention d'engager des n'gociations.</w:t>
       </w:r>
     </w:p>
     <w:p>
       <w:r>
-        <w:t>La validit� de l�accord subordonn�e � son approbation par les salari�s � la majorit� des suffrages exprim�s.</w:t>
+        <w:rPr>
+          <w:b w:val="0"/>
+          <w:color w:val="000000"/>
+          <w:sz w:val="22"/>
+        </w:rPr>
+        <w:t>La validite de l'accord subordonnee e son approbation par les salaries e la majorite des suffrages exprimes.</w:t>
       </w:r>
     </w:p>
     <w:p>
       <w:r>
-        <w:t>N�gociation avec des membres du CSE non mandat�s. En l�absence de membre du CSE mandat�, les membres</w:t>
+        <w:rPr>
+          <w:b w:val="0"/>
+          <w:color w:val="000000"/>
+          <w:sz w:val="22"/>
+        </w:rPr>
+        <w:t>N'gociation avec des membres du CSE non mandates. En l'absence de membre du CSE mandate, les membres</w:t>
       </w:r>
     </w:p>
     <w:p>
       <w:r>
-        <w:t>titulaires de la d�l�gation du personnel peuvent n�gocier des accords collectifs portant uniquement sur des mesures</w:t>
+        <w:rPr>
+          <w:b w:val="0"/>
+          <w:color w:val="000000"/>
+          <w:sz w:val="22"/>
+        </w:rPr>
+        <w:t>titulaires de la d'l'gation du personnel peuvent n'gocier des accords collectifs portant uniquement sur des mesures</w:t>
       </w:r>
     </w:p>
     <w:p>
       <w:r>
-        <w:t>dont la mise en �uvre est subordonn�e par la loi � un accord collectif (par exemple le travail le dimanche).</w:t>
+        <w:rPr>
+          <w:b w:val="0"/>
+          <w:color w:val="000000"/>
+          <w:sz w:val="22"/>
+        </w:rPr>
+        <w:t>dont la mise en euvre est subordonnee par la loi e un accord collectif (par exemple le travail le dimanche).</w:t>
       </w:r>
     </w:p>
     <w:p>
       <w:r>
-        <w:t>L�adoption de l�accord est subordonn�e � sa signature par des membres de la d�l�gation du personnel du comit� social et</w:t>
+        <w:rPr>
+          <w:b w:val="0"/>
+          <w:color w:val="000000"/>
+          <w:sz w:val="22"/>
+        </w:rPr>
+        <w:t>L'adoption de l'accord est subordonnee e sa signature par des membres de la d'l'gation du personnel du comite social et</w:t>
       </w:r>
     </w:p>
     <w:p>
       <w:r>
-        <w:t>�conomique repr�sentant la majorit� des suffrages exprim�s lors des derni�res �lections professionnelles.</w:t>
+        <w:rPr>
+          <w:b w:val="0"/>
+          <w:color w:val="000000"/>
+          <w:sz w:val="22"/>
+        </w:rPr>
+        <w:t>economique representant la majorite des suffrages exprimes lors des dernieres elections professionnelles.</w:t>
       </w:r>
     </w:p>
     <w:p>
       <w:r>
-        <w:t>N�gociation avec un salari� mandat�. En l�absence de CSE ou, lorsqu�aucun membre de la d�l�gation du personnel n�a</w:t>
+        <w:rPr>
+          <w:b w:val="0"/>
+          <w:color w:val="000000"/>
+          <w:sz w:val="22"/>
+        </w:rPr>
+        <w:t>N'gociation avec un salarie mandate. En l'absence de CSE ou, lorsqu'aucun membre de la d'l'gation du personnel n'a</w:t>
       </w:r>
     </w:p>
     <w:p>
       <w:r>
-        <w:t>souhait� n�gocier, une ou plusieurs organisations syndicales repr�sentatives dans la branche ou, � d�faut, une ou</w:t>
+        <w:rPr>
+          <w:b w:val="0"/>
+          <w:color w:val="000000"/>
+          <w:sz w:val="22"/>
+        </w:rPr>
+        <w:t>souhaite n'gocier, une ou plusieurs organisations syndicales representatives dans la branche ou, e d'faut, une ou</w:t>
       </w:r>
     </w:p>
     <w:p>
       <w:r>
-        <w:t>plusieurs organisations syndicales repr�sentatives au niveau national et interprofessionnel peuvent mandater un</w:t>
+        <w:rPr>
+          <w:b w:val="0"/>
+          <w:color w:val="000000"/>
+          <w:sz w:val="22"/>
+        </w:rPr>
+        <w:t>plusieurs organisations syndicales representatives au niveau national et interprofessionnel peuvent mandater un</w:t>
       </w:r>
     </w:p>
     <w:p>
       <w:r>
-        <w:t>salari� � cet effet.</w:t>
+        <w:rPr>
+          <w:b w:val="0"/>
+          <w:color w:val="000000"/>
+          <w:sz w:val="22"/>
+        </w:rPr>
+        <w:t>salarie e cet effet.</w:t>
       </w:r>
     </w:p>
     <w:p>
       <w:r>
-        <w:t>L�adoption de l�accord sign� par un salari� mandat� doit faire l�objet d�un r�f�rendum. Il doit �tre approuv� par les</w:t>
+        <w:rPr>
+          <w:b w:val="0"/>
+          <w:color w:val="000000"/>
+          <w:sz w:val="22"/>
+        </w:rPr>
+        <w:t>L'adoption de l'accord signe par un salarie mandate doit faire l'objet d'un referendum. Il doit etre approuve par les</w:t>
       </w:r>
     </w:p>
     <w:p>
       <w:r>
-        <w:t>salari�s � la majorit� des suffrages exprim�s.</w:t>
+        <w:rPr>
+          <w:b w:val="0"/>
+          <w:color w:val="000000"/>
+          <w:sz w:val="22"/>
+        </w:rPr>
+        <w:t>salaries e la majorite des suffrages exprimes.</w:t>
       </w:r>
     </w:p>
     <w:p>
@@ -977,7 +1842,12 @@
         <w:pStyle w:val="Heading2"/>
       </w:pPr>
       <w:r>
-        <w:t>LES ACCORDS INTERPROFESSIONNELS III �</w:t>
+        <w:rPr>
+          <w:b/>
+          <w:color w:val="2F5496"/>
+          <w:sz w:val="24"/>
+        </w:rPr>
+        <w:t>LES ACCORDS INTERPROFESSIONNELS III e</w:t>
       </w:r>
     </w:p>
     <w:p>
@@ -985,17 +1855,32 @@
         <w:pStyle w:val="Heading2"/>
       </w:pPr>
       <w:r>
-        <w:t>LES PARTENAIRES A �</w:t>
+        <w:rPr>
+          <w:b/>
+          <w:color w:val="2F5496"/>
+          <w:sz w:val="24"/>
+        </w:rPr>
+        <w:t>LES PARTENAIRES A e</w:t>
       </w:r>
     </w:p>
     <w:p>
       <w:r>
-        <w:t>Ils sont conclus avec une ou plusieurs organisations syndicales repr�sentatives au niveau national et interprofessionnel.</w:t>
+        <w:rPr>
+          <w:b w:val="0"/>
+          <w:color w:val="000000"/>
+          <w:sz w:val="22"/>
+        </w:rPr>
+        <w:t>Ils sont conclus avec une ou plusieurs organisations syndicales representatives au niveau national et interprofessionnel.</w:t>
       </w:r>
     </w:p>
     <w:p>
       <w:r>
-        <w:t>C�est-�-dire :</w:t>
+        <w:rPr>
+          <w:b w:val="0"/>
+          <w:color w:val="000000"/>
+          <w:sz w:val="22"/>
+        </w:rPr>
+        <w:t>C'est-e-dire :</w:t>
       </w:r>
     </w:p>
     <w:p>
@@ -1003,7 +1888,12 @@
         <w:pStyle w:val="ListBullet"/>
       </w:pPr>
       <w:r>
-        <w:t>une organisation syndicale qui r�pond aux r�gles g�n�rales de repr�sentativit� ; -</w:t>
+        <w:rPr>
+          <w:b w:val="0"/>
+          <w:color w:val="000000"/>
+          <w:sz w:val="22"/>
+        </w:rPr>
+        <w:t>une organisation syndicale qui repond aux regles gen'rales de representativite ;</w:t>
       </w:r>
     </w:p>
     <w:p>
@@ -1011,31 +1901,61 @@
         <w:pStyle w:val="ListBullet"/>
       </w:pPr>
       <w:r>
-        <w:t>une organisation qui est repr�sentative � la fois dans des branches de l�industrie de la construction, du commerce et -</w:t>
+        <w:rPr>
+          <w:b w:val="0"/>
+          <w:color w:val="000000"/>
+          <w:sz w:val="22"/>
+        </w:rPr>
+        <w:t>une organisation qui est representative e la fois dans des branches de l'industrie de la construction, du commerce et</w:t>
       </w:r>
     </w:p>
     <w:p>
       <w:r>
+        <w:rPr>
+          <w:b w:val="0"/>
+          <w:color w:val="000000"/>
+          <w:sz w:val="22"/>
+        </w:rPr>
         <w:t>des services ;</w:t>
       </w:r>
     </w:p>
     <w:p>
       <w:r>
+        <w:rPr>
+          <w:b w:val="0"/>
+          <w:color w:val="000000"/>
+          <w:sz w:val="22"/>
+        </w:rPr>
         <w:t>114</w:t>
       </w:r>
     </w:p>
     <w:p>
       <w:r>
-        <w:t>�ditions Corroy � 4 rue de Villars, 42000 Saint-�tienne � 04 77 79 92 46 � infos@editions-corroy.fr</w:t>
+        <w:rPr>
+          <w:b w:val="0"/>
+          <w:color w:val="000000"/>
+          <w:sz w:val="22"/>
+        </w:rPr>
+        <w:t>editions Corroy e 4 rue de Villars, 42000 Saint-etienne e 04 77 79 92 46 e infos@editions-corroy.fr</w:t>
       </w:r>
     </w:p>
     <w:p>
       <w:r>
-        <w:t>COLLECTION DCG UE 3 � Droit social - Fiches de cours</w:t>
+        <w:rPr>
+          <w:b w:val="0"/>
+          <w:color w:val="000000"/>
+          <w:sz w:val="22"/>
+        </w:rPr>
+        <w:t>COLLECTION DCG UE 3 e Droit social - Fiches de cours</w:t>
       </w:r>
     </w:p>
     <w:p>
       <w:r>
+        <w:rPr>
+          <w:b w:val="0"/>
+          <w:color w:val="000000"/>
+          <w:sz w:val="22"/>
+        </w:rPr>
         <w:t>DCGUE3F.qxp_DCGUE3F 24/07/2025 10:26 Page 114</w:t>
       </w:r>
     </w:p>
@@ -1044,22 +1964,42 @@
         <w:pStyle w:val="ListBullet"/>
       </w:pPr>
       <w:r>
-        <w:t>une organisation syndicale qui a recueilli au moins 8% des suffrages exprim�s au premier tour des derni�res -</w:t>
+        <w:rPr>
+          <w:b w:val="0"/>
+          <w:color w:val="000000"/>
+          <w:sz w:val="22"/>
+        </w:rPr>
+        <w:t>une organisation syndicale qui a recueilli au moins 8% des suffrages exprimes au premier tour des dernieres</w:t>
       </w:r>
     </w:p>
     <w:p>
       <w:r>
-        <w:t>�lections des titulaires aux comit�s d�entreprise ou de la d�l�gation unique du personnel ou, � d�faut, des d�l�gu�s</w:t>
+        <w:rPr>
+          <w:b w:val="0"/>
+          <w:color w:val="000000"/>
+          <w:sz w:val="22"/>
+        </w:rPr>
+        <w:t>elections des titulaires aux comites d'entreprise ou de la d'l'gation unique du personnel ou, e d'faut, des d'l'gues</w:t>
       </w:r>
     </w:p>
     <w:p>
       <w:r>
-        <w:t>du personnel, quel que soit le nombre de votants, additionn�s au niveau de la branche. La mesure de l�audience</w:t>
+        <w:rPr>
+          <w:b w:val="0"/>
+          <w:color w:val="000000"/>
+          <w:sz w:val="22"/>
+        </w:rPr>
+        <w:t>du personnel, quel que soit le nombre de votants, additionnes au niveau de la branche. La mesure de l'audience</w:t>
       </w:r>
     </w:p>
     <w:p>
       <w:r>
-        <w:t>s�effectue tous les 4 ans.</w:t>
+        <w:rPr>
+          <w:b w:val="0"/>
+          <w:color w:val="000000"/>
+          <w:sz w:val="22"/>
+        </w:rPr>
+        <w:t>s'effectue tous les 4 ans.</w:t>
       </w:r>
     </w:p>
     <w:p>
@@ -1067,37 +2007,72 @@
         <w:pStyle w:val="Heading2"/>
       </w:pPr>
       <w:r>
-        <w:t>ADOPTION DE L�ACCORD B �</w:t>
+        <w:rPr>
+          <w:b/>
+          <w:color w:val="2F5496"/>
+          <w:sz w:val="24"/>
+        </w:rPr>
+        <w:t>ADOPTION DE L'ACCORD B e</w:t>
       </w:r>
     </w:p>
     <w:p>
       <w:r>
-        <w:t>L�accord doit �tre sign� par une ou plusieurs organisations syndicales de salari�s repr�sentatives ayant recueilli au</w:t>
+        <w:rPr>
+          <w:b w:val="0"/>
+          <w:color w:val="000000"/>
+          <w:sz w:val="22"/>
+        </w:rPr>
+        <w:t>L'accord doit etre signe par une ou plusieurs organisations syndicales de salaries representatives ayant recueilli au</w:t>
       </w:r>
     </w:p>
     <w:p>
       <w:r>
-        <w:t>moins 30% des suffrages exprim�s en faveur d�organisations reconnues repr�sentatives � ce niveau, quel que soit le</w:t>
+        <w:rPr>
+          <w:b w:val="0"/>
+          <w:color w:val="000000"/>
+          <w:sz w:val="22"/>
+        </w:rPr>
+        <w:t>moins 30% des suffrages exprimes en faveur d'organisations reconnues representatives e ce niveau, quel que soit le</w:t>
       </w:r>
     </w:p>
     <w:p>
       <w:r>
-        <w:t>nombre de votants, et � l�absence d�opposition d�une ou plusieurs organisations syndicales de salari�s repr�sentatives</w:t>
+        <w:rPr>
+          <w:b w:val="0"/>
+          <w:color w:val="000000"/>
+          <w:sz w:val="22"/>
+        </w:rPr>
+        <w:t>nombre de votants, et e l'absence d'opposition d'une ou plusieurs organisations syndicales de salaries representatives</w:t>
       </w:r>
     </w:p>
     <w:p>
       <w:r>
-        <w:t>ayant recueilli la majorit� des suffrages exprim�s en faveur des m�mes organisations � ces m�mes �lections, quel que</w:t>
+        <w:rPr>
+          <w:b w:val="0"/>
+          <w:color w:val="000000"/>
+          <w:sz w:val="22"/>
+        </w:rPr>
+        <w:t>ayant recueilli la majorite des suffrages exprimes en faveur des m'mes organisations e ces m'mes elections, quel que</w:t>
       </w:r>
     </w:p>
     <w:p>
       <w:r>
+        <w:rPr>
+          <w:b w:val="0"/>
+          <w:color w:val="000000"/>
+          <w:sz w:val="22"/>
+        </w:rPr>
         <w:t>soit le nombre de votants.</w:t>
       </w:r>
     </w:p>
     <w:p>
       <w:r>
-        <w:t>L�opposition est exprim�e dans un d�lai de 15 jours � compter de la date de notification de cet accord.</w:t>
+        <w:rPr>
+          <w:b w:val="0"/>
+          <w:color w:val="000000"/>
+          <w:sz w:val="22"/>
+        </w:rPr>
+        <w:t>L'opposition est exprimee dans un d'lai de 15 jours e compter de la date de notification de cet accord.</w:t>
       </w:r>
     </w:p>
     <w:p>
@@ -1105,7 +2080,12 @@
         <w:pStyle w:val="Heading2"/>
       </w:pPr>
       <w:r>
-        <w:t>CONVENTION DE BRANCHE ET ACCORDS PROFESSIONNELS IV �</w:t>
+        <w:rPr>
+          <w:b/>
+          <w:color w:val="2F5496"/>
+          <w:sz w:val="24"/>
+        </w:rPr>
+        <w:t>CONVENTION DE BRANCHE ET ACCORDS PROFESSIONNELS IV e</w:t>
       </w:r>
     </w:p>
     <w:p>
@@ -1113,31 +2093,61 @@
         <w:pStyle w:val="Heading2"/>
       </w:pPr>
       <w:r>
-        <w:t>LES PARTENAIRES DE LA N�GOCIATION A �</w:t>
+        <w:rPr>
+          <w:b/>
+          <w:color w:val="2F5496"/>
+          <w:sz w:val="24"/>
+        </w:rPr>
+        <w:t>LES PARTENAIRES DE LA N'GOCIATION A e</w:t>
       </w:r>
     </w:p>
     <w:p>
       <w:r>
-        <w:t>Ils sont conclus par une ou plusieurs organisations syndicales repr�sentatives, disposant d�une implantation territoriale</w:t>
+        <w:rPr>
+          <w:b w:val="0"/>
+          <w:color w:val="000000"/>
+          <w:sz w:val="22"/>
+        </w:rPr>
+        <w:t>Ils sont conclus par une ou plusieurs organisations syndicales representatives, disposant d'une implantation territoriale</w:t>
       </w:r>
     </w:p>
     <w:p>
       <w:r>
-        <w:t>�quilibr�e au sein de la branche et qui ont recueilli au moins 8% des suffrages exprim�s au premier tour des derni�res</w:t>
+        <w:rPr>
+          <w:b w:val="0"/>
+          <w:color w:val="000000"/>
+          <w:sz w:val="22"/>
+        </w:rPr>
+        <w:t>equilibree au sein de la branche et qui ont recueilli au moins 8% des suffrages exprimes au premier tour des dernieres</w:t>
       </w:r>
     </w:p>
     <w:p>
       <w:r>
-        <w:t>�lections des titulaires aux comit�s d�entreprise ou de la d�l�gation unique du personnel ou, � d�faut, des d�l�gu�s du</w:t>
+        <w:rPr>
+          <w:b w:val="0"/>
+          <w:color w:val="000000"/>
+          <w:sz w:val="22"/>
+        </w:rPr>
+        <w:t>elections des titulaires aux comites d'entreprise ou de la d'l'gation unique du personnel ou, e d'faut, des d'l'gues du</w:t>
       </w:r>
     </w:p>
     <w:p>
       <w:r>
-        <w:t>personnel, quel que soit le nombre de votants, additionn�s au niveau de la branche. La mesure de l�audience s�effectue</w:t>
+        <w:rPr>
+          <w:b w:val="0"/>
+          <w:color w:val="000000"/>
+          <w:sz w:val="22"/>
+        </w:rPr>
+        <w:t>personnel, quel que soit le nombre de votants, additionnes au niveau de la branche. La mesure de l'audience s'effectue</w:t>
       </w:r>
     </w:p>
     <w:p>
       <w:r>
+        <w:rPr>
+          <w:b w:val="0"/>
+          <w:color w:val="000000"/>
+          <w:sz w:val="22"/>
+        </w:rPr>
         <w:t>tous les quatre ans.</w:t>
       </w:r>
     </w:p>
@@ -1146,32 +2156,62 @@
         <w:pStyle w:val="Heading2"/>
       </w:pPr>
       <w:r>
-        <w:t>ADOPTION DE LA CONVENTION OU DE L�ACCORD B �</w:t>
+        <w:rPr>
+          <w:b/>
+          <w:color w:val="2F5496"/>
+          <w:sz w:val="24"/>
+        </w:rPr>
+        <w:t>ADOPTION DE LA CONVENTION OU DE L'ACCORD B e</w:t>
       </w:r>
     </w:p>
     <w:p>
       <w:r>
-        <w:t>La validit� d�une convention de branche ou d�un accord professionnel est subordonn�e � sa signature par une ou</w:t>
+        <w:rPr>
+          <w:b w:val="0"/>
+          <w:color w:val="000000"/>
+          <w:sz w:val="22"/>
+        </w:rPr>
+        <w:t>La validite d'une convention de branche ou d'un accord professionnel est subordonnee e sa signature par une ou</w:t>
       </w:r>
     </w:p>
     <w:p>
       <w:r>
-        <w:t>plusieurs organisations syndicales de salari�s repr�sentatives ayant recueilli au moins 30% des suffrages exprim�s en</w:t>
+        <w:rPr>
+          <w:b w:val="0"/>
+          <w:color w:val="000000"/>
+          <w:sz w:val="22"/>
+        </w:rPr>
+        <w:t>plusieurs organisations syndicales de salaries representatives ayant recueilli au moins 30% des suffrages exprimes en</w:t>
       </w:r>
     </w:p>
     <w:p>
       <w:r>
-        <w:t>faveur d�organisations reconnues repr�sentatives � ce niveau, et ce quel que soit le nombre de votants, et � l�absence</w:t>
+        <w:rPr>
+          <w:b w:val="0"/>
+          <w:color w:val="000000"/>
+          <w:sz w:val="22"/>
+        </w:rPr>
+        <w:t>faveur d'organisations reconnues representatives e ce niveau, et ce quel que soit le nombre de votants, et e l'absence</w:t>
       </w:r>
     </w:p>
     <w:p>
       <w:r>
-        <w:t>d�opposition d�une ou plusieurs organisations syndicales de salari�s repr�sentatives ayant recueilli la majorit� des</w:t>
+        <w:rPr>
+          <w:b w:val="0"/>
+          <w:color w:val="000000"/>
+          <w:sz w:val="22"/>
+        </w:rPr>
+        <w:t>d'opposition d'une ou plusieurs organisations syndicales de salaries representatives ayant recueilli la majorite des</w:t>
       </w:r>
     </w:p>
     <w:p>
       <w:r>
-        <w:t>suffrages exprim�s en faveur des m�mes organisations � ces m�mes �lections, quel que soit le nombre de votants.</w:t>
+        <w:rPr>
+          <w:b w:val="0"/>
+          <w:color w:val="000000"/>
+          <w:sz w:val="22"/>
+        </w:rPr>
+        <w:t>suffrages exprimes en faveur des m'mes organisations e ces m'mes elections, quel que soit le nombre de votants.</w:t>
       </w:r>
     </w:p>
     <w:p>
@@ -1179,7 +2219,12 @@
         <w:pStyle w:val="Heading2"/>
       </w:pPr>
       <w:r>
-        <w:t>LA N�GOCIATION DANS L�ENTREPRISE V �</w:t>
+        <w:rPr>
+          <w:b/>
+          <w:color w:val="2F5496"/>
+          <w:sz w:val="24"/>
+        </w:rPr>
+        <w:t>LA N'GOCIATION DANS L'ENTREPRISE V e</w:t>
       </w:r>
     </w:p>
     <w:p>
@@ -1187,17 +2232,32 @@
         <w:pStyle w:val="Heading2"/>
       </w:pPr>
       <w:r>
-        <w:t>ORDRE PUBLIC A �</w:t>
+        <w:rPr>
+          <w:b/>
+          <w:color w:val="2F5496"/>
+          <w:sz w:val="24"/>
+        </w:rPr>
+        <w:t>ORDRE PUBLIC A e</w:t>
       </w:r>
     </w:p>
     <w:p>
       <w:r>
-        <w:t>Lorsqu�il existe, dans l�entreprise, une ou plusieurs sections syndicales d�organisations repr�sentatives, l�employeur est</w:t>
+        <w:rPr>
+          <w:b w:val="0"/>
+          <w:color w:val="000000"/>
+          <w:sz w:val="22"/>
+        </w:rPr>
+        <w:t>Lorsqu'il existe, dans l'entreprise, une ou plusieurs sections syndicales d'organisations representatives, l'employeur est</w:t>
       </w:r>
     </w:p>
     <w:p>
       <w:r>
-        <w:t>tenu d�engager au minimum une fois tous les 4 ans :</w:t>
+        <w:rPr>
+          <w:b w:val="0"/>
+          <w:color w:val="000000"/>
+          <w:sz w:val="22"/>
+        </w:rPr>
+        <w:t>tenu d'engager au minimum une fois tous les 4 ans :</w:t>
       </w:r>
     </w:p>
     <w:p>
@@ -1205,7 +2265,12 @@
         <w:pStyle w:val="ListBullet"/>
       </w:pPr>
       <w:r>
-        <w:t>une n�gociation sur la r�mun�ration, les salaires effectifs, le temps de travail et le partage de la valeur ajout�e ; -</w:t>
+        <w:rPr>
+          <w:b w:val="0"/>
+          <w:color w:val="000000"/>
+          <w:sz w:val="22"/>
+        </w:rPr>
+        <w:t>une n'gociation sur la remuneration, les salaires effectifs, le temps de travail et le partage de la valeur ajoutee ;</w:t>
       </w:r>
     </w:p>
     <w:p>
@@ -1213,22 +2278,42 @@
         <w:pStyle w:val="ListBullet"/>
       </w:pPr>
       <w:r>
-        <w:t>une n�gociation sur l��galit� professionnelle entre les femmes et les hommes (r�mun�ration, qualit� de vie au -</w:t>
+        <w:rPr>
+          <w:b w:val="0"/>
+          <w:color w:val="000000"/>
+          <w:sz w:val="22"/>
+        </w:rPr>
+        <w:t>une n'gociation sur l'egalite professionnelle entre les femmes et les hommes (remuneration, qualite de vie au</w:t>
       </w:r>
     </w:p>
     <w:p>
       <w:r>
+        <w:rPr>
+          <w:b w:val="0"/>
+          <w:color w:val="000000"/>
+          <w:sz w:val="22"/>
+        </w:rPr>
         <w:t>travail...).</w:t>
       </w:r>
     </w:p>
     <w:p>
       <w:r>
-        <w:t>Par ailleurs, dans les entreprises et les groupes d�entreprises d�au moins 300 salari�s, l�employeur engage, au moins une</w:t>
+        <w:rPr>
+          <w:b w:val="0"/>
+          <w:color w:val="000000"/>
+          <w:sz w:val="22"/>
+        </w:rPr>
+        <w:t>Par ailleurs, dans les entreprises et les groupes d'entreprises d'au moins 300 salaries, l'employeur engage, au moins une</w:t>
       </w:r>
     </w:p>
     <w:p>
       <w:r>
-        <w:t>fois tous les 4 ans, une n�gociation sur la gestion des emplois et des parcours professionnels.</w:t>
+        <w:rPr>
+          <w:b w:val="0"/>
+          <w:color w:val="000000"/>
+          <w:sz w:val="22"/>
+        </w:rPr>
+        <w:t>fois tous les 4 ans, une n'gociation sur la gestion des emplois et des parcours professionnels.</w:t>
       </w:r>
     </w:p>
     <w:p>
@@ -1236,22 +2321,42 @@
         <w:pStyle w:val="Heading2"/>
       </w:pPr>
       <w:r>
-        <w:t>CHAMP DE LA N�GOCIATION COLLECTIVE B �</w:t>
+        <w:rPr>
+          <w:b/>
+          <w:color w:val="2F5496"/>
+          <w:sz w:val="24"/>
+        </w:rPr>
+        <w:t>CHAMP DE LA N'GOCIATION COLLECTIVE B e</w:t>
       </w:r>
     </w:p>
     <w:p>
       <w:r>
-        <w:t>Au sein de l�entreprise, il peut �tre n�goci�, � l�initiative de l�employeur ou � la demande d�une organisation syndicale de</w:t>
+        <w:rPr>
+          <w:b w:val="0"/>
+          <w:color w:val="000000"/>
+          <w:sz w:val="22"/>
+        </w:rPr>
+        <w:t>Au sein de l'entreprise, il peut etre n'gocie, e l'initiative de l'employeur ou e la demande d'une organisation syndicale de</w:t>
       </w:r>
     </w:p>
     <w:p>
       <w:r>
-        <w:t>salari�s repr�sentative, un accord venant pr�ciser le calendrier, la p�riodicit�, les th�mes et les modalit�s de</w:t>
+        <w:rPr>
+          <w:b w:val="0"/>
+          <w:color w:val="000000"/>
+          <w:sz w:val="22"/>
+        </w:rPr>
+        <w:t>salaries representative, un accord venant preciser le calendrier, la periodicite, les themes et les modalites de</w:t>
       </w:r>
     </w:p>
     <w:p>
       <w:r>
-        <w:t>n�gociation. L�accord pr�cise :</w:t>
+        <w:rPr>
+          <w:b w:val="0"/>
+          <w:color w:val="000000"/>
+          <w:sz w:val="22"/>
+        </w:rPr>
+        <w:t>n'gociation. L'accord precise :</w:t>
       </w:r>
     </w:p>
     <w:p>
@@ -1259,7 +2364,12 @@
         <w:pStyle w:val="ListBullet"/>
       </w:pPr>
       <w:r>
-        <w:t>les th�mes des n�gociations dans le respect des dispositions d�ordre public ; -</w:t>
+        <w:rPr>
+          <w:b w:val="0"/>
+          <w:color w:val="000000"/>
+          <w:sz w:val="22"/>
+        </w:rPr>
+        <w:t>les themes des n'gociations dans le respect des dispositions d'ordre public ;</w:t>
       </w:r>
     </w:p>
     <w:p>
@@ -1267,7 +2377,12 @@
         <w:pStyle w:val="ListBullet"/>
       </w:pPr>
       <w:r>
-        <w:t>la p�riodicit� et le contenu de chacun des th�mes ; -</w:t>
+        <w:rPr>
+          <w:b w:val="0"/>
+          <w:color w:val="000000"/>
+          <w:sz w:val="22"/>
+        </w:rPr>
+        <w:t>la periodicite et le contenu de chacun des themes ;</w:t>
       </w:r>
     </w:p>
     <w:p>
@@ -1275,7 +2390,12 @@
         <w:pStyle w:val="ListBullet"/>
       </w:pPr>
       <w:r>
-        <w:t>les informations que l�employeur doit d�livrer en vue de la n�gociation ; -</w:t>
+        <w:rPr>
+          <w:b w:val="0"/>
+          <w:color w:val="000000"/>
+          <w:sz w:val="22"/>
+        </w:rPr>
+        <w:t>les informations que l'employeur doit d'livrer en vue de la n'gociation ;</w:t>
       </w:r>
     </w:p>
     <w:p>
@@ -1283,7 +2403,12 @@
         <w:pStyle w:val="ListBullet"/>
       </w:pPr>
       <w:r>
-        <w:t>les conditions et modalit�s de suivis des engagements pris par les parties. -</w:t>
+        <w:rPr>
+          <w:b w:val="0"/>
+          <w:color w:val="000000"/>
+          <w:sz w:val="22"/>
+        </w:rPr>
+        <w:t>les conditions et modalites de suivis des engagements pris par les parties.</w:t>
       </w:r>
     </w:p>
     <w:p>
@@ -1291,12 +2416,22 @@
         <w:pStyle w:val="Heading2"/>
       </w:pPr>
       <w:r>
-        <w:t>DISPOSITIONS SUPPL�TIVES C �</w:t>
+        <w:rPr>
+          <w:b/>
+          <w:color w:val="2F5496"/>
+          <w:sz w:val="24"/>
+        </w:rPr>
+        <w:t>DISPOSITIONS SUPPLeTIVES C e</w:t>
       </w:r>
     </w:p>
     <w:p>
       <w:r>
-        <w:t>� d�faut d�accord collectif, l�employeur doit engager des n�gociations :</w:t>
+        <w:rPr>
+          <w:b w:val="0"/>
+          <w:color w:val="000000"/>
+          <w:sz w:val="22"/>
+        </w:rPr>
+        <w:t>e d'faut d'accord collectif, l'employeur doit engager des n'gociations :</w:t>
       </w:r>
     </w:p>
     <w:p>
@@ -1304,12 +2439,22 @@
         <w:pStyle w:val="ListBullet"/>
       </w:pPr>
       <w:r>
-        <w:t>chaque ann�e, sur la r�mun�ration, le temps de travail et le partage de la valeur ajout�e dans l�entreprise (salaires, -</w:t>
+        <w:rPr>
+          <w:b w:val="0"/>
+          <w:color w:val="000000"/>
+          <w:sz w:val="22"/>
+        </w:rPr>
+        <w:t>chaque annee, sur la remuneration, le temps de travail et le partage de la valeur ajoutee dans l'entreprise (salaires,</w:t>
       </w:r>
     </w:p>
     <w:p>
       <w:r>
-        <w:t>dur�e et organisation du temps de travail, int�ressement�) ;</w:t>
+        <w:rPr>
+          <w:b w:val="0"/>
+          <w:color w:val="000000"/>
+          <w:sz w:val="22"/>
+        </w:rPr>
+        <w:t>duree et organisation du temps de travail, interessemente) ;</w:t>
       </w:r>
     </w:p>
     <w:p>
@@ -1317,7 +2462,12 @@
         <w:pStyle w:val="ListBullet"/>
       </w:pPr>
       <w:r>
-        <w:t>chaque ann�e, sur l��galit� professionnelle entre les femmes et les hommes, -</w:t>
+        <w:rPr>
+          <w:b w:val="0"/>
+          <w:color w:val="000000"/>
+          <w:sz w:val="22"/>
+        </w:rPr>
+        <w:t>chaque annee, sur l'egalite professionnelle entre les femmes et les hommes,</w:t>
       </w:r>
     </w:p>
     <w:p>
@@ -1325,26 +2475,44 @@
         <w:pStyle w:val="ListBullet"/>
       </w:pPr>
       <w:r>
-        <w:t>tous les 3 ans, dans les entreprises d�au moins 300 salari�s, sur la gestion des emplois et des parcours professionnels, -</w:t>
+        <w:rPr>
+          <w:b w:val="0"/>
+          <w:color w:val="000000"/>
+          <w:sz w:val="22"/>
+        </w:rPr>
+        <w:t>tous les 3 ans, dans les entreprises d'au moins 300 salaries, sur la gestion des emplois et des parcours professionnels,</w:t>
       </w:r>
     </w:p>
     <w:p>
       <w:r>
-        <w:t>Lorsque aucune n�gociation n�a �t� engag�e depuis plus de 12 mois pour les n�gociations annuelles, et 36 mois pour la</w:t>
+        <w:rPr>
+          <w:b w:val="0"/>
+          <w:color w:val="000000"/>
+          <w:sz w:val="22"/>
+        </w:rPr>
+        <w:t>Lorsque aucune n'gociation n'a et' engagee depuis plus de 12 mois pour les n'gociations annuelles, et 36 mois pour la</w:t>
       </w:r>
     </w:p>
     <w:p>
       <w:r>
-        <w:t>n�gociation triennale, toute organisation syndicale repr�sentative peut � sa simple demande en exiger la tenue.</w:t>
+        <w:rPr>
+          <w:b w:val="0"/>
+          <w:color w:val="000000"/>
+          <w:sz w:val="22"/>
+        </w:rPr>
+        <w:t>n'gociation triennale, toute organisation syndicale representative peut e sa simple demande en exiger la tenue.</w:t>
       </w:r>
     </w:p>
     <w:p>
       <w:r>
-        <w:t>L�employeur dispose alors d�un d�lai de 15 jours pour convoquer les parties.</w:t>
+        <w:rPr>
+          <w:b w:val="0"/>
+          <w:color w:val="000000"/>
+          <w:sz w:val="22"/>
+        </w:rPr>
+        <w:t>L'employeur dispose alors d'un d'lai de 15 jours pour convoquer les parties.</w:t>
       </w:r>
     </w:p>
-    <w:p/>
-    <w:p/>
     <w:p/>
     <w:sectPr>
       <w:pgSz w:w="12240" w:h="15840"/>

--- a/droit social dcg/25- negocaition collective principe et mecanisme.docx
+++ b/droit social dcg/25- negocaition collective principe et mecanisme.docx
@@ -13,7 +13,7 @@
           <w:color w:val="1F4E79"/>
           <w:sz w:val="34"/>
         </w:rPr>
-        <w:t>FICHE 25 : LA N'GOCIATION COLLECTIVE : PRINCIPES ET M'CANISMES</w:t>
+        <w:t>FICHE 25 : LA NÉGOCIATION COLLECTIVE : PRINCIPES ET MÉCANISMES</w:t>
       </w:r>
     </w:p>
     <w:p/>
@@ -27,7 +27,7 @@
           <w:color w:val="006100"/>
           <w:sz w:val="24"/>
         </w:rPr>
-        <w:t>PRINCIPES GeN'RAUX SUR LES CONVENTIONS ET ACCORDS COLLECTIFS I e</w:t>
+        <w:t>PRINCIPES GÉNÉRAUX SUR LES CONVENTIONS ET ACCORDS COLLECTIFS I •</w:t>
       </w:r>
     </w:p>
     <w:p>
@@ -40,7 +40,7 @@
           <w:color w:val="2F5496"/>
           <w:sz w:val="24"/>
         </w:rPr>
-        <w:t>D'FINITIONS ET DISTINCTION A e</w:t>
+        <w:t>DÉFINITIONS ET DISTINCTION A •</w:t>
       </w:r>
     </w:p>
     <w:p>
@@ -76,7 +76,7 @@
           <w:color w:val="000000"/>
           <w:sz w:val="22"/>
         </w:rPr>
-        <w:t>La convention collective porte sur l'ensemble des conditions de travail et de protection sociale (duree du travail,</w:t>
+        <w:t>La convention collective porte sur l'ensemble des conditions de travail et de protection sociale (durée du travail,</w:t>
       </w:r>
     </w:p>
     <w:p>
@@ -86,7 +86,7 @@
           <w:color w:val="000000"/>
           <w:sz w:val="22"/>
         </w:rPr>
-        <w:t>remuneration, conges, licenciement, d'missione). Le texte initial est ensuite complet' progressivement par des</w:t>
+        <w:t>rémunération, congés, licenciement, démissioné). Le texte initial est ensuite complète progressivement par des</w:t>
       </w:r>
     </w:p>
     <w:p>
@@ -109,7 +109,7 @@
           <w:color w:val="000000"/>
           <w:sz w:val="22"/>
         </w:rPr>
-        <w:t>L'accord collectif ne concerne que certains themes. Sa portee est donc limitee e un ou plusieurs aspects d'termines</w:t>
+        <w:t>L'accord collectif ne concerne que certains thèmes. Sa portée est donc limitée à un ou plusieurs aspects déterminés</w:t>
       </w:r>
     </w:p>
     <w:p>
@@ -119,7 +119,7 @@
           <w:color w:val="000000"/>
           <w:sz w:val="22"/>
         </w:rPr>
-        <w:t>(accord sur les salaires, accord sur l'egalite professionnellee).</w:t>
+        <w:t>(accord sur les salaires, accord sur l'égalité professionnelleé).</w:t>
       </w:r>
     </w:p>
     <w:p>
@@ -129,7 +129,7 @@
           <w:color w:val="000000"/>
           <w:sz w:val="22"/>
         </w:rPr>
-        <w:t>Ces textes contiennent un preambule presentant ses objectifs ainsi qu'un resume de son contenu. Sauf cas particuliers,</w:t>
+        <w:t>Ces textes contiennent un préambule présentant ses objectifs ainsi qu'un résumé de son contenu. Sauf cas particuliers,</w:t>
       </w:r>
     </w:p>
     <w:p>
@@ -139,7 +139,7 @@
           <w:color w:val="000000"/>
           <w:sz w:val="22"/>
         </w:rPr>
-        <w:t>son absence n'est pas de nature e entraener la nullite de l'accord. La duree d'application des textes est de 5 ans, sauf</w:t>
+        <w:t>son absence n'est pas de nature à entraîner la nullité de l'accord. La durée d'application des textes est de 5 ans, sauf</w:t>
       </w:r>
     </w:p>
     <w:p>
@@ -149,7 +149,7 @@
           <w:color w:val="000000"/>
           <w:sz w:val="22"/>
         </w:rPr>
-        <w:t>stipulation differente.</w:t>
+        <w:t>stipulation différente.</w:t>
       </w:r>
     </w:p>
     <w:p>
@@ -162,7 +162,7 @@
           <w:color w:val="2F5496"/>
           <w:sz w:val="24"/>
         </w:rPr>
-        <w:t>LA LIMITATION GeOGRAPHIQUE ET PROFESSIONNELLE DES TEXTES</w:t>
+        <w:t>LA LIMITATION GÉOGRAPHIQUE ET PROFESSIONNELLE DES TEXTES</w:t>
       </w:r>
     </w:p>
     <w:p>
@@ -182,7 +182,7 @@
           <w:color w:val="000000"/>
           <w:sz w:val="22"/>
         </w:rPr>
-        <w:t>Les conventions et accords collectifs peuvent couvrir un champ territorial national, regional, e</w:t>
+        <w:t>Les conventions et accords collectifs peuvent couvrir un champ territorial national, régional, à</w:t>
       </w:r>
     </w:p>
     <w:p>
@@ -192,7 +192,7 @@
           <w:color w:val="000000"/>
           <w:sz w:val="22"/>
         </w:rPr>
-        <w:t>d'partemental ou local (au niveau de l'etablissement, de l'entreprise ou du groupe).</w:t>
+        <w:t>départemental ou local (au niveau de l'établissement, de l'entreprise ou du groupe).</w:t>
       </w:r>
     </w:p>
     <w:p>
@@ -202,7 +202,7 @@
           <w:color w:val="000000"/>
           <w:sz w:val="22"/>
         </w:rPr>
-        <w:t>Les accords interprofessionnels. Ils couvrent l'ensemble des branches d'activites et sont la plupart du temps e</w:t>
+        <w:t>Les accords interprofessionnels. Ils couvrent l'ensemble des branches d'activités et sont la plupart du temps à</w:t>
       </w:r>
     </w:p>
     <w:p>
@@ -222,7 +222,7 @@
           <w:color w:val="000000"/>
           <w:sz w:val="22"/>
         </w:rPr>
-        <w:t>professionnel du 11 janvier 2013 pour un nouveau modele economique et social au service de la competitivite et</w:t>
+        <w:t>professionnel du 11 janvier 2013 pour un nouveau modèle économique et social au service de la compétitivité et</w:t>
       </w:r>
     </w:p>
     <w:p>
@@ -232,7 +232,7 @@
           <w:color w:val="000000"/>
           <w:sz w:val="22"/>
         </w:rPr>
-        <w:t>l'emploi ou encore celui signe le 26 mars 2010 sur la prevention du harcelement et des violences au travail.</w:t>
+        <w:t>l'emploi ou encore celui signe le 26 mars 2010 sur la prévention du harcèlement et des violences au travail.</w:t>
       </w:r>
     </w:p>
     <w:p>
@@ -242,7 +242,7 @@
           <w:color w:val="000000"/>
           <w:sz w:val="22"/>
         </w:rPr>
-        <w:t>Les conventions collectives de branche et les accords professionnels. Ils sont conclus au niveau d'une e</w:t>
+        <w:t>Les conventions collectives de branche et les accords professionnels. Ils sont conclus au niveau d'une à</w:t>
       </w:r>
     </w:p>
     <w:p>
@@ -252,7 +252,7 @@
           <w:color w:val="000000"/>
           <w:sz w:val="22"/>
         </w:rPr>
-        <w:t>branche d'activite d'terminee, c'est-e-dire d'un champ professionnel d'fini. Par exemple la chimie, la</w:t>
+        <w:t>branche d'activité déterminée, c'est-à-dire d'un champ professionnel défini. Par exemple la chimie, la</w:t>
       </w:r>
     </w:p>
     <w:p>
@@ -262,7 +262,7 @@
           <w:color w:val="000000"/>
           <w:sz w:val="22"/>
         </w:rPr>
-        <w:t>m'tallurgie, l'hetelleriee</w:t>
+        <w:t>métallurgie, l'hétellerieé</w:t>
       </w:r>
     </w:p>
     <w:p>
@@ -272,7 +272,7 @@
           <w:color w:val="000000"/>
           <w:sz w:val="22"/>
         </w:rPr>
-        <w:t>C'est en matiere de branche que la loi du 8 aoet 2016 est venue innover, donnant lieu e de vives controverses. La loi confie</w:t>
+        <w:t>C'est en matière de branche que la loi du 8 août 2016 est venue innover, donnant lieu à de vives controverses. La loi confie</w:t>
       </w:r>
     </w:p>
     <w:p>
@@ -282,7 +282,7 @@
           <w:color w:val="000000"/>
           <w:sz w:val="22"/>
         </w:rPr>
-        <w:t>ainsi aux branches differentes missions :</w:t>
+        <w:t>ainsi aux branches différentes missions :</w:t>
       </w:r>
     </w:p>
     <w:p>
@@ -295,7 +295,7 @@
           <w:color w:val="000000"/>
           <w:sz w:val="22"/>
         </w:rPr>
-        <w:t>d'finir, par la n'gociation, les garanties applicables aux salaries en matiere de salaires minimaux, de classifications,</w:t>
+        <w:t>définir, par la négociation, les garanties applicables aux salariés en matière de salaires minimaux, de classifications,</w:t>
       </w:r>
     </w:p>
     <w:p>
@@ -305,7 +305,7 @@
           <w:color w:val="000000"/>
           <w:sz w:val="22"/>
         </w:rPr>
-        <w:t>de garanties collectives complementaires, de mutualisation des fonds de la formation professionnelle, de</w:t>
+        <w:t>de garanties collectives complémentaires, de mutualisation des fonds de la formation professionnelle, de</w:t>
       </w:r>
     </w:p>
     <w:p>
@@ -315,7 +315,7 @@
           <w:color w:val="000000"/>
           <w:sz w:val="22"/>
         </w:rPr>
-        <w:t>prevention de la penibilite, et d'egalite professionnelle entre les femmes et les hommes ;</w:t>
+        <w:t>prévention de la pénibilité, et d'égalité professionnelle entre les femmes et les hommes ;</w:t>
       </w:r>
     </w:p>
     <w:p>
@@ -328,7 +328,7 @@
           <w:color w:val="000000"/>
           <w:sz w:val="22"/>
         </w:rPr>
-        <w:t>efinir, par la n'gociation, les themes sur lesquels les conventions et accords d'entreprise ne peuvent etre moins</w:t>
+        <w:t>éfinir, par la négociation, les thèmes sur lesquels les conventions et accords d'entreprise ne peuvent être moins</w:t>
       </w:r>
     </w:p>
     <w:p>
@@ -351,7 +351,7 @@
           <w:color w:val="000000"/>
           <w:sz w:val="22"/>
         </w:rPr>
-        <w:t>reguler la concurrence entre les entreprises relevant de son champ d'application.</w:t>
+        <w:t>réguler la concurrence entre les entreprises relevant de son champ d'application.</w:t>
       </w:r>
     </w:p>
     <w:p>
@@ -361,7 +361,7 @@
           <w:color w:val="000000"/>
           <w:sz w:val="22"/>
         </w:rPr>
-        <w:t>e cet effet, est instituee par la n'gociation collective, une commission paritaire permanente dans chaque branche.</w:t>
+        <w:t>à cet effet, est instituée par la négociation collective, une commission paritaire permanente dans chaque branche.</w:t>
       </w:r>
     </w:p>
     <w:p>
@@ -371,7 +371,7 @@
           <w:color w:val="000000"/>
           <w:sz w:val="22"/>
         </w:rPr>
-        <w:t>Remplissant une mission d'interet gen'ral, elle represente les entreprises entrant dans son champ d'application vis-e-</w:t>
+        <w:t>Remplissant une mission d'intérêt général, elle représente les entreprises entrant dans son champ d'application vis-à-</w:t>
       </w:r>
     </w:p>
     <w:p>
@@ -381,7 +381,7 @@
           <w:color w:val="000000"/>
           <w:sz w:val="22"/>
         </w:rPr>
-        <w:t>vis des pouvoirs publics et exerce un rele de veille en matiere d'emploi et de conditions de travail notamment.</w:t>
+        <w:t>vis des pouvoirs publics et exerce un rôle de veille en matière d'emploi et de conditions de travail notamment.</w:t>
       </w:r>
     </w:p>
     <w:p>
@@ -394,7 +394,7 @@
           <w:color w:val="2F5496"/>
           <w:sz w:val="24"/>
         </w:rPr>
-        <w:t>D'TERMINATION DE LA CONVENTION COLLECTIVE APPLICABLE B e</w:t>
+        <w:t>DÉTERMINATION DE LA CONVENTION COLLECTIVE APPLICABLE B •</w:t>
       </w:r>
     </w:p>
     <w:p>
@@ -407,7 +407,7 @@
           <w:color w:val="006100"/>
           <w:sz w:val="24"/>
         </w:rPr>
-        <w:t>PRINCIPES DE D'TERMINATION DE LA CONVENTION COLLECTIVE APPLICABLE</w:t>
+        <w:t>PRINCIPES DE DÉTERMINATION DE LA CONVENTION COLLECTIVE APPLICABLE</w:t>
       </w:r>
     </w:p>
     <w:p>
@@ -430,7 +430,7 @@
           <w:color w:val="006100"/>
           <w:sz w:val="22"/>
         </w:rPr>
-        <w:t>Le critere de l'activite economique de l'entreprise et du champ professionnel</w:t>
+        <w:t>Le critère de l'activité économique de l'entreprise et du champ professionnel</w:t>
       </w:r>
     </w:p>
     <w:p>
@@ -440,7 +440,7 @@
           <w:color w:val="006100"/>
           <w:sz w:val="22"/>
         </w:rPr>
-        <w:t>Par principe, la convention collective applicable est d'terminee par l'activite exercee par l'entreprise et non par</w:t>
+        <w:t>Par principe, la convention collective applicable est déterminée par l'activité exercée par l'entreprise et non par</w:t>
       </w:r>
     </w:p>
     <w:p>
@@ -450,7 +450,7 @@
           <w:color w:val="006100"/>
           <w:sz w:val="22"/>
         </w:rPr>
-        <w:t>l'activite du salarie. Cette recherche est facilitee par le code NAF de l'entreprise. Attribue par l'INSEE en fonction de</w:t>
+        <w:t>l'activité du salarié. Cette recherche est facilitée par le code NAF de l'entreprise. Attribué par l'INSEE en fonction de</w:t>
       </w:r>
     </w:p>
     <w:p>
@@ -460,7 +460,7 @@
           <w:color w:val="006100"/>
           <w:sz w:val="22"/>
         </w:rPr>
-        <w:t>l'activite de rattachement de l'entreprise, ce code n'a cependant qu'une valeur indicative. C'est en effet l'activite</w:t>
+        <w:t>l'activité de rattachement de l'entreprise, ce code n'a cependant qu'une valeur indicative. C'est en effet l'activité</w:t>
       </w:r>
     </w:p>
     <w:p>
@@ -470,7 +470,7 @@
           <w:color w:val="006100"/>
           <w:sz w:val="22"/>
         </w:rPr>
-        <w:t>effectivement exercee qui est d'terminante (L 2261-2 C. trav.) et autorise celui qui s'en prevaut d'en rapporter la</w:t>
+        <w:t>effectivement exercée qui est déterminante (L 2261-2 C. trav.) et autorise celui qui s'en prévaut d'en rapporter la</w:t>
       </w:r>
     </w:p>
     <w:p>
@@ -480,7 +480,7 @@
           <w:color w:val="006100"/>
           <w:sz w:val="22"/>
         </w:rPr>
-        <w:t>preuve. En cas de pluralite d'activites, le rattachement de l'entreprise e une convention collective s'analyse au regard de</w:t>
+        <w:t>preuve. En cas de pluralité d'activités, le rattachement de l'entreprise à une convention collective s'analyse au regard de</w:t>
       </w:r>
     </w:p>
     <w:p>
@@ -490,7 +490,7 @@
           <w:color w:val="006100"/>
           <w:sz w:val="22"/>
         </w:rPr>
-        <w:t>son activite principale dont l'appreciation d'pend du nombre de salarie si l'entreprise est industrielle ou du montant du</w:t>
+        <w:t>son activité principale dont l'appréciation dépend du nombre de salarié si l'entreprise est industrielle ou du montant du</w:t>
       </w:r>
     </w:p>
     <w:p>
@@ -500,7 +500,7 @@
           <w:color w:val="006100"/>
           <w:sz w:val="22"/>
         </w:rPr>
-        <w:t>chiffre d'affaires si l'entreprise est commerciale (art. L 2261-2. C.trav.). e cet egard et pour eviter des chevauchements</w:t>
+        <w:t>chiffre d'affaires si l'entreprise est commerciale (art. L 2261-2. C.trav.). à cet égard et pour éviter des chevauchements</w:t>
       </w:r>
     </w:p>
     <w:p>
@@ -510,7 +510,7 @@
           <w:color w:val="006100"/>
           <w:sz w:val="22"/>
         </w:rPr>
-        <w:t>de normes, les entreprises pouvant en etre l'objet peuvent librement instituer des clauses de d'partage reciproques</w:t>
+        <w:t>de normes, les entreprises pouvant en être l'objet peuvent librement instituer des clauses de départage réciproques</w:t>
       </w:r>
     </w:p>
     <w:p>
@@ -520,7 +520,7 @@
           <w:color w:val="006100"/>
           <w:sz w:val="22"/>
         </w:rPr>
-        <w:t>facilitant la d'termination de la convention applicable.</w:t>
+        <w:t>facilitant la détermination de la convention applicable.</w:t>
       </w:r>
     </w:p>
     <w:p>
@@ -530,7 +530,7 @@
           <w:color w:val="006100"/>
           <w:sz w:val="22"/>
         </w:rPr>
-        <w:t>En toute hypothese, il ne peut etre applique qu'une seule convention collective dans les relations collectives de travail.</w:t>
+        <w:t>En toute hypothèse, il ne peut être applique qu'une seule convention collective dans les relations collectives de travail.</w:t>
       </w:r>
     </w:p>
     <w:p>
@@ -550,7 +550,7 @@
           <w:color w:val="006100"/>
           <w:sz w:val="22"/>
         </w:rPr>
-        <w:t>editions Corroy e 4 rue de Villars, 42000 Saint-etienne e 04 77 79 92 46 e infos@editions-corroy.fr</w:t>
+        <w:t>éditions Corroy à 4 rue de Villars, 42000 Saint-etienne à 04 77 79 92 46 à infos@editions-corroy.fr</w:t>
       </w:r>
     </w:p>
     <w:p>
@@ -560,7 +560,7 @@
           <w:color w:val="006100"/>
           <w:sz w:val="22"/>
         </w:rPr>
-        <w:t>COLLECTION DCG UE 3 e Droit social - Fiches de cours</w:t>
+        <w:t>COLLECTION DCG UE 3 à Droit social - Fiches de cours</w:t>
       </w:r>
     </w:p>
     <w:p>
@@ -583,7 +583,7 @@
           <w:color w:val="006100"/>
           <w:sz w:val="22"/>
         </w:rPr>
-        <w:t>Le critere territorial</w:t>
+        <w:t>Le critère territorial</w:t>
       </w:r>
     </w:p>
     <w:p>
@@ -603,7 +603,7 @@
           <w:color w:val="006100"/>
           <w:sz w:val="22"/>
         </w:rPr>
-        <w:t>d'application national, regional, d'partemental ou local, c'est-e-dire dans le dernier cas, au niveau de l'etablissement, de</w:t>
+        <w:t>d'application national, régional, départemental ou local, c'est-à-dire dans le dernier cas, au niveau de l'établissement, de</w:t>
       </w:r>
     </w:p>
     <w:p>
@@ -613,7 +613,7 @@
           <w:color w:val="006100"/>
           <w:sz w:val="22"/>
         </w:rPr>
-        <w:t>l'entreprise ou du groupe. C'est le texte lui-m'me qui d'termine la portee geographique de son contenu.</w:t>
+        <w:t>l'entreprise ou du groupe. C'est le texte lui-même qui détermine la portée géographique de son contenu.</w:t>
       </w:r>
     </w:p>
     <w:p>
@@ -649,7 +649,7 @@
           <w:color w:val="000000"/>
           <w:sz w:val="22"/>
         </w:rPr>
-        <w:t>L'appartenance de l'employeur e l'organisme signataire</w:t>
+        <w:t>L'appartenance de l'employeur à l'organisme signataire</w:t>
       </w:r>
     </w:p>
     <w:p>
@@ -659,7 +659,7 @@
           <w:color w:val="000000"/>
           <w:sz w:val="22"/>
         </w:rPr>
-        <w:t>L'employeur est contraint d'appliquer les dispositions d'une convention collective d's lors qu'il en est le signataire ou</w:t>
+        <w:t>L'employeur est contraint d'appliquer les dispositions d'une convention collective des lors qu'il en est le signataire ou</w:t>
       </w:r>
     </w:p>
     <w:p>
@@ -689,7 +689,7 @@
           <w:color w:val="000000"/>
           <w:sz w:val="22"/>
         </w:rPr>
-        <w:t>aussi pour les textes futurs, tels qu'avenants ou annexes e compter de leur entree en vigueur.</w:t>
+        <w:t>aussi pour les textes futurs, tels qu'avenants ou annexes à compter de leur entrée en vigueur.</w:t>
       </w:r>
     </w:p>
     <w:p>
@@ -702,7 +702,7 @@
           <w:color w:val="000000"/>
           <w:sz w:val="22"/>
         </w:rPr>
-        <w:t>Les procedures d'extension et d'elargissement</w:t>
+        <w:t>Les procédures d'extension et d'élargissement</w:t>
       </w:r>
     </w:p>
     <w:p>
@@ -712,7 +712,7 @@
           <w:color w:val="000000"/>
           <w:sz w:val="22"/>
         </w:rPr>
-        <w:t>Dans deux hypotheses, la convention collective e vocation e s'appliquer en l'absence m'me d'adhesion de l'employeur</w:t>
+        <w:t>Dans deux hypothèses, la convention collective à vocation à s'appliquer en l'absence même d'adhésion de l'employeur</w:t>
       </w:r>
     </w:p>
     <w:p>
@@ -722,7 +722,7 @@
           <w:color w:val="000000"/>
           <w:sz w:val="22"/>
         </w:rPr>
-        <w:t>au groupement patronal signataire ou de participation personnelle e la conclusion de la convention. En effet, le ministre</w:t>
+        <w:t>au groupement patronal signataire ou de participation personnelle à la conclusion de la convention. En effet, le ministre</w:t>
       </w:r>
     </w:p>
     <w:p>
@@ -732,7 +732,7 @@
           <w:color w:val="000000"/>
           <w:sz w:val="22"/>
         </w:rPr>
-        <w:t>du Travail peut, par voie d'arret', etendre ou elargir le champ d'application d'un texte existant.</w:t>
+        <w:t>du Travail peut, par voie d'arrête, étendre ou élargir le champ d'application d'un texte existant.</w:t>
       </w:r>
     </w:p>
     <w:p>
@@ -742,7 +742,7 @@
           <w:color w:val="000000"/>
           <w:sz w:val="22"/>
         </w:rPr>
-        <w:t>L'extension. Elle consiste, par voie ministerielle, e etendre l'application d'une convention collective e toutes les e</w:t>
+        <w:t>L'extension. Elle consiste, par voie ministérielle, à étendre l'application d'une convention collective à toutes les à</w:t>
       </w:r>
     </w:p>
     <w:p>
@@ -772,7 +772,7 @@
           <w:color w:val="000000"/>
           <w:sz w:val="22"/>
         </w:rPr>
-        <w:t>L'elargissement. Il s'agit, par voie ministerielle, d'elargir le champ d'application d'une convention collective e</w:t>
+        <w:t>L'élargissement. Il s'agit, par voie ministérielle, d'élargir le champ d'application d'une convention collective à</w:t>
       </w:r>
     </w:p>
     <w:p>
@@ -782,7 +782,7 @@
           <w:color w:val="000000"/>
           <w:sz w:val="22"/>
         </w:rPr>
-        <w:t>existante e une branche d'activite ou e un nouveau secteur territorial qui en est d'pourvu (Art. L 2261-17 C.</w:t>
+        <w:t>existante à une branche d'activité ou à un nouveau secteur territorial qui en est dépourvu (Art. L 2261-17 C.</w:t>
       </w:r>
     </w:p>
     <w:p>
@@ -792,7 +792,7 @@
           <w:color w:val="000000"/>
           <w:sz w:val="22"/>
         </w:rPr>
-        <w:t>trav.). Il suppose la reunion des conditions suivantes :</w:t>
+        <w:t>trav.). Il suppose la réunion des conditions suivantes :</w:t>
       </w:r>
     </w:p>
     <w:p>
@@ -805,7 +805,7 @@
           <w:color w:val="000000"/>
           <w:sz w:val="22"/>
         </w:rPr>
-        <w:t>absence ou carence e des organisations de salaries ou d'employeurs se traduisant par une impossibilite</w:t>
+        <w:t>absence ou carence à des organisations de salariés ou d'employeurs se traduisant par une impossibilité</w:t>
       </w:r>
     </w:p>
     <w:p>
@@ -815,7 +815,7 @@
           <w:color w:val="000000"/>
           <w:sz w:val="22"/>
         </w:rPr>
-        <w:t>persistante de conclure une convention ou un accord dans une branche d'activite ou un secteur territorial</w:t>
+        <w:t>persistante de conclure une convention ou un accord dans une branche d'activité ou un secteur territorial</w:t>
       </w:r>
     </w:p>
     <w:p>
@@ -825,7 +825,7 @@
           <w:color w:val="000000"/>
           <w:sz w:val="22"/>
         </w:rPr>
-        <w:t>d'termine e ;</w:t>
+        <w:t>déterminé à ;</w:t>
       </w:r>
     </w:p>
     <w:p>
@@ -838,7 +838,7 @@
           <w:color w:val="000000"/>
           <w:sz w:val="22"/>
         </w:rPr>
-        <w:t>le secteur territorial, objet de l'elargissement, doit presenter des conditions economiques (en cas</w:t>
+        <w:t>le secteur territorial, objet de l'élargissement, doit présenter des conditions économiques (en cas</w:t>
       </w:r>
     </w:p>
     <w:p>
@@ -848,7 +848,7 @@
           <w:color w:val="000000"/>
           <w:sz w:val="22"/>
         </w:rPr>
-        <w:t>d'elargissement e un nouveau secteur territorial) ou d'emplois (en cas d'elargissement e un autre secteur</w:t>
+        <w:t>d'élargissement à un nouveau secteur territorial) ou d'emplois (en cas d'élargissement à un autre secteur</w:t>
       </w:r>
     </w:p>
     <w:p>
@@ -858,7 +858,7 @@
           <w:color w:val="000000"/>
           <w:sz w:val="22"/>
         </w:rPr>
-        <w:t>professionnel) analogues e celles e du secteur dans lequel l'extension est d'j' intervenue e ;</w:t>
+        <w:t>professionnel) analogues à celles à du secteur dans lequel l'extension est déjà intervenue à ;</w:t>
       </w:r>
     </w:p>
     <w:p>
@@ -871,7 +871,7 @@
           <w:color w:val="000000"/>
           <w:sz w:val="22"/>
         </w:rPr>
-        <w:t>la convention ou l'accord objet de l'elargissement doit avoir et' prealablement etendu.</w:t>
+        <w:t>la convention ou l'accord objet de l'élargissement doit avoir été préalablement étendu.</w:t>
       </w:r>
     </w:p>
     <w:p>
@@ -881,7 +881,7 @@
           <w:color w:val="000000"/>
           <w:sz w:val="22"/>
         </w:rPr>
-        <w:t>Son application est d'effet immediat et imperatif d's son entree en vigueur.</w:t>
+        <w:t>Son application est d'effet immédiat et impératif des son entrée en vigueur.</w:t>
       </w:r>
     </w:p>
     <w:p>
@@ -927,7 +927,7 @@
           <w:color w:val="000000"/>
           <w:sz w:val="22"/>
         </w:rPr>
-        <w:t>Dans les relations individuelles de travail, l'employeur peut librement d'cider d'appliquer les dispositions d'une</w:t>
+        <w:t>Dans les relations individuelles de travail, l'employeur peut librement décider d'appliquer les dispositions d'une</w:t>
       </w:r>
     </w:p>
     <w:p>
@@ -937,7 +937,7 @@
           <w:color w:val="000000"/>
           <w:sz w:val="22"/>
         </w:rPr>
-        <w:t>convention collective e laquelle il n'est pas soumis (par exemple en matiere de remuneration, conges, primese). Cette</w:t>
+        <w:t>convention collective à laquelle il n'est pas soumis (par exemple en matière de rémunération, congés, primesé). Cette</w:t>
       </w:r>
     </w:p>
     <w:p>
@@ -947,7 +947,7 @@
           <w:color w:val="000000"/>
           <w:sz w:val="22"/>
         </w:rPr>
-        <w:t>application a la valeur d'un usage et en produit les effets juridiques. L'intention de l'employeur peut etre d'terminee par</w:t>
+        <w:t>application a la valeur d'un usage et en produit les effets juridiques. L'intention de l'employeur peut être déterminée par</w:t>
       </w:r>
     </w:p>
     <w:p>
@@ -957,7 +957,7 @@
           <w:color w:val="000000"/>
           <w:sz w:val="22"/>
         </w:rPr>
-        <w:t>l'indication sur le bulletin de paye de la convention collective. Elle vaut alors presomption d'applicabilite du texte, mais</w:t>
+        <w:t>l'indication sur le bulletin de paye de la convention collective. Elle vaut alors présomption d'applicabilité du texte, mais</w:t>
       </w:r>
     </w:p>
     <w:p>
@@ -967,7 +967,7 @@
           <w:color w:val="000000"/>
           <w:sz w:val="22"/>
         </w:rPr>
-        <w:t>l'employeur est fonde e en apporter la preuve contraire.</w:t>
+        <w:t>l'employeur est fondé à en apporter la preuve contraire.</w:t>
       </w:r>
     </w:p>
     <w:p>
@@ -977,7 +977,7 @@
           <w:color w:val="000000"/>
           <w:sz w:val="22"/>
         </w:rPr>
-        <w:t>En cette derniere hypothese, la mesure a valeur d'usage et devient contraignante pour l'employeur. Il ne peut y mettre</w:t>
+        <w:t>En cette dernière hypothèse, la mesure a valeur d'usage et devient contraignante pour l'employeur. Il ne peut y mettre</w:t>
       </w:r>
     </w:p>
     <w:p>
@@ -987,7 +987,7 @@
           <w:color w:val="000000"/>
           <w:sz w:val="22"/>
         </w:rPr>
-        <w:t>fin par le simple fait de ne plus en respecter les dispositions. La d'nonciation de l'usage (c'est-e-dire la volonte de ne plus</w:t>
+        <w:t>fin par le simple fait de ne plus en respecter les dispositions. La dénonciation de l'usage (c'est-à-dire la volonté de ne plus</w:t>
       </w:r>
     </w:p>
     <w:p>
@@ -997,7 +997,7 @@
           <w:color w:val="000000"/>
           <w:sz w:val="22"/>
         </w:rPr>
-        <w:t>en appliquer les regles) doit etre portee e la connaissance des representants du personnel et de chaque salarie. En outre</w:t>
+        <w:t>en appliquer les règles) doit être portée à la connaissance des représentants du personnel et de chaque salarié. En outre</w:t>
       </w:r>
     </w:p>
     <w:p>
@@ -1007,7 +1007,7 @@
           <w:color w:val="000000"/>
           <w:sz w:val="22"/>
         </w:rPr>
-        <w:t>il est n'cessaire de prevoir un d'lai de prevenance susceptible de permettre l'ouverture de n'gociations e ce propos. e</w:t>
+        <w:t>il est nécessaire de prévoir un délai de provenance susceptible de permettre l'ouverture de négociations à ce propos. à</w:t>
       </w:r>
     </w:p>
     <w:p>
@@ -1017,7 +1017,7 @@
           <w:color w:val="000000"/>
           <w:sz w:val="22"/>
         </w:rPr>
-        <w:t>d'faut de d'nonciation reguliere, l'usage continu de produire ses effets et les salaries sont admis e en demander le ben'fice.</w:t>
+        <w:t>défaut de dénonciation régulière, l'usage continu de produire ses effets et les salariés sont admis à en demander le bénéfice.</w:t>
       </w:r>
     </w:p>
     <w:p/>
@@ -1031,7 +1031,7 @@
           <w:color w:val="000000"/>
           <w:sz w:val="22"/>
         </w:rPr>
-        <w:t>L'adhesion de l'employeur</w:t>
+        <w:t>L'adhésion de l'employeur</w:t>
       </w:r>
     </w:p>
     <w:p>
@@ -1041,7 +1041,7 @@
           <w:color w:val="000000"/>
           <w:sz w:val="22"/>
         </w:rPr>
-        <w:t>L'employeur, pris individuellement, ou collectivement dans le cadre d'un groupement, peut librement d'cider d'adherer</w:t>
+        <w:t>L'employeur, pris individuellement, ou collectivement dans le cadre d'un groupement, peut librement décider d'adhérer</w:t>
       </w:r>
     </w:p>
     <w:p>
@@ -1051,7 +1051,7 @@
           <w:color w:val="000000"/>
           <w:sz w:val="22"/>
         </w:rPr>
-        <w:t>e une convention ou un accord (art L. 2261-3 C.trav.). Cet acte de volonte unilateral n'a pas e recevoir l'assentiment des</w:t>
+        <w:t>à une convention ou un accord (art L. 2261-3 C.trav.). Cet acte de volonté unilatéral n'a pas à recevoir l'assentiment des</w:t>
       </w:r>
     </w:p>
     <w:p>
@@ -1061,7 +1061,7 @@
           <w:color w:val="000000"/>
           <w:sz w:val="22"/>
         </w:rPr>
-        <w:t>signataires. Les seules obligations de forme consistent en une notification de l'adhesion aux signataires et d'un d'pet</w:t>
+        <w:t>signataires. Les seules obligations de forme consistent en une notification de l'adhésion aux signataires et d'un dépôt</w:t>
       </w:r>
     </w:p>
     <w:p>
@@ -1071,7 +1071,7 @@
           <w:color w:val="000000"/>
           <w:sz w:val="22"/>
         </w:rPr>
-        <w:t>conformement aux dispositions des articles D 2231-1 et suivants du code du travail.</w:t>
+        <w:t>conformément aux dispositions des articles D 2231-1 et suivants du code du travail.</w:t>
       </w:r>
     </w:p>
     <w:p>
@@ -1081,7 +1081,7 @@
           <w:color w:val="000000"/>
           <w:sz w:val="22"/>
         </w:rPr>
-        <w:t>Par contre, si l'adhesion a pour effet de rendre applicable une convention de branche ou un accord professionnel n'en-</w:t>
+        <w:t>Par contre, si l'adhésion a pour effet de rendre applicable une convention de branche ou un accord professionnel n'en-</w:t>
       </w:r>
     </w:p>
     <w:p>
@@ -1091,7 +1091,7 @@
           <w:color w:val="000000"/>
           <w:sz w:val="22"/>
         </w:rPr>
-        <w:t>trant pas dans son champ d'application, elle n'cessite la conclusion d'un accord collectif entre les parties. Il peut s'agir</w:t>
+        <w:t>trant pas dans son champ d'application, elle nécessite la conclusion d'un accord collectif entre les parties. Il peut s'agir</w:t>
       </w:r>
     </w:p>
     <w:p>
@@ -1101,7 +1101,7 @@
           <w:color w:val="000000"/>
           <w:sz w:val="22"/>
         </w:rPr>
-        <w:t>d'un agrement des organisations syndicales representatives lorsque l'entreprise n'entre pas dans le champ d'application</w:t>
+        <w:t>d'un agrément des organisations syndicales représentatives lorsque l'entreprise n'entre pas dans le champ d'application</w:t>
       </w:r>
     </w:p>
     <w:p>
@@ -1124,7 +1124,7 @@
           <w:color w:val="2F5496"/>
           <w:sz w:val="24"/>
         </w:rPr>
-        <w:t>LA CONVENTION OU L'ACCORD COLLECTIF D'ENTREPRISE OU II e</w:t>
+        <w:t>LA CONVENTION OU L'ACCORD COLLECTIF D'ENTREPRISE OU II •</w:t>
       </w:r>
     </w:p>
     <w:p>
@@ -1137,7 +1137,7 @@
           <w:color w:val="2F5496"/>
           <w:sz w:val="24"/>
         </w:rPr>
-        <w:t>D'eTABLISSEMENT</w:t>
+        <w:t>D'ÉTABLISSEMENT</w:t>
       </w:r>
     </w:p>
     <w:p>
@@ -1150,7 +1150,7 @@
           <w:color w:val="006100"/>
           <w:sz w:val="24"/>
         </w:rPr>
-        <w:t>PRINCIPES A e</w:t>
+        <w:t>PRINCIPES A •</w:t>
       </w:r>
     </w:p>
     <w:p>
@@ -1163,7 +1163,7 @@
           <w:color w:val="2F5496"/>
           <w:sz w:val="24"/>
         </w:rPr>
-        <w:t>LES PARTENAIRES DE LA N'GOCIATION</w:t>
+        <w:t>LES PARTENAIRES DE LA NÉGOCIATION</w:t>
       </w:r>
     </w:p>
     <w:p>
@@ -1219,7 +1219,7 @@
           <w:color w:val="000000"/>
           <w:sz w:val="22"/>
         </w:rPr>
-        <w:t>et une ou plusieurs organisations syndicales representatives de salaries dans l'entreprise. Les d'l'gues syndicaux</w:t>
+        <w:t>et une ou plusieurs organisations syndicales représentatives de salariés dans l'entreprise. Les délégués syndicaux</w:t>
       </w:r>
     </w:p>
     <w:p>
@@ -1229,7 +1229,7 @@
           <w:color w:val="000000"/>
           <w:sz w:val="22"/>
         </w:rPr>
-        <w:t>d'tiennent le monopole de la n'gociation avec l'employeur.</w:t>
+        <w:t>détiennent le monopole de la négociation avec l'employeur.</w:t>
       </w:r>
     </w:p>
     <w:p>
@@ -1249,7 +1249,7 @@
           <w:color w:val="000000"/>
           <w:sz w:val="22"/>
         </w:rPr>
-        <w:t>editions Corroy e 4 rue de Villars, 42000 Saint-etienne e 04 77 79 92 46 e infos@editions-corroy.fr</w:t>
+        <w:t>éditions Corroy à 4 rue de Villars, 42000 Saint-etienne à 04 77 79 92 46 à infos@editions-corroy.fr</w:t>
       </w:r>
     </w:p>
     <w:p>
@@ -1259,7 +1259,7 @@
           <w:color w:val="000000"/>
           <w:sz w:val="22"/>
         </w:rPr>
-        <w:t>UE 3 e Fiche 25</w:t>
+        <w:t>UE 3 à Fiche 25</w:t>
       </w:r>
     </w:p>
     <w:p>
@@ -1279,7 +1279,7 @@
           <w:color w:val="000000"/>
           <w:sz w:val="22"/>
         </w:rPr>
-        <w:t>La loi du 8 aoet 2016 renforce les possibilites de formation des acteurs de la n'gociation. Ainsi, les salaries et les</w:t>
+        <w:t>La loi du 8 août 2016 renforce les possibilités de formation des acteurs de la négociation. Ainsi, les salariés et les</w:t>
       </w:r>
     </w:p>
     <w:p>
@@ -1289,7 +1289,7 @@
           <w:color w:val="000000"/>
           <w:sz w:val="22"/>
         </w:rPr>
-        <w:t>employeurs appeles e n'gocier peuvent ben'ficier de formations communes visant e ameliorer les pratiques du dialogue</w:t>
+        <w:t>employeurs appelés à négocier peuvent bénéficier de formations communes visant à améliorer les pratiques du dialogue</w:t>
       </w:r>
     </w:p>
     <w:p>
@@ -1299,7 +1299,7 @@
           <w:color w:val="000000"/>
           <w:sz w:val="22"/>
         </w:rPr>
-        <w:t>social. Le contenu des formations et leur financement peuvent etre d'termines par des accords de branche ou d'entre-</w:t>
+        <w:t>social. Le contenu des formations et leur financement peuvent être déterminés par des accords de branche ou d'entre-</w:t>
       </w:r>
     </w:p>
     <w:p>
@@ -1342,7 +1342,7 @@
           <w:color w:val="000000"/>
           <w:sz w:val="22"/>
         </w:rPr>
-        <w:t>La validite d'un accord d'entreprise ou d'etablissement est subordonnee e sa signature par une ou plusieurs</w:t>
+        <w:t>La validité d'un accord d'entreprise ou d'établissement est subordonnée à sa signature par une ou plusieurs</w:t>
       </w:r>
     </w:p>
     <w:p>
@@ -1352,7 +1352,7 @@
           <w:color w:val="000000"/>
           <w:sz w:val="22"/>
         </w:rPr>
-        <w:t>organisations syndicales de salaries representatives ayant recueilli plus de 50% des suffrages exprimes au premier tour</w:t>
+        <w:t>organisations syndicales de salariés représentatives ayant recueilli plus de 50% des suffrages exprimés au premier tour</w:t>
       </w:r>
     </w:p>
     <w:p>
@@ -1362,7 +1362,7 @@
           <w:color w:val="000000"/>
           <w:sz w:val="22"/>
         </w:rPr>
-        <w:t>des dernieres elections des titulaires au CSE quel que soit le nombre de votants.</w:t>
+        <w:t>des dernières élections des titulaires au CSE quel que soit le nombre de votants.</w:t>
       </w:r>
     </w:p>
     <w:p>
@@ -1372,7 +1372,7 @@
           <w:color w:val="000000"/>
           <w:sz w:val="22"/>
         </w:rPr>
-        <w:t>Si cette majorite n'est pas atteinte et que l'accord est signe par l'employeur et par des organisations syndicales</w:t>
+        <w:t>Si cette majorité n'est pas atteinte et que l'accord est signe par l'employeur et par des organisations syndicales</w:t>
       </w:r>
     </w:p>
     <w:p>
@@ -1382,7 +1382,7 @@
           <w:color w:val="000000"/>
           <w:sz w:val="22"/>
         </w:rPr>
-        <w:t>representatives ayant obtenu 30% des suffrages aux m'mes elections, l'une de ces organisations peut dans le d'lai d'un</w:t>
+        <w:t>représentatives ayant obtenu 30% des suffrages aux mêmes élections, l'une de ces organisations peut dans le délai d'un</w:t>
       </w:r>
     </w:p>
     <w:p>
@@ -1392,7 +1392,7 @@
           <w:color w:val="000000"/>
           <w:sz w:val="22"/>
         </w:rPr>
-        <w:t>mois, indiquer qu'elle souhaite soumettre l'accord e referendum (cf. arret du 9 octobre 2019) .</w:t>
+        <w:t>mois, indiquer qu'elle souhaite soumettre l'accord à référendum (cf. arrêt du 9 octobre 2019) .</w:t>
       </w:r>
     </w:p>
     <w:p>
@@ -1402,7 +1402,7 @@
           <w:color w:val="000000"/>
           <w:sz w:val="22"/>
         </w:rPr>
-        <w:t>e compter de la demande, un d'lai de 8 jours est accorde pour permettre aux organisations syndicales d'atteindre la</w:t>
+        <w:t>à compter de la demande, un délai de 8 jours est accorde pour permettre aux organisations syndicales d'atteindre la</w:t>
       </w:r>
     </w:p>
     <w:p>
@@ -1412,7 +1412,7 @@
           <w:color w:val="000000"/>
           <w:sz w:val="22"/>
         </w:rPr>
-        <w:t>majorite initiale requise. e d'faut, le texte doit etre soumis e referendum dans un d'lai de 2 mois.</w:t>
+        <w:t>majorité initiale requise. à défaut, le texte doit être soumis à référendum dans un délai de 2 mois.</w:t>
       </w:r>
     </w:p>
     <w:p>
@@ -1422,7 +1422,7 @@
           <w:color w:val="000000"/>
           <w:sz w:val="22"/>
         </w:rPr>
-        <w:t>L'accord est adopte e la majorite des suffrages exprimes par les salaries.</w:t>
+        <w:t>L'accord est adopté à la majorité des suffrages exprimés par les salariés.</w:t>
       </w:r>
     </w:p>
     <w:p>
@@ -1435,7 +1435,7 @@
           <w:color w:val="2F5496"/>
           <w:sz w:val="24"/>
         </w:rPr>
-        <w:t>LES NOUVELLES POSSIBILITeS B e</w:t>
+        <w:t>LES NOUVELLES POSSIBILITÉS B •</w:t>
       </w:r>
     </w:p>
     <w:p>
@@ -1445,7 +1445,7 @@
           <w:color w:val="000000"/>
           <w:sz w:val="22"/>
         </w:rPr>
-        <w:t>En l'absence de d'l'gues syndicaux et de conseil d'entreprise, il est possible de n'gocier un accord collectif selon des</w:t>
+        <w:t>En l'absence de délégués syndicaux et de conseil d'entreprise, il est possible de négocier un accord collectif selon des</w:t>
       </w:r>
     </w:p>
     <w:p>
@@ -1455,7 +1455,7 @@
           <w:color w:val="000000"/>
           <w:sz w:val="22"/>
         </w:rPr>
-        <w:t>modalites simplifiees.</w:t>
+        <w:t>modalités simplifiées.</w:t>
       </w:r>
     </w:p>
     <w:p>
@@ -1468,7 +1468,7 @@
           <w:color w:val="2F5496"/>
           <w:sz w:val="24"/>
         </w:rPr>
-        <w:t>DANS LES ENTREPRISES DE MOINS DE 11 SALARIeS</w:t>
+        <w:t>DANS LES ENTREPRISES DE MOINS DE 11 SALARIÉS</w:t>
       </w:r>
     </w:p>
     <w:p>
@@ -1488,7 +1488,7 @@
           <w:color w:val="000000"/>
           <w:sz w:val="22"/>
         </w:rPr>
-        <w:t>L'employeur peut proposer un projet d'accord sur l'ensemble des themes ouverts e la n'gociation collective. Le projet</w:t>
+        <w:t>L'employeur peut proposer un projet d'accord sur l'ensemble des thèmes ouverts à la négociation collective. Le projet</w:t>
       </w:r>
     </w:p>
     <w:p>
@@ -1498,7 +1498,7 @@
           <w:color w:val="000000"/>
           <w:sz w:val="22"/>
         </w:rPr>
-        <w:t>doit etre communique e chaque salarie, ces derniers doivent alors disposer d'un d'lai d'examen de 15 jours minimum</w:t>
+        <w:t>doit être communiqué à chaque salarié, ces derniers doivent alors disposer d'un délai d'examen de 15 jours minimum</w:t>
       </w:r>
     </w:p>
     <w:p>
@@ -1518,7 +1518,7 @@
           <w:color w:val="000000"/>
           <w:sz w:val="22"/>
         </w:rPr>
-        <w:t>L'accord est adopte e la majorite des deux tiers du personnel.</w:t>
+        <w:t>L'accord est adopté à la majorité des deux tiers du personnel.</w:t>
       </w:r>
     </w:p>
     <w:p>
@@ -1531,7 +1531,7 @@
           <w:color w:val="2F5496"/>
           <w:sz w:val="24"/>
         </w:rPr>
-        <w:t>DANS LES ENTREPRISES DONT L'EFFECTIF EST COMPRIS ENTRE 11 ET 50 SALARIeS</w:t>
+        <w:t>DANS LES ENTREPRISES DONT L'EFFECTIF EST COMPRIS ENTRE 11 ET 50 SALARIÉS</w:t>
       </w:r>
     </w:p>
     <w:p>
@@ -1551,7 +1551,7 @@
           <w:color w:val="000000"/>
           <w:sz w:val="22"/>
         </w:rPr>
-        <w:t>Les accords d'entreprise ou d'etablissement peuvent etre n'gocies, conclus et revises :</w:t>
+        <w:t>Les accords d'entreprise ou d'établissement peuvent être négociés, conclus et révisés :</w:t>
       </w:r>
     </w:p>
     <w:p>
@@ -1561,7 +1561,7 @@
           <w:color w:val="000000"/>
           <w:sz w:val="22"/>
         </w:rPr>
-        <w:t>Par mandatement. Un ou plusieurs salaries peuvent etre expressement mandates e cet effet par une ou plusieurs</w:t>
+        <w:t>Par mandatement. Un ou plusieurs salariés peuvent être expressément mandatés à cet effet par une ou plusieurs</w:t>
       </w:r>
     </w:p>
     <w:p>
@@ -1571,7 +1571,7 @@
           <w:color w:val="000000"/>
           <w:sz w:val="22"/>
         </w:rPr>
-        <w:t>organisations syndicales representatives dans la branche ou, e d'faut, par une ou plusieurs organisations syndicales</w:t>
+        <w:t>organisations syndicales représentatives dans la branche ou, à défaut, par une ou plusieurs organisations syndicales</w:t>
       </w:r>
     </w:p>
     <w:p>
@@ -1581,7 +1581,7 @@
           <w:color w:val="000000"/>
           <w:sz w:val="22"/>
         </w:rPr>
-        <w:t>representatives au niveau national et interprofessionnel. Ils peuvent etre indifferemment membre ou non de la</w:t>
+        <w:t>représentatives au niveau national et interprofessionnel. Ils peuvent être indifféremment membre ou non de la</w:t>
       </w:r>
     </w:p>
     <w:p>
@@ -1591,7 +1591,7 @@
           <w:color w:val="000000"/>
           <w:sz w:val="22"/>
         </w:rPr>
-        <w:t>d'l'gation du personnel au CSE. L'adoption de l'accord est subordonnee e son approbation par les salaries e la majorite</w:t>
+        <w:t>délégation du personnel au CSE. L'adoption de l'accord est subordonnée à son approbation par les salariés à la majorité</w:t>
       </w:r>
     </w:p>
     <w:p>
@@ -1601,7 +1601,7 @@
           <w:color w:val="000000"/>
           <w:sz w:val="22"/>
         </w:rPr>
-        <w:t>des suffrages exprimes.</w:t>
+        <w:t>des suffrages exprimés.</w:t>
       </w:r>
     </w:p>
     <w:p>
@@ -1611,7 +1611,7 @@
           <w:color w:val="000000"/>
           <w:sz w:val="22"/>
         </w:rPr>
-        <w:t>Avec un elu. Un accord peut etre n'gocie avec un ou plusieurs membres titulaires de la d'l'gation du personnel du</w:t>
+        <w:t>Avec un élu. Un accord peut être négocie avec un ou plusieurs membres titulaires de la délégation du personnel du</w:t>
       </w:r>
     </w:p>
     <w:p>
@@ -1621,7 +1621,7 @@
           <w:color w:val="000000"/>
           <w:sz w:val="22"/>
         </w:rPr>
-        <w:t>comite social et economique.</w:t>
+        <w:t>comité social et économique.</w:t>
       </w:r>
     </w:p>
     <w:p>
@@ -1631,7 +1631,7 @@
           <w:color w:val="000000"/>
           <w:sz w:val="22"/>
         </w:rPr>
-        <w:t>L'adoption de l'accord est subordonnee e sa signature par des membres du comite social et economique representant la</w:t>
+        <w:t>L'adoption de l'accord est subordonnée à sa signature par des membres du comité social et économique représentant la</w:t>
       </w:r>
     </w:p>
     <w:p>
@@ -1641,7 +1641,7 @@
           <w:color w:val="000000"/>
           <w:sz w:val="22"/>
         </w:rPr>
-        <w:t>majorite des suffrages exprimes lors des dernieres elections professionnelles.</w:t>
+        <w:t>majorité des suffrages exprimés lors des dernières élections professionnelles.</w:t>
       </w:r>
     </w:p>
     <w:p>
@@ -1654,7 +1654,7 @@
           <w:color w:val="2F5496"/>
           <w:sz w:val="24"/>
         </w:rPr>
-        <w:t>DANS LES ENTREPRISES D'AU MOINS 50 SALARIeS</w:t>
+        <w:t>DANS LES ENTREPRISES D'AU MOINS 50 SALARIÉS</w:t>
       </w:r>
     </w:p>
     <w:p>
@@ -1674,7 +1674,7 @@
           <w:color w:val="000000"/>
           <w:sz w:val="22"/>
         </w:rPr>
-        <w:t>N'gociation avec des membres du CSE mandates. Les membres titulaires de la d'l'gation du personnel peuvent etre</w:t>
+        <w:t>Négociation avec des membres du CSE mandatés. Les membres titulaires de la délégation du personnel peuvent être</w:t>
       </w:r>
     </w:p>
     <w:p>
@@ -1684,7 +1684,7 @@
           <w:color w:val="000000"/>
           <w:sz w:val="22"/>
         </w:rPr>
-        <w:t>expressement mandates e cet effet par une ou plusieurs organisations syndicales representatives dans la branche ou, e</w:t>
+        <w:t>expressément mandatés à cet effet par une ou plusieurs organisations syndicales représentatives dans la branche ou, à</w:t>
       </w:r>
     </w:p>
     <w:p>
@@ -1694,7 +1694,7 @@
           <w:color w:val="000000"/>
           <w:sz w:val="22"/>
         </w:rPr>
-        <w:t>d'faut, par une ou plusieurs organisations syndicales de salaries representatives au niveau national et inter-</w:t>
+        <w:t>défaut, par une ou plusieurs organisations syndicales de salariés représentatives au niveau national et inter-</w:t>
       </w:r>
     </w:p>
     <w:p>
@@ -1714,7 +1714,7 @@
           <w:color w:val="000000"/>
           <w:sz w:val="22"/>
         </w:rPr>
-        <w:t>L'employeur doit alors informer les organisations syndicales de son intention d'engager des n'gociations.</w:t>
+        <w:t>L'employeur doit alors informer les organisations syndicales de son intention d'engager des négociations.</w:t>
       </w:r>
     </w:p>
     <w:p>
@@ -1724,7 +1724,7 @@
           <w:color w:val="000000"/>
           <w:sz w:val="22"/>
         </w:rPr>
-        <w:t>La validite de l'accord subordonnee e son approbation par les salaries e la majorite des suffrages exprimes.</w:t>
+        <w:t>La validité de l'accord subordonnée à son approbation par les salariés à la majorité des suffrages exprimés.</w:t>
       </w:r>
     </w:p>
     <w:p>
@@ -1734,7 +1734,7 @@
           <w:color w:val="000000"/>
           <w:sz w:val="22"/>
         </w:rPr>
-        <w:t>N'gociation avec des membres du CSE non mandates. En l'absence de membre du CSE mandate, les membres</w:t>
+        <w:t>Négociation avec des membres du CSE non mandatés. En l'absence de membre du CSE mandaté, les membres</w:t>
       </w:r>
     </w:p>
     <w:p>
@@ -1744,7 +1744,7 @@
           <w:color w:val="000000"/>
           <w:sz w:val="22"/>
         </w:rPr>
-        <w:t>titulaires de la d'l'gation du personnel peuvent n'gocier des accords collectifs portant uniquement sur des mesures</w:t>
+        <w:t>titulaires de la délégation du personnel peuvent négocier des accords collectifs portant uniquement sur des mesures</w:t>
       </w:r>
     </w:p>
     <w:p>
@@ -1754,7 +1754,7 @@
           <w:color w:val="000000"/>
           <w:sz w:val="22"/>
         </w:rPr>
-        <w:t>dont la mise en euvre est subordonnee par la loi e un accord collectif (par exemple le travail le dimanche).</w:t>
+        <w:t>dont la mise en ouvre est subordonnée par la loi à un accord collectif (par exemple le travail le dimanche).</w:t>
       </w:r>
     </w:p>
     <w:p>
@@ -1764,7 +1764,7 @@
           <w:color w:val="000000"/>
           <w:sz w:val="22"/>
         </w:rPr>
-        <w:t>L'adoption de l'accord est subordonnee e sa signature par des membres de la d'l'gation du personnel du comite social et</w:t>
+        <w:t>L'adoption de l'accord est subordonnée à sa signature par des membres de la délégation du personnel du comité social et</w:t>
       </w:r>
     </w:p>
     <w:p>
@@ -1774,7 +1774,7 @@
           <w:color w:val="000000"/>
           <w:sz w:val="22"/>
         </w:rPr>
-        <w:t>economique representant la majorite des suffrages exprimes lors des dernieres elections professionnelles.</w:t>
+        <w:t>économique représentant la majorité des suffrages exprimés lors des dernières élections professionnelles.</w:t>
       </w:r>
     </w:p>
     <w:p>
@@ -1784,7 +1784,7 @@
           <w:color w:val="000000"/>
           <w:sz w:val="22"/>
         </w:rPr>
-        <w:t>N'gociation avec un salarie mandate. En l'absence de CSE ou, lorsqu'aucun membre de la d'l'gation du personnel n'a</w:t>
+        <w:t>Négociation avec un salarié mandaté. En l'absence de CSE ou, lorsqu'aucun membre de la délégation du personnel n'a</w:t>
       </w:r>
     </w:p>
     <w:p>
@@ -1794,7 +1794,7 @@
           <w:color w:val="000000"/>
           <w:sz w:val="22"/>
         </w:rPr>
-        <w:t>souhaite n'gocier, une ou plusieurs organisations syndicales representatives dans la branche ou, e d'faut, une ou</w:t>
+        <w:t>souhaite négocier, une ou plusieurs organisations syndicales représentatives dans la branche ou, à défaut, une ou</w:t>
       </w:r>
     </w:p>
     <w:p>
@@ -1804,7 +1804,7 @@
           <w:color w:val="000000"/>
           <w:sz w:val="22"/>
         </w:rPr>
-        <w:t>plusieurs organisations syndicales representatives au niveau national et interprofessionnel peuvent mandater un</w:t>
+        <w:t>plusieurs organisations syndicales représentatives au niveau national et interprofessionnel peuvent mandater un</w:t>
       </w:r>
     </w:p>
     <w:p>
@@ -1814,7 +1814,7 @@
           <w:color w:val="000000"/>
           <w:sz w:val="22"/>
         </w:rPr>
-        <w:t>salarie e cet effet.</w:t>
+        <w:t>salarié à cet effet.</w:t>
       </w:r>
     </w:p>
     <w:p>
@@ -1824,7 +1824,7 @@
           <w:color w:val="000000"/>
           <w:sz w:val="22"/>
         </w:rPr>
-        <w:t>L'adoption de l'accord signe par un salarie mandate doit faire l'objet d'un referendum. Il doit etre approuve par les</w:t>
+        <w:t>L'adoption de l'accord signe par un salarié mandaté doit faire l'objet d'un référendum. Il doit être approuvé par les</w:t>
       </w:r>
     </w:p>
     <w:p>
@@ -1834,7 +1834,7 @@
           <w:color w:val="000000"/>
           <w:sz w:val="22"/>
         </w:rPr>
-        <w:t>salaries e la majorite des suffrages exprimes.</w:t>
+        <w:t>salariés à la majorité des suffrages exprimés.</w:t>
       </w:r>
     </w:p>
     <w:p>
@@ -1847,7 +1847,7 @@
           <w:color w:val="2F5496"/>
           <w:sz w:val="24"/>
         </w:rPr>
-        <w:t>LES ACCORDS INTERPROFESSIONNELS III e</w:t>
+        <w:t>LES ACCORDS INTERPROFESSIONNELS III •</w:t>
       </w:r>
     </w:p>
     <w:p>
@@ -1860,7 +1860,7 @@
           <w:color w:val="2F5496"/>
           <w:sz w:val="24"/>
         </w:rPr>
-        <w:t>LES PARTENAIRES A e</w:t>
+        <w:t>LES PARTENAIRES A •</w:t>
       </w:r>
     </w:p>
     <w:p>
@@ -1870,7 +1870,7 @@
           <w:color w:val="000000"/>
           <w:sz w:val="22"/>
         </w:rPr>
-        <w:t>Ils sont conclus avec une ou plusieurs organisations syndicales representatives au niveau national et interprofessionnel.</w:t>
+        <w:t>Ils sont conclus avec une ou plusieurs organisations syndicales représentatives au niveau national et interprofessionnel.</w:t>
       </w:r>
     </w:p>
     <w:p>
@@ -1880,7 +1880,7 @@
           <w:color w:val="000000"/>
           <w:sz w:val="22"/>
         </w:rPr>
-        <w:t>C'est-e-dire :</w:t>
+        <w:t>C'est-à-dire :</w:t>
       </w:r>
     </w:p>
     <w:p>
@@ -1893,7 +1893,7 @@
           <w:color w:val="000000"/>
           <w:sz w:val="22"/>
         </w:rPr>
-        <w:t>une organisation syndicale qui repond aux regles gen'rales de representativite ;</w:t>
+        <w:t>une organisation syndicale qui répond aux règles générales de représentativité ;</w:t>
       </w:r>
     </w:p>
     <w:p>
@@ -1906,7 +1906,7 @@
           <w:color w:val="000000"/>
           <w:sz w:val="22"/>
         </w:rPr>
-        <w:t>une organisation qui est representative e la fois dans des branches de l'industrie de la construction, du commerce et</w:t>
+        <w:t>une organisation qui est représentative à la fois dans des branches de l'industrie de la construction, du commerce et</w:t>
       </w:r>
     </w:p>
     <w:p>
@@ -1936,7 +1936,7 @@
           <w:color w:val="000000"/>
           <w:sz w:val="22"/>
         </w:rPr>
-        <w:t>editions Corroy e 4 rue de Villars, 42000 Saint-etienne e 04 77 79 92 46 e infos@editions-corroy.fr</w:t>
+        <w:t>éditions Corroy à 4 rue de Villars, 42000 Saint-etienne à 04 77 79 92 46 à infos@editions-corroy.fr</w:t>
       </w:r>
     </w:p>
     <w:p>
@@ -1946,7 +1946,7 @@
           <w:color w:val="000000"/>
           <w:sz w:val="22"/>
         </w:rPr>
-        <w:t>COLLECTION DCG UE 3 e Droit social - Fiches de cours</w:t>
+        <w:t>COLLECTION DCG UE 3 à Droit social - Fiches de cours</w:t>
       </w:r>
     </w:p>
     <w:p>
@@ -1969,7 +1969,7 @@
           <w:color w:val="000000"/>
           <w:sz w:val="22"/>
         </w:rPr>
-        <w:t>une organisation syndicale qui a recueilli au moins 8% des suffrages exprimes au premier tour des dernieres</w:t>
+        <w:t>une organisation syndicale qui a recueilli au moins 8% des suffrages exprimés au premier tour des dernières</w:t>
       </w:r>
     </w:p>
     <w:p>
@@ -1979,7 +1979,7 @@
           <w:color w:val="000000"/>
           <w:sz w:val="22"/>
         </w:rPr>
-        <w:t>elections des titulaires aux comites d'entreprise ou de la d'l'gation unique du personnel ou, e d'faut, des d'l'gues</w:t>
+        <w:t>élections des titulaires aux comités d'entreprise ou de la délégation unique du personnel ou, à défaut, des délégués</w:t>
       </w:r>
     </w:p>
     <w:p>
@@ -1989,7 +1989,7 @@
           <w:color w:val="000000"/>
           <w:sz w:val="22"/>
         </w:rPr>
-        <w:t>du personnel, quel que soit le nombre de votants, additionnes au niveau de la branche. La mesure de l'audience</w:t>
+        <w:t>du personnel, quel que soit le nombre de votants, additionnés au niveau de la branche. La mesure de l'audience</w:t>
       </w:r>
     </w:p>
     <w:p>
@@ -2012,7 +2012,7 @@
           <w:color w:val="2F5496"/>
           <w:sz w:val="24"/>
         </w:rPr>
-        <w:t>ADOPTION DE L'ACCORD B e</w:t>
+        <w:t>ADOPTION DE L'ACCORD B •</w:t>
       </w:r>
     </w:p>
     <w:p>
@@ -2022,7 +2022,7 @@
           <w:color w:val="000000"/>
           <w:sz w:val="22"/>
         </w:rPr>
-        <w:t>L'accord doit etre signe par une ou plusieurs organisations syndicales de salaries representatives ayant recueilli au</w:t>
+        <w:t>L'accord doit être signe par une ou plusieurs organisations syndicales de salariés représentatives ayant recueilli au</w:t>
       </w:r>
     </w:p>
     <w:p>
@@ -2032,7 +2032,7 @@
           <w:color w:val="000000"/>
           <w:sz w:val="22"/>
         </w:rPr>
-        <w:t>moins 30% des suffrages exprimes en faveur d'organisations reconnues representatives e ce niveau, quel que soit le</w:t>
+        <w:t>moins 30% des suffrages exprimés en faveur d'organisations reconnues représentatives à ce niveau, quel que soit le</w:t>
       </w:r>
     </w:p>
     <w:p>
@@ -2042,7 +2042,7 @@
           <w:color w:val="000000"/>
           <w:sz w:val="22"/>
         </w:rPr>
-        <w:t>nombre de votants, et e l'absence d'opposition d'une ou plusieurs organisations syndicales de salaries representatives</w:t>
+        <w:t>nombre de votants, et à l'absence d'opposition d'une ou plusieurs organisations syndicales de salariés représentatives</w:t>
       </w:r>
     </w:p>
     <w:p>
@@ -2052,7 +2052,7 @@
           <w:color w:val="000000"/>
           <w:sz w:val="22"/>
         </w:rPr>
-        <w:t>ayant recueilli la majorite des suffrages exprimes en faveur des m'mes organisations e ces m'mes elections, quel que</w:t>
+        <w:t>ayant recueilli la majorité des suffrages exprimés en faveur des mêmes organisations à ces mêmes élections, quel que</w:t>
       </w:r>
     </w:p>
     <w:p>
@@ -2072,7 +2072,7 @@
           <w:color w:val="000000"/>
           <w:sz w:val="22"/>
         </w:rPr>
-        <w:t>L'opposition est exprimee dans un d'lai de 15 jours e compter de la date de notification de cet accord.</w:t>
+        <w:t>L'opposition est exprimée dans un délai de 15 jours à compter de la date de notification de cet accord.</w:t>
       </w:r>
     </w:p>
     <w:p>
@@ -2085,7 +2085,7 @@
           <w:color w:val="2F5496"/>
           <w:sz w:val="24"/>
         </w:rPr>
-        <w:t>CONVENTION DE BRANCHE ET ACCORDS PROFESSIONNELS IV e</w:t>
+        <w:t>CONVENTION DE BRANCHE ET ACCORDS PROFESSIONNELS IV •</w:t>
       </w:r>
     </w:p>
     <w:p>
@@ -2098,7 +2098,7 @@
           <w:color w:val="2F5496"/>
           <w:sz w:val="24"/>
         </w:rPr>
-        <w:t>LES PARTENAIRES DE LA N'GOCIATION A e</w:t>
+        <w:t>LES PARTENAIRES DE LA NÉGOCIATION A •</w:t>
       </w:r>
     </w:p>
     <w:p>
@@ -2108,7 +2108,7 @@
           <w:color w:val="000000"/>
           <w:sz w:val="22"/>
         </w:rPr>
-        <w:t>Ils sont conclus par une ou plusieurs organisations syndicales representatives, disposant d'une implantation territoriale</w:t>
+        <w:t>Ils sont conclus par une ou plusieurs organisations syndicales représentatives, disposant d'une implantation territoriale</w:t>
       </w:r>
     </w:p>
     <w:p>
@@ -2118,7 +2118,7 @@
           <w:color w:val="000000"/>
           <w:sz w:val="22"/>
         </w:rPr>
-        <w:t>equilibree au sein de la branche et qui ont recueilli au moins 8% des suffrages exprimes au premier tour des dernieres</w:t>
+        <w:t>équilibrée au sein de la branche et qui ont recueilli au moins 8% des suffrages exprimés au premier tour des dernières</w:t>
       </w:r>
     </w:p>
     <w:p>
@@ -2128,7 +2128,7 @@
           <w:color w:val="000000"/>
           <w:sz w:val="22"/>
         </w:rPr>
-        <w:t>elections des titulaires aux comites d'entreprise ou de la d'l'gation unique du personnel ou, e d'faut, des d'l'gues du</w:t>
+        <w:t>élections des titulaires aux comités d'entreprise ou de la délégation unique du personnel ou, à défaut, des délégués du</w:t>
       </w:r>
     </w:p>
     <w:p>
@@ -2138,7 +2138,7 @@
           <w:color w:val="000000"/>
           <w:sz w:val="22"/>
         </w:rPr>
-        <w:t>personnel, quel que soit le nombre de votants, additionnes au niveau de la branche. La mesure de l'audience s'effectue</w:t>
+        <w:t>personnel, quel que soit le nombre de votants, additionnés au niveau de la branche. La mesure de l'audience s'effectue</w:t>
       </w:r>
     </w:p>
     <w:p>
@@ -2161,7 +2161,7 @@
           <w:color w:val="2F5496"/>
           <w:sz w:val="24"/>
         </w:rPr>
-        <w:t>ADOPTION DE LA CONVENTION OU DE L'ACCORD B e</w:t>
+        <w:t>ADOPTION DE LA CONVENTION OU DE L'ACCORD B •</w:t>
       </w:r>
     </w:p>
     <w:p>
@@ -2171,7 +2171,7 @@
           <w:color w:val="000000"/>
           <w:sz w:val="22"/>
         </w:rPr>
-        <w:t>La validite d'une convention de branche ou d'un accord professionnel est subordonnee e sa signature par une ou</w:t>
+        <w:t>La validité d'une convention de branche ou d'un accord professionnel est subordonnée à sa signature par une ou</w:t>
       </w:r>
     </w:p>
     <w:p>
@@ -2181,7 +2181,7 @@
           <w:color w:val="000000"/>
           <w:sz w:val="22"/>
         </w:rPr>
-        <w:t>plusieurs organisations syndicales de salaries representatives ayant recueilli au moins 30% des suffrages exprimes en</w:t>
+        <w:t>plusieurs organisations syndicales de salariés représentatives ayant recueilli au moins 30% des suffrages exprimés en</w:t>
       </w:r>
     </w:p>
     <w:p>
@@ -2191,7 +2191,7 @@
           <w:color w:val="000000"/>
           <w:sz w:val="22"/>
         </w:rPr>
-        <w:t>faveur d'organisations reconnues representatives e ce niveau, et ce quel que soit le nombre de votants, et e l'absence</w:t>
+        <w:t>faveur d'organisations reconnues représentatives à ce niveau, et ce quel que soit le nombre de votants, et à l'absence</w:t>
       </w:r>
     </w:p>
     <w:p>
@@ -2201,7 +2201,7 @@
           <w:color w:val="000000"/>
           <w:sz w:val="22"/>
         </w:rPr>
-        <w:t>d'opposition d'une ou plusieurs organisations syndicales de salaries representatives ayant recueilli la majorite des</w:t>
+        <w:t>d'opposition d'une ou plusieurs organisations syndicales de salariés représentatives ayant recueilli la majorité des</w:t>
       </w:r>
     </w:p>
     <w:p>
@@ -2211,7 +2211,7 @@
           <w:color w:val="000000"/>
           <w:sz w:val="22"/>
         </w:rPr>
-        <w:t>suffrages exprimes en faveur des m'mes organisations e ces m'mes elections, quel que soit le nombre de votants.</w:t>
+        <w:t>suffrages exprimés en faveur des mêmes organisations à ces mêmes élections, quel que soit le nombre de votants.</w:t>
       </w:r>
     </w:p>
     <w:p>
@@ -2224,7 +2224,7 @@
           <w:color w:val="2F5496"/>
           <w:sz w:val="24"/>
         </w:rPr>
-        <w:t>LA N'GOCIATION DANS L'ENTREPRISE V e</w:t>
+        <w:t>LA NÉGOCIATION DANS L'ENTREPRISE V •</w:t>
       </w:r>
     </w:p>
     <w:p>
@@ -2237,7 +2237,7 @@
           <w:color w:val="2F5496"/>
           <w:sz w:val="24"/>
         </w:rPr>
-        <w:t>ORDRE PUBLIC A e</w:t>
+        <w:t>ORDRE PUBLIC A •</w:t>
       </w:r>
     </w:p>
     <w:p>
@@ -2247,7 +2247,7 @@
           <w:color w:val="000000"/>
           <w:sz w:val="22"/>
         </w:rPr>
-        <w:t>Lorsqu'il existe, dans l'entreprise, une ou plusieurs sections syndicales d'organisations representatives, l'employeur est</w:t>
+        <w:t>Lorsqu'il existe, dans l'entreprise, une ou plusieurs sections syndicales d'organisations représentatives, l'employeur est</w:t>
       </w:r>
     </w:p>
     <w:p>
@@ -2270,7 +2270,7 @@
           <w:color w:val="000000"/>
           <w:sz w:val="22"/>
         </w:rPr>
-        <w:t>une n'gociation sur la remuneration, les salaires effectifs, le temps de travail et le partage de la valeur ajoutee ;</w:t>
+        <w:t>une négociation sur la rémunération, les salaires effectifs, le temps de travail et le partage de la valeur ajoutée ;</w:t>
       </w:r>
     </w:p>
     <w:p>
@@ -2283,7 +2283,7 @@
           <w:color w:val="000000"/>
           <w:sz w:val="22"/>
         </w:rPr>
-        <w:t>une n'gociation sur l'egalite professionnelle entre les femmes et les hommes (remuneration, qualite de vie au</w:t>
+        <w:t>une négociation sur l'égalité professionnelle entre les femmes et les hommes (rémunération, qualité de vie au</w:t>
       </w:r>
     </w:p>
     <w:p>
@@ -2303,7 +2303,7 @@
           <w:color w:val="000000"/>
           <w:sz w:val="22"/>
         </w:rPr>
-        <w:t>Par ailleurs, dans les entreprises et les groupes d'entreprises d'au moins 300 salaries, l'employeur engage, au moins une</w:t>
+        <w:t>Par ailleurs, dans les entreprises et les groupes d'entreprises d'au moins 300 salariés, l'employeur engage, au moins une</w:t>
       </w:r>
     </w:p>
     <w:p>
@@ -2313,7 +2313,7 @@
           <w:color w:val="000000"/>
           <w:sz w:val="22"/>
         </w:rPr>
-        <w:t>fois tous les 4 ans, une n'gociation sur la gestion des emplois et des parcours professionnels.</w:t>
+        <w:t>fois tous les 4 ans, une négociation sur la gestion des emplois et des parcours professionnels.</w:t>
       </w:r>
     </w:p>
     <w:p>
@@ -2326,7 +2326,7 @@
           <w:color w:val="2F5496"/>
           <w:sz w:val="24"/>
         </w:rPr>
-        <w:t>CHAMP DE LA N'GOCIATION COLLECTIVE B e</w:t>
+        <w:t>CHAMP DE LA NÉGOCIATION COLLECTIVE B •</w:t>
       </w:r>
     </w:p>
     <w:p>
@@ -2336,7 +2336,7 @@
           <w:color w:val="000000"/>
           <w:sz w:val="22"/>
         </w:rPr>
-        <w:t>Au sein de l'entreprise, il peut etre n'gocie, e l'initiative de l'employeur ou e la demande d'une organisation syndicale de</w:t>
+        <w:t>Au sein de l'entreprise, il peut être négocie, à l'initiative de l'employeur ou à la demande d'une organisation syndicale de</w:t>
       </w:r>
     </w:p>
     <w:p>
@@ -2346,7 +2346,7 @@
           <w:color w:val="000000"/>
           <w:sz w:val="22"/>
         </w:rPr>
-        <w:t>salaries representative, un accord venant preciser le calendrier, la periodicite, les themes et les modalites de</w:t>
+        <w:t>salariés représentative, un accord venant préciser le calendrier, la périodicité, les thèmes et les modalités de</w:t>
       </w:r>
     </w:p>
     <w:p>
@@ -2356,7 +2356,7 @@
           <w:color w:val="000000"/>
           <w:sz w:val="22"/>
         </w:rPr>
-        <w:t>n'gociation. L'accord precise :</w:t>
+        <w:t>négociation. L'accord précise :</w:t>
       </w:r>
     </w:p>
     <w:p>
@@ -2369,7 +2369,7 @@
           <w:color w:val="000000"/>
           <w:sz w:val="22"/>
         </w:rPr>
-        <w:t>les themes des n'gociations dans le respect des dispositions d'ordre public ;</w:t>
+        <w:t>les thèmes des négociations dans le respect des dispositions d'ordre public ;</w:t>
       </w:r>
     </w:p>
     <w:p>
@@ -2382,7 +2382,7 @@
           <w:color w:val="000000"/>
           <w:sz w:val="22"/>
         </w:rPr>
-        <w:t>la periodicite et le contenu de chacun des themes ;</w:t>
+        <w:t>la périodicité et le contenu de chacun des thèmes ;</w:t>
       </w:r>
     </w:p>
     <w:p>
@@ -2395,7 +2395,7 @@
           <w:color w:val="000000"/>
           <w:sz w:val="22"/>
         </w:rPr>
-        <w:t>les informations que l'employeur doit d'livrer en vue de la n'gociation ;</w:t>
+        <w:t>les informations que l'employeur doit délivrer en vue de la négociation ;</w:t>
       </w:r>
     </w:p>
     <w:p>
@@ -2408,7 +2408,7 @@
           <w:color w:val="000000"/>
           <w:sz w:val="22"/>
         </w:rPr>
-        <w:t>les conditions et modalites de suivis des engagements pris par les parties.</w:t>
+        <w:t>les conditions et modalités de suivis des engagements pris par les parties.</w:t>
       </w:r>
     </w:p>
     <w:p>
@@ -2421,7 +2421,7 @@
           <w:color w:val="2F5496"/>
           <w:sz w:val="24"/>
         </w:rPr>
-        <w:t>DISPOSITIONS SUPPLeTIVES C e</w:t>
+        <w:t>DISPOSITIONS SUPPLÉTIVES C •</w:t>
       </w:r>
     </w:p>
     <w:p>
@@ -2431,7 +2431,7 @@
           <w:color w:val="000000"/>
           <w:sz w:val="22"/>
         </w:rPr>
-        <w:t>e d'faut d'accord collectif, l'employeur doit engager des n'gociations :</w:t>
+        <w:t>à défaut d'accord collectif, l'employeur doit engager des négociations :</w:t>
       </w:r>
     </w:p>
     <w:p>
@@ -2444,7 +2444,7 @@
           <w:color w:val="000000"/>
           <w:sz w:val="22"/>
         </w:rPr>
-        <w:t>chaque annee, sur la remuneration, le temps de travail et le partage de la valeur ajoutee dans l'entreprise (salaires,</w:t>
+        <w:t>chaque année, sur la rémunération, le temps de travail et le partage de la valeur ajoutée dans l'entreprise (salaires,</w:t>
       </w:r>
     </w:p>
     <w:p>
@@ -2454,7 +2454,7 @@
           <w:color w:val="000000"/>
           <w:sz w:val="22"/>
         </w:rPr>
-        <w:t>duree et organisation du temps de travail, interessemente) ;</w:t>
+        <w:t>durée et organisation du temps de travail, intéressementé) ;</w:t>
       </w:r>
     </w:p>
     <w:p>
@@ -2467,7 +2467,7 @@
           <w:color w:val="000000"/>
           <w:sz w:val="22"/>
         </w:rPr>
-        <w:t>chaque annee, sur l'egalite professionnelle entre les femmes et les hommes,</w:t>
+        <w:t>chaque année, sur l'égalité professionnelle entre les femmes et les hommes,</w:t>
       </w:r>
     </w:p>
     <w:p>
@@ -2480,7 +2480,7 @@
           <w:color w:val="000000"/>
           <w:sz w:val="22"/>
         </w:rPr>
-        <w:t>tous les 3 ans, dans les entreprises d'au moins 300 salaries, sur la gestion des emplois et des parcours professionnels,</w:t>
+        <w:t>tous les 3 ans, dans les entreprises d'au moins 300 salariés, sur la gestion des emplois et des parcours professionnels,</w:t>
       </w:r>
     </w:p>
     <w:p>
@@ -2490,7 +2490,7 @@
           <w:color w:val="000000"/>
           <w:sz w:val="22"/>
         </w:rPr>
-        <w:t>Lorsque aucune n'gociation n'a et' engagee depuis plus de 12 mois pour les n'gociations annuelles, et 36 mois pour la</w:t>
+        <w:t>Lorsque aucune négociation n'a été engagée depuis plus de 12 mois pour les négociations annuelles, et 36 mois pour la</w:t>
       </w:r>
     </w:p>
     <w:p>
@@ -2500,7 +2500,7 @@
           <w:color w:val="000000"/>
           <w:sz w:val="22"/>
         </w:rPr>
-        <w:t>n'gociation triennale, toute organisation syndicale representative peut e sa simple demande en exiger la tenue.</w:t>
+        <w:t>négociation triennale, toute organisation syndicale représentative peut à sa simple demande en exiger la tenue.</w:t>
       </w:r>
     </w:p>
     <w:p>
@@ -2510,9 +2510,10 @@
           <w:color w:val="000000"/>
           <w:sz w:val="22"/>
         </w:rPr>
-        <w:t>L'employeur dispose alors d'un d'lai de 15 jours pour convoquer les parties.</w:t>
+        <w:t>L'employeur dispose alors d'un délai de 15 jours pour convoquer les parties.</w:t>
       </w:r>
     </w:p>
+    <w:p/>
     <w:p/>
     <w:sectPr>
       <w:pgSz w:w="12240" w:h="15840"/>

--- a/droit social dcg/25- negocaition collective principe et mecanisme.docx
+++ b/droit social dcg/25- negocaition collective principe et mecanisme.docx
@@ -24,10 +24,10 @@
       <w:r>
         <w:rPr>
           <w:b/>
-          <w:color w:val="006100"/>
+          <w:color w:val="BF5700"/>
           <w:sz w:val="24"/>
         </w:rPr>
-        <w:t>PRINCIPES GÉNÉRAUX SUR LES CONVENTIONS ET ACCORDS COLLECTIFS I •</w:t>
+        <w:t>I • PRINCIPES GÉNÉRAUX SUR LES CONVENTIONS ET ACCORDS COLLECTIFS</w:t>
       </w:r>
     </w:p>
     <w:p>
@@ -37,10 +37,10 @@
       <w:r>
         <w:rPr>
           <w:b/>
-          <w:color w:val="2F5496"/>
+          <w:color w:val="00703C"/>
           <w:sz w:val="24"/>
         </w:rPr>
-        <w:t>DÉFINITIONS ET DISTINCTION A •</w:t>
+        <w:t>A • DÉFINITIONS ET DISTINCTION</w:t>
       </w:r>
     </w:p>
     <w:p>
@@ -73,7 +73,7 @@
       <w:r>
         <w:rPr>
           <w:b w:val="0"/>
-          <w:color w:val="000000"/>
+          <w:color w:val="BF5700"/>
           <w:sz w:val="22"/>
         </w:rPr>
         <w:t>La convention collective porte sur l'ensemble des conditions de travail et de protection sociale (durée du travail,</w:t>
@@ -126,7 +126,7 @@
       <w:r>
         <w:rPr>
           <w:b w:val="0"/>
-          <w:color w:val="000000"/>
+          <w:color w:val="C00000"/>
           <w:sz w:val="22"/>
         </w:rPr>
         <w:t>Ces textes contiennent un préambule présentant ses objectifs ainsi qu'un résumé de son contenu. Sauf cas particuliers,</w:t>
@@ -136,7 +136,7 @@
       <w:r>
         <w:rPr>
           <w:b w:val="0"/>
-          <w:color w:val="000000"/>
+          <w:color w:val="C00000"/>
           <w:sz w:val="22"/>
         </w:rPr>
         <w:t>son absence n'est pas de nature à entraîner la nullité de l'accord. La durée d'application des textes est de 5 ans, sauf</w:t>
@@ -378,7 +378,7 @@
       <w:r>
         <w:rPr>
           <w:b w:val="0"/>
-          <w:color w:val="000000"/>
+          <w:color w:val="BF5700"/>
           <w:sz w:val="22"/>
         </w:rPr>
         <w:t>vis des pouvoirs publics et exerce un rôle de veille en matière d'emploi et de conditions de travail notamment.</w:t>
@@ -394,7 +394,7 @@
           <w:color w:val="2F5496"/>
           <w:sz w:val="24"/>
         </w:rPr>
-        <w:t>DÉTERMINATION DE LA CONVENTION COLLECTIVE APPLICABLE B •</w:t>
+        <w:t>B • DÉTERMINATION DE LA CONVENTION COLLECTIVE APPLICABLE</w:t>
       </w:r>
     </w:p>
     <w:p>
@@ -404,7 +404,7 @@
       <w:r>
         <w:rPr>
           <w:b/>
-          <w:color w:val="006100"/>
+          <w:color w:val="BF5700"/>
           <w:sz w:val="24"/>
         </w:rPr>
         <w:t>PRINCIPES DE DÉTERMINATION DE LA CONVENTION COLLECTIVE APPLICABLE</w:t>
@@ -414,7 +414,7 @@
       <w:r>
         <w:rPr>
           <w:b w:val="0"/>
-          <w:color w:val="006100"/>
+          <w:color w:val="BF5700"/>
           <w:sz w:val="22"/>
         </w:rPr>
         <w:t>?</w:t>
@@ -427,7 +427,7 @@
       <w:r>
         <w:rPr>
           <w:b w:val="0"/>
-          <w:color w:val="006100"/>
+          <w:color w:val="BF5700"/>
           <w:sz w:val="22"/>
         </w:rPr>
         <w:t>Le critère de l'activité économique de l'entreprise et du champ professionnel</w:t>
@@ -437,7 +437,7 @@
       <w:r>
         <w:rPr>
           <w:b w:val="0"/>
-          <w:color w:val="006100"/>
+          <w:color w:val="BF5700"/>
           <w:sz w:val="22"/>
         </w:rPr>
         <w:t>Par principe, la convention collective applicable est déterminée par l'activité exercée par l'entreprise et non par</w:t>
@@ -447,7 +447,7 @@
       <w:r>
         <w:rPr>
           <w:b w:val="0"/>
-          <w:color w:val="006100"/>
+          <w:color w:val="BF5700"/>
           <w:sz w:val="22"/>
         </w:rPr>
         <w:t>l'activité du salarié. Cette recherche est facilitée par le code NAF de l'entreprise. Attribué par l'INSEE en fonction de</w:t>
@@ -457,7 +457,7 @@
       <w:r>
         <w:rPr>
           <w:b w:val="0"/>
-          <w:color w:val="006100"/>
+          <w:color w:val="BF5700"/>
           <w:sz w:val="22"/>
         </w:rPr>
         <w:t>l'activité de rattachement de l'entreprise, ce code n'a cependant qu'une valeur indicative. C'est en effet l'activité</w:t>
@@ -467,7 +467,7 @@
       <w:r>
         <w:rPr>
           <w:b w:val="0"/>
-          <w:color w:val="006100"/>
+          <w:color w:val="BF5700"/>
           <w:sz w:val="22"/>
         </w:rPr>
         <w:t>effectivement exercée qui est déterminante (L 2261-2 C. trav.) et autorise celui qui s'en prévaut d'en rapporter la</w:t>
@@ -477,7 +477,7 @@
       <w:r>
         <w:rPr>
           <w:b w:val="0"/>
-          <w:color w:val="006100"/>
+          <w:color w:val="BF5700"/>
           <w:sz w:val="22"/>
         </w:rPr>
         <w:t>preuve. En cas de pluralité d'activités, le rattachement de l'entreprise à une convention collective s'analyse au regard de</w:t>
@@ -487,7 +487,7 @@
       <w:r>
         <w:rPr>
           <w:b w:val="0"/>
-          <w:color w:val="006100"/>
+          <w:color w:val="BF5700"/>
           <w:sz w:val="22"/>
         </w:rPr>
         <w:t>son activité principale dont l'appréciation dépend du nombre de salarié si l'entreprise est industrielle ou du montant du</w:t>
@@ -497,7 +497,7 @@
       <w:r>
         <w:rPr>
           <w:b w:val="0"/>
-          <w:color w:val="006100"/>
+          <w:color w:val="BF5700"/>
           <w:sz w:val="22"/>
         </w:rPr>
         <w:t>chiffre d'affaires si l'entreprise est commerciale (art. L 2261-2. C.trav.). à cet égard et pour éviter des chevauchements</w:t>
@@ -507,7 +507,7 @@
       <w:r>
         <w:rPr>
           <w:b w:val="0"/>
-          <w:color w:val="006100"/>
+          <w:color w:val="00703C"/>
           <w:sz w:val="22"/>
         </w:rPr>
         <w:t>de normes, les entreprises pouvant en être l'objet peuvent librement instituer des clauses de départage réciproques</w:t>
@@ -517,7 +517,7 @@
       <w:r>
         <w:rPr>
           <w:b w:val="0"/>
-          <w:color w:val="006100"/>
+          <w:color w:val="BF5700"/>
           <w:sz w:val="22"/>
         </w:rPr>
         <w:t>facilitant la détermination de la convention applicable.</w:t>
@@ -527,7 +527,7 @@
       <w:r>
         <w:rPr>
           <w:b w:val="0"/>
-          <w:color w:val="006100"/>
+          <w:color w:val="BF5700"/>
           <w:sz w:val="22"/>
         </w:rPr>
         <w:t>En toute hypothèse, il ne peut être applique qu'une seule convention collective dans les relations collectives de travail.</w:t>
@@ -537,7 +537,7 @@
       <w:r>
         <w:rPr>
           <w:b w:val="0"/>
-          <w:color w:val="006100"/>
+          <w:color w:val="BF5700"/>
           <w:sz w:val="22"/>
         </w:rPr>
         <w:t>112</w:t>
@@ -547,7 +547,7 @@
       <w:r>
         <w:rPr>
           <w:b w:val="0"/>
-          <w:color w:val="006100"/>
+          <w:color w:val="BF5700"/>
           <w:sz w:val="22"/>
         </w:rPr>
         <w:t>éditions Corroy à 4 rue de Villars, 42000 Saint-etienne à 04 77 79 92 46 à infos@editions-corroy.fr</w:t>
@@ -557,18 +557,21 @@
       <w:r>
         <w:rPr>
           <w:b w:val="0"/>
-          <w:color w:val="006100"/>
+          <w:color w:val="BF5700"/>
           <w:sz w:val="22"/>
         </w:rPr>
         <w:t>COLLECTION DCG UE 3 à Droit social - Fiches de cours</w:t>
       </w:r>
     </w:p>
     <w:p>
+      <w:pPr>
+        <w:pStyle w:val="Heading2"/>
+      </w:pPr>
       <w:r>
         <w:rPr>
-          <w:b w:val="0"/>
-          <w:color w:val="006100"/>
-          <w:sz w:val="22"/>
+          <w:b/>
+          <w:color w:val="2F5496"/>
+          <w:sz w:val="24"/>
         </w:rPr>
         <w:t>DCGUE3F.qxp_DCGUE3F 24/07/2025 10:26 Page 112</w:t>
       </w:r>
@@ -580,7 +583,7 @@
       <w:r>
         <w:rPr>
           <w:b w:val="0"/>
-          <w:color w:val="006100"/>
+          <w:color w:val="000000"/>
           <w:sz w:val="22"/>
         </w:rPr>
         <w:t>Le critère territorial</w:t>
@@ -590,7 +593,7 @@
       <w:r>
         <w:rPr>
           <w:b w:val="0"/>
-          <w:color w:val="006100"/>
+          <w:color w:val="BF5700"/>
           <w:sz w:val="22"/>
         </w:rPr>
         <w:t>Sur ce point, les principes sont simples puisque territorialement, les conventions et accords peuvent avoir un domaine</w:t>
@@ -600,7 +603,7 @@
       <w:r>
         <w:rPr>
           <w:b w:val="0"/>
-          <w:color w:val="006100"/>
+          <w:color w:val="000000"/>
           <w:sz w:val="22"/>
         </w:rPr>
         <w:t>d'application national, régional, départemental ou local, c'est-à-dire dans le dernier cas, au niveau de l'établissement, de</w:t>
@@ -610,7 +613,7 @@
       <w:r>
         <w:rPr>
           <w:b w:val="0"/>
-          <w:color w:val="006100"/>
+          <w:color w:val="000000"/>
           <w:sz w:val="22"/>
         </w:rPr>
         <w:t>l'entreprise ou du groupe. C'est le texte lui-même qui détermine la portée géographique de son contenu.</w:t>
@@ -699,7 +702,7 @@
       <w:r>
         <w:rPr>
           <w:b w:val="0"/>
-          <w:color w:val="000000"/>
+          <w:color w:val="BF5700"/>
           <w:sz w:val="22"/>
         </w:rPr>
         <w:t>Les procédures d'extension et d'élargissement</w:t>
@@ -739,7 +742,7 @@
       <w:r>
         <w:rPr>
           <w:b w:val="0"/>
-          <w:color w:val="000000"/>
+          <w:color w:val="00703C"/>
           <w:sz w:val="22"/>
         </w:rPr>
         <w:t>L'extension. Elle consiste, par voie ministérielle, à étendre l'application d'une convention collective à toutes les à</w:t>
@@ -769,7 +772,7 @@
       <w:r>
         <w:rPr>
           <w:b w:val="0"/>
-          <w:color w:val="000000"/>
+          <w:color w:val="00703C"/>
           <w:sz w:val="22"/>
         </w:rPr>
         <w:t>L'élargissement. Il s'agit, par voie ministérielle, d'élargir le champ d'application d'une convention collective à</w:t>
@@ -789,7 +792,7 @@
       <w:r>
         <w:rPr>
           <w:b w:val="0"/>
-          <w:color w:val="000000"/>
+          <w:color w:val="BF5700"/>
           <w:sz w:val="22"/>
         </w:rPr>
         <w:t>trav.). Il suppose la réunion des conditions suivantes :</w:t>
@@ -835,7 +838,7 @@
       <w:r>
         <w:rPr>
           <w:b w:val="0"/>
-          <w:color w:val="000000"/>
+          <w:color w:val="BF5700"/>
           <w:sz w:val="22"/>
         </w:rPr>
         <w:t>le secteur territorial, objet de l'élargissement, doit présenter des conditions économiques (en cas</w:t>
@@ -868,7 +871,7 @@
       <w:r>
         <w:rPr>
           <w:b w:val="0"/>
-          <w:color w:val="000000"/>
+          <w:color w:val="00703C"/>
           <w:sz w:val="22"/>
         </w:rPr>
         <w:t>la convention ou l'accord objet de l'élargissement doit avoir été préalablement étendu.</w:t>
@@ -994,7 +997,7 @@
       <w:r>
         <w:rPr>
           <w:b w:val="0"/>
-          <w:color w:val="000000"/>
+          <w:color w:val="BF5700"/>
           <w:sz w:val="22"/>
         </w:rPr>
         <w:t>en appliquer les règles) doit être portée à la connaissance des représentants du personnel et de chaque salarié. En outre</w:t>
@@ -1004,7 +1007,7 @@
       <w:r>
         <w:rPr>
           <w:b w:val="0"/>
-          <w:color w:val="000000"/>
+          <w:color w:val="BF5700"/>
           <w:sz w:val="22"/>
         </w:rPr>
         <w:t>il est nécessaire de prévoir un délai de provenance susceptible de permettre l'ouverture de négociations à ce propos. à</w:t>
@@ -1058,7 +1061,7 @@
       <w:r>
         <w:rPr>
           <w:b w:val="0"/>
-          <w:color w:val="000000"/>
+          <w:color w:val="BF5700"/>
           <w:sz w:val="22"/>
         </w:rPr>
         <w:t>signataires. Les seules obligations de forme consistent en une notification de l'adhésion aux signataires et d'un dépôt</w:t>
@@ -1124,7 +1127,7 @@
           <w:color w:val="2F5496"/>
           <w:sz w:val="24"/>
         </w:rPr>
-        <w:t>LA CONVENTION OU L'ACCORD COLLECTIF D'ENTREPRISE OU II •</w:t>
+        <w:t>II • LA CONVENTION OU L'ACCORD COLLECTIF D'ENTREPRISE OU</w:t>
       </w:r>
     </w:p>
     <w:p>
@@ -1147,10 +1150,10 @@
       <w:r>
         <w:rPr>
           <w:b/>
-          <w:color w:val="006100"/>
+          <w:color w:val="BF5700"/>
           <w:sz w:val="24"/>
         </w:rPr>
-        <w:t>PRINCIPES A •</w:t>
+        <w:t>A • PRINCIPES</w:t>
       </w:r>
     </w:p>
     <w:p>
@@ -1263,11 +1266,14 @@
       </w:r>
     </w:p>
     <w:p>
+      <w:pPr>
+        <w:pStyle w:val="Heading2"/>
+      </w:pPr>
       <w:r>
         <w:rPr>
-          <w:b w:val="0"/>
-          <w:color w:val="000000"/>
-          <w:sz w:val="22"/>
+          <w:b/>
+          <w:color w:val="2F5496"/>
+          <w:sz w:val="24"/>
         </w:rPr>
         <w:t>DCGUE3F.qxp_DCGUE3F 24/07/2025 10:26 Page 113</w:t>
       </w:r>
@@ -1409,7 +1415,7 @@
       <w:r>
         <w:rPr>
           <w:b w:val="0"/>
-          <w:color w:val="000000"/>
+          <w:color w:val="BF5700"/>
           <w:sz w:val="22"/>
         </w:rPr>
         <w:t>majorité initiale requise. à défaut, le texte doit être soumis à référendum dans un délai de 2 mois.</w:t>
@@ -1435,7 +1441,7 @@
           <w:color w:val="2F5496"/>
           <w:sz w:val="24"/>
         </w:rPr>
-        <w:t>LES NOUVELLES POSSIBILITÉS B •</w:t>
+        <w:t>B • LES NOUVELLES POSSIBILITÉS</w:t>
       </w:r>
     </w:p>
     <w:p>
@@ -1495,7 +1501,7 @@
       <w:r>
         <w:rPr>
           <w:b w:val="0"/>
-          <w:color w:val="000000"/>
+          <w:color w:val="BF5700"/>
           <w:sz w:val="22"/>
         </w:rPr>
         <w:t>doit être communiqué à chaque salarié, ces derniers doivent alors disposer d'un délai d'examen de 15 jours minimum</w:t>
@@ -1711,7 +1717,7 @@
       <w:r>
         <w:rPr>
           <w:b w:val="0"/>
-          <w:color w:val="000000"/>
+          <w:color w:val="BF5700"/>
           <w:sz w:val="22"/>
         </w:rPr>
         <w:t>L'employeur doit alors informer les organisations syndicales de son intention d'engager des négociations.</w:t>
@@ -1821,7 +1827,7 @@
       <w:r>
         <w:rPr>
           <w:b w:val="0"/>
-          <w:color w:val="000000"/>
+          <w:color w:val="00703C"/>
           <w:sz w:val="22"/>
         </w:rPr>
         <w:t>L'adoption de l'accord signe par un salarié mandaté doit faire l'objet d'un référendum. Il doit être approuvé par les</w:t>
@@ -1847,7 +1853,7 @@
           <w:color w:val="2F5496"/>
           <w:sz w:val="24"/>
         </w:rPr>
-        <w:t>LES ACCORDS INTERPROFESSIONNELS III •</w:t>
+        <w:t>III • LES ACCORDS INTERPROFESSIONNELS</w:t>
       </w:r>
     </w:p>
     <w:p>
@@ -1860,7 +1866,7 @@
           <w:color w:val="2F5496"/>
           <w:sz w:val="24"/>
         </w:rPr>
-        <w:t>LES PARTENAIRES A •</w:t>
+        <w:t>A • LES PARTENAIRES</w:t>
       </w:r>
     </w:p>
     <w:p>
@@ -1950,11 +1956,14 @@
       </w:r>
     </w:p>
     <w:p>
+      <w:pPr>
+        <w:pStyle w:val="Heading2"/>
+      </w:pPr>
       <w:r>
         <w:rPr>
-          <w:b w:val="0"/>
-          <w:color w:val="000000"/>
-          <w:sz w:val="22"/>
+          <w:b/>
+          <w:color w:val="2F5496"/>
+          <w:sz w:val="24"/>
         </w:rPr>
         <w:t>DCGUE3F.qxp_DCGUE3F 24/07/2025 10:26 Page 114</w:t>
       </w:r>
@@ -2012,14 +2021,14 @@
           <w:color w:val="2F5496"/>
           <w:sz w:val="24"/>
         </w:rPr>
-        <w:t>ADOPTION DE L'ACCORD B •</w:t>
+        <w:t>B • ADOPTION DE L'ACCORD</w:t>
       </w:r>
     </w:p>
     <w:p>
       <w:r>
         <w:rPr>
           <w:b w:val="0"/>
-          <w:color w:val="000000"/>
+          <w:color w:val="BF5700"/>
           <w:sz w:val="22"/>
         </w:rPr>
         <w:t>L'accord doit être signe par une ou plusieurs organisations syndicales de salariés représentatives ayant recueilli au</w:t>
@@ -2085,7 +2094,7 @@
           <w:color w:val="2F5496"/>
           <w:sz w:val="24"/>
         </w:rPr>
-        <w:t>CONVENTION DE BRANCHE ET ACCORDS PROFESSIONNELS IV •</w:t>
+        <w:t>IV • CONVENTION DE BRANCHE ET ACCORDS PROFESSIONNELS</w:t>
       </w:r>
     </w:p>
     <w:p>
@@ -2098,7 +2107,7 @@
           <w:color w:val="2F5496"/>
           <w:sz w:val="24"/>
         </w:rPr>
-        <w:t>LES PARTENAIRES DE LA NÉGOCIATION A •</w:t>
+        <w:t>A • LES PARTENAIRES DE LA NÉGOCIATION</w:t>
       </w:r>
     </w:p>
     <w:p>
@@ -2161,7 +2170,7 @@
           <w:color w:val="2F5496"/>
           <w:sz w:val="24"/>
         </w:rPr>
-        <w:t>ADOPTION DE LA CONVENTION OU DE L'ACCORD B •</w:t>
+        <w:t>B • ADOPTION DE LA CONVENTION OU DE L'ACCORD</w:t>
       </w:r>
     </w:p>
     <w:p>
@@ -2224,7 +2233,7 @@
           <w:color w:val="2F5496"/>
           <w:sz w:val="24"/>
         </w:rPr>
-        <w:t>LA NÉGOCIATION DANS L'ENTREPRISE V •</w:t>
+        <w:t>V • LA NÉGOCIATION DANS L'ENTREPRISE</w:t>
       </w:r>
     </w:p>
     <w:p>
@@ -2237,7 +2246,7 @@
           <w:color w:val="2F5496"/>
           <w:sz w:val="24"/>
         </w:rPr>
-        <w:t>ORDRE PUBLIC A •</w:t>
+        <w:t>A • ORDRE PUBLIC</w:t>
       </w:r>
     </w:p>
     <w:p>
@@ -2326,7 +2335,7 @@
           <w:color w:val="2F5496"/>
           <w:sz w:val="24"/>
         </w:rPr>
-        <w:t>CHAMP DE LA NÉGOCIATION COLLECTIVE B •</w:t>
+        <w:t>B • CHAMP DE LA NÉGOCIATION COLLECTIVE</w:t>
       </w:r>
     </w:p>
     <w:p>
@@ -2392,7 +2401,7 @@
       <w:r>
         <w:rPr>
           <w:b w:val="0"/>
-          <w:color w:val="000000"/>
+          <w:color w:val="BF5700"/>
           <w:sz w:val="22"/>
         </w:rPr>
         <w:t>les informations que l'employeur doit délivrer en vue de la négociation ;</w:t>
@@ -2405,7 +2414,7 @@
       <w:r>
         <w:rPr>
           <w:b w:val="0"/>
-          <w:color w:val="000000"/>
+          <w:color w:val="BF5700"/>
           <w:sz w:val="22"/>
         </w:rPr>
         <w:t>les conditions et modalités de suivis des engagements pris par les parties.</w:t>
@@ -2421,14 +2430,14 @@
           <w:color w:val="2F5496"/>
           <w:sz w:val="24"/>
         </w:rPr>
-        <w:t>DISPOSITIONS SUPPLÉTIVES C •</w:t>
+        <w:t>C • DISPOSITIONS SUPPLÉTIVES</w:t>
       </w:r>
     </w:p>
     <w:p>
       <w:r>
         <w:rPr>
           <w:b w:val="0"/>
-          <w:color w:val="000000"/>
+          <w:color w:val="BF5700"/>
           <w:sz w:val="22"/>
         </w:rPr>
         <w:t>à défaut d'accord collectif, l'employeur doit engager des négociations :</w:t>
